--- a/FYP(GP20)_Initial Report.docx
+++ b/FYP(GP20)_Initial Report.docx
@@ -269,8 +269,16 @@
               <w:rPr>
                 <w:color w:val="000000"/>
               </w:rPr>
-              <w:t>Chan Tai Man</w:t>
-            </w:r>
+              <w:t xml:space="preserve">Cheung King </w:t>
+            </w:r>
+            <w:proofErr w:type="spellStart"/>
+            <w:r>
+              <w:rPr>
+                <w:color w:val="000000"/>
+              </w:rPr>
+              <w:t>Wa</w:t>
+            </w:r>
+            <w:proofErr w:type="spellEnd"/>
           </w:p>
           <w:p>
             <w:pPr>
@@ -282,7 +290,7 @@
               <w:rPr>
                 <w:color w:val="000000"/>
               </w:rPr>
-              <w:t>Lee Siu Ming</w:t>
+              <w:t>Wang Wai Shing</w:t>
             </w:r>
           </w:p>
           <w:p>
@@ -295,7 +303,7 @@
               <w:rPr>
                 <w:color w:val="000000"/>
               </w:rPr>
-              <w:t>Cheung Mary</w:t>
+              <w:t>Liang Fai Hung</w:t>
             </w:r>
           </w:p>
           <w:p>
@@ -308,7 +316,13 @@
               <w:rPr>
                 <w:color w:val="000000"/>
               </w:rPr>
-              <w:t>Wong Lucy</w:t>
+              <w:t>Siu Tsz Kin</w:t>
+            </w:r>
+            <w:r>
+              <w:rPr>
+                <w:color w:val="000000"/>
+              </w:rPr>
+              <w:tab/>
             </w:r>
           </w:p>
         </w:tc>
@@ -764,6 +778,12 @@
     </w:p>
     <w:sdt>
       <w:sdtPr>
+        <w:rPr>
+          <w:rFonts w:ascii="Times New Roman" w:eastAsia="Arial" w:hAnsi="Times New Roman" w:cs="Times New Roman"/>
+          <w:color w:val="auto"/>
+          <w:sz w:val="28"/>
+          <w:szCs w:val="24"/>
+        </w:rPr>
         <w:id w:val="-201707362"/>
         <w:docPartObj>
           <w:docPartGallery w:val="Table of Contents"/>
@@ -772,13 +792,9 @@
       </w:sdtPr>
       <w:sdtEndPr>
         <w:rPr>
-          <w:rFonts w:ascii="Times New Roman" w:eastAsia="Arial" w:hAnsi="Times New Roman" w:cs="Times New Roman"/>
           <w:b/>
           <w:bCs/>
           <w:noProof/>
-          <w:color w:val="auto"/>
-          <w:sz w:val="28"/>
-          <w:szCs w:val="24"/>
         </w:rPr>
       </w:sdtEndPr>
       <w:sdtContent>
@@ -815,7 +831,7 @@
           <w:r>
             <w:fldChar w:fldCharType="separate"/>
           </w:r>
-          <w:hyperlink w:anchor="_Toc214349771" w:history="1">
+          <w:hyperlink w:anchor="_Toc214367554" w:history="1">
             <w:r>
               <w:rPr>
                 <w:rStyle w:val="Hyperlink"/>
@@ -860,7 +876,7 @@
                 <w:noProof/>
                 <w:webHidden/>
               </w:rPr>
-              <w:instrText xml:space="preserve"> PAGEREF _Toc214349771 \h </w:instrText>
+              <w:instrText xml:space="preserve"> PAGEREF _Toc214367554 \h </w:instrText>
             </w:r>
             <w:r>
               <w:rPr>
@@ -900,10 +916,15 @@
             </w:tabs>
             <w:ind w:left="560"/>
             <w:rPr>
+              <w:rFonts w:asciiTheme="minorHAnsi" w:eastAsiaTheme="minorEastAsia" w:hAnsiTheme="minorHAnsi" w:cstheme="minorBidi"/>
               <w:noProof/>
+              <w:kern w:val="2"/>
+              <w:sz w:val="24"/>
+              <w:lang w:eastAsia="zh-TW"/>
+              <w14:ligatures w14:val="standardContextual"/>
             </w:rPr>
           </w:pPr>
-          <w:hyperlink w:anchor="_Toc214349772" w:history="1">
+          <w:hyperlink w:anchor="_Toc214367555" w:history="1">
             <w:r>
               <w:rPr>
                 <w:rStyle w:val="Hyperlink"/>
@@ -913,7 +934,12 @@
             </w:r>
             <w:r>
               <w:rPr>
-                <w:noProof/>
+                <w:rFonts w:asciiTheme="minorHAnsi" w:eastAsiaTheme="minorEastAsia" w:hAnsiTheme="minorHAnsi" w:cstheme="minorBidi"/>
+                <w:noProof/>
+                <w:kern w:val="2"/>
+                <w:sz w:val="24"/>
+                <w:lang w:eastAsia="zh-TW"/>
+                <w14:ligatures w14:val="standardContextual"/>
               </w:rPr>
               <w:tab/>
             </w:r>
@@ -943,7 +969,7 @@
                 <w:noProof/>
                 <w:webHidden/>
               </w:rPr>
-              <w:instrText xml:space="preserve"> PAGEREF _Toc214349772 \h </w:instrText>
+              <w:instrText xml:space="preserve"> PAGEREF _Toc214367555 \h </w:instrText>
             </w:r>
             <w:r>
               <w:rPr>
@@ -983,10 +1009,15 @@
             </w:tabs>
             <w:ind w:left="560"/>
             <w:rPr>
+              <w:rFonts w:asciiTheme="minorHAnsi" w:eastAsiaTheme="minorEastAsia" w:hAnsiTheme="minorHAnsi" w:cstheme="minorBidi"/>
               <w:noProof/>
+              <w:kern w:val="2"/>
+              <w:sz w:val="24"/>
+              <w:lang w:eastAsia="zh-TW"/>
+              <w14:ligatures w14:val="standardContextual"/>
             </w:rPr>
           </w:pPr>
-          <w:hyperlink w:anchor="_Toc214349773" w:history="1">
+          <w:hyperlink w:anchor="_Toc214367556" w:history="1">
             <w:r>
               <w:rPr>
                 <w:rStyle w:val="Hyperlink"/>
@@ -996,7 +1027,12 @@
             </w:r>
             <w:r>
               <w:rPr>
-                <w:noProof/>
+                <w:rFonts w:asciiTheme="minorHAnsi" w:eastAsiaTheme="minorEastAsia" w:hAnsiTheme="minorHAnsi" w:cstheme="minorBidi"/>
+                <w:noProof/>
+                <w:kern w:val="2"/>
+                <w:sz w:val="24"/>
+                <w:lang w:eastAsia="zh-TW"/>
+                <w14:ligatures w14:val="standardContextual"/>
               </w:rPr>
               <w:tab/>
             </w:r>
@@ -1026,7 +1062,7 @@
                 <w:noProof/>
                 <w:webHidden/>
               </w:rPr>
-              <w:instrText xml:space="preserve"> PAGEREF _Toc214349773 \h </w:instrText>
+              <w:instrText xml:space="preserve"> PAGEREF _Toc214367556 \h </w:instrText>
             </w:r>
             <w:r>
               <w:rPr>
@@ -1066,10 +1102,15 @@
             </w:tabs>
             <w:ind w:left="560"/>
             <w:rPr>
+              <w:rFonts w:asciiTheme="minorHAnsi" w:eastAsiaTheme="minorEastAsia" w:hAnsiTheme="minorHAnsi" w:cstheme="minorBidi"/>
               <w:noProof/>
+              <w:kern w:val="2"/>
+              <w:sz w:val="24"/>
+              <w:lang w:eastAsia="zh-TW"/>
+              <w14:ligatures w14:val="standardContextual"/>
             </w:rPr>
           </w:pPr>
-          <w:hyperlink w:anchor="_Toc214349774" w:history="1">
+          <w:hyperlink w:anchor="_Toc214367557" w:history="1">
             <w:r>
               <w:rPr>
                 <w:rStyle w:val="Hyperlink"/>
@@ -1079,7 +1120,12 @@
             </w:r>
             <w:r>
               <w:rPr>
-                <w:noProof/>
+                <w:rFonts w:asciiTheme="minorHAnsi" w:eastAsiaTheme="minorEastAsia" w:hAnsiTheme="minorHAnsi" w:cstheme="minorBidi"/>
+                <w:noProof/>
+                <w:kern w:val="2"/>
+                <w:sz w:val="24"/>
+                <w:lang w:eastAsia="zh-TW"/>
+                <w14:ligatures w14:val="standardContextual"/>
               </w:rPr>
               <w:tab/>
             </w:r>
@@ -1109,7 +1155,7 @@
                 <w:noProof/>
                 <w:webHidden/>
               </w:rPr>
-              <w:instrText xml:space="preserve"> PAGEREF _Toc214349774 \h </w:instrText>
+              <w:instrText xml:space="preserve"> PAGEREF _Toc214367557 \h </w:instrText>
             </w:r>
             <w:r>
               <w:rPr>
@@ -1149,10 +1195,15 @@
             </w:tabs>
             <w:ind w:left="560"/>
             <w:rPr>
+              <w:rFonts w:asciiTheme="minorHAnsi" w:eastAsiaTheme="minorEastAsia" w:hAnsiTheme="minorHAnsi" w:cstheme="minorBidi"/>
               <w:noProof/>
+              <w:kern w:val="2"/>
+              <w:sz w:val="24"/>
+              <w:lang w:eastAsia="zh-TW"/>
+              <w14:ligatures w14:val="standardContextual"/>
             </w:rPr>
           </w:pPr>
-          <w:hyperlink w:anchor="_Toc214349775" w:history="1">
+          <w:hyperlink w:anchor="_Toc214367558" w:history="1">
             <w:r>
               <w:rPr>
                 <w:rStyle w:val="Hyperlink"/>
@@ -1162,7 +1213,12 @@
             </w:r>
             <w:r>
               <w:rPr>
-                <w:noProof/>
+                <w:rFonts w:asciiTheme="minorHAnsi" w:eastAsiaTheme="minorEastAsia" w:hAnsiTheme="minorHAnsi" w:cstheme="minorBidi"/>
+                <w:noProof/>
+                <w:kern w:val="2"/>
+                <w:sz w:val="24"/>
+                <w:lang w:eastAsia="zh-TW"/>
+                <w14:ligatures w14:val="standardContextual"/>
               </w:rPr>
               <w:tab/>
             </w:r>
@@ -1192,7 +1248,7 @@
                 <w:noProof/>
                 <w:webHidden/>
               </w:rPr>
-              <w:instrText xml:space="preserve"> PAGEREF _Toc214349775 \h </w:instrText>
+              <w:instrText xml:space="preserve"> PAGEREF _Toc214367558 \h </w:instrText>
             </w:r>
             <w:r>
               <w:rPr>
@@ -1213,6 +1269,1398 @@
                 <w:webHidden/>
               </w:rPr>
               <w:t>5</w:t>
+            </w:r>
+            <w:r>
+              <w:rPr>
+                <w:noProof/>
+                <w:webHidden/>
+              </w:rPr>
+              <w:fldChar w:fldCharType="end"/>
+            </w:r>
+          </w:hyperlink>
+        </w:p>
+        <w:p>
+          <w:pPr>
+            <w:pStyle w:val="TOC1"/>
+            <w:tabs>
+              <w:tab w:val="left" w:pos="1920"/>
+              <w:tab w:val="right" w:leader="dot" w:pos="8630"/>
+            </w:tabs>
+            <w:rPr>
+              <w:rFonts w:asciiTheme="minorHAnsi" w:eastAsiaTheme="minorEastAsia" w:hAnsiTheme="minorHAnsi" w:cstheme="minorBidi"/>
+              <w:noProof/>
+              <w:kern w:val="2"/>
+              <w:sz w:val="24"/>
+              <w:lang w:eastAsia="zh-TW"/>
+              <w14:ligatures w14:val="standardContextual"/>
+            </w:rPr>
+          </w:pPr>
+          <w:hyperlink w:anchor="_Toc214367559" w:history="1">
+            <w:r>
+              <w:rPr>
+                <w:rStyle w:val="Hyperlink"/>
+                <w:noProof/>
+              </w:rPr>
+              <w:t>CHAPTER 2.</w:t>
+            </w:r>
+            <w:r>
+              <w:rPr>
+                <w:rFonts w:asciiTheme="minorHAnsi" w:eastAsiaTheme="minorEastAsia" w:hAnsiTheme="minorHAnsi" w:cstheme="minorBidi"/>
+                <w:noProof/>
+                <w:kern w:val="2"/>
+                <w:sz w:val="24"/>
+                <w:lang w:eastAsia="zh-TW"/>
+                <w14:ligatures w14:val="standardContextual"/>
+              </w:rPr>
+              <w:tab/>
+            </w:r>
+            <w:r>
+              <w:rPr>
+                <w:rStyle w:val="Hyperlink"/>
+                <w:noProof/>
+              </w:rPr>
+              <w:t>DRIVING QUESTION</w:t>
+            </w:r>
+            <w:r>
+              <w:rPr>
+                <w:noProof/>
+                <w:webHidden/>
+              </w:rPr>
+              <w:tab/>
+            </w:r>
+            <w:r>
+              <w:rPr>
+                <w:noProof/>
+                <w:webHidden/>
+              </w:rPr>
+              <w:fldChar w:fldCharType="begin"/>
+            </w:r>
+            <w:r>
+              <w:rPr>
+                <w:noProof/>
+                <w:webHidden/>
+              </w:rPr>
+              <w:instrText xml:space="preserve"> PAGEREF _Toc214367559 \h </w:instrText>
+            </w:r>
+            <w:r>
+              <w:rPr>
+                <w:noProof/>
+                <w:webHidden/>
+              </w:rPr>
+            </w:r>
+            <w:r>
+              <w:rPr>
+                <w:noProof/>
+                <w:webHidden/>
+              </w:rPr>
+              <w:fldChar w:fldCharType="separate"/>
+            </w:r>
+            <w:r>
+              <w:rPr>
+                <w:noProof/>
+                <w:webHidden/>
+              </w:rPr>
+              <w:t>7</w:t>
+            </w:r>
+            <w:r>
+              <w:rPr>
+                <w:noProof/>
+                <w:webHidden/>
+              </w:rPr>
+              <w:fldChar w:fldCharType="end"/>
+            </w:r>
+          </w:hyperlink>
+        </w:p>
+        <w:p>
+          <w:pPr>
+            <w:pStyle w:val="TOC2"/>
+            <w:tabs>
+              <w:tab w:val="left" w:pos="1200"/>
+              <w:tab w:val="right" w:leader="dot" w:pos="8630"/>
+            </w:tabs>
+            <w:ind w:left="560"/>
+            <w:rPr>
+              <w:rFonts w:asciiTheme="minorHAnsi" w:eastAsiaTheme="minorEastAsia" w:hAnsiTheme="minorHAnsi" w:cstheme="minorBidi"/>
+              <w:noProof/>
+              <w:kern w:val="2"/>
+              <w:sz w:val="24"/>
+              <w:lang w:eastAsia="zh-TW"/>
+              <w14:ligatures w14:val="standardContextual"/>
+            </w:rPr>
+          </w:pPr>
+          <w:hyperlink w:anchor="_Toc214367560" w:history="1">
+            <w:r>
+              <w:rPr>
+                <w:rStyle w:val="Hyperlink"/>
+                <w:noProof/>
+              </w:rPr>
+              <w:t>2.1</w:t>
+            </w:r>
+            <w:r>
+              <w:rPr>
+                <w:rFonts w:asciiTheme="minorHAnsi" w:eastAsiaTheme="minorEastAsia" w:hAnsiTheme="minorHAnsi" w:cstheme="minorBidi"/>
+                <w:noProof/>
+                <w:kern w:val="2"/>
+                <w:sz w:val="24"/>
+                <w:lang w:eastAsia="zh-TW"/>
+                <w14:ligatures w14:val="standardContextual"/>
+              </w:rPr>
+              <w:tab/>
+            </w:r>
+            <w:r>
+              <w:rPr>
+                <w:rStyle w:val="Hyperlink"/>
+                <w:noProof/>
+              </w:rPr>
+              <w:t>The Main Question</w:t>
+            </w:r>
+            <w:r>
+              <w:rPr>
+                <w:noProof/>
+                <w:webHidden/>
+              </w:rPr>
+              <w:tab/>
+            </w:r>
+            <w:r>
+              <w:rPr>
+                <w:noProof/>
+                <w:webHidden/>
+              </w:rPr>
+              <w:fldChar w:fldCharType="begin"/>
+            </w:r>
+            <w:r>
+              <w:rPr>
+                <w:noProof/>
+                <w:webHidden/>
+              </w:rPr>
+              <w:instrText xml:space="preserve"> PAGEREF _Toc214367560 \h </w:instrText>
+            </w:r>
+            <w:r>
+              <w:rPr>
+                <w:noProof/>
+                <w:webHidden/>
+              </w:rPr>
+            </w:r>
+            <w:r>
+              <w:rPr>
+                <w:noProof/>
+                <w:webHidden/>
+              </w:rPr>
+              <w:fldChar w:fldCharType="separate"/>
+            </w:r>
+            <w:r>
+              <w:rPr>
+                <w:noProof/>
+                <w:webHidden/>
+              </w:rPr>
+              <w:t>7</w:t>
+            </w:r>
+            <w:r>
+              <w:rPr>
+                <w:noProof/>
+                <w:webHidden/>
+              </w:rPr>
+              <w:fldChar w:fldCharType="end"/>
+            </w:r>
+          </w:hyperlink>
+        </w:p>
+        <w:p>
+          <w:pPr>
+            <w:pStyle w:val="TOC2"/>
+            <w:tabs>
+              <w:tab w:val="left" w:pos="1200"/>
+              <w:tab w:val="right" w:leader="dot" w:pos="8630"/>
+            </w:tabs>
+            <w:ind w:left="560"/>
+            <w:rPr>
+              <w:rFonts w:asciiTheme="minorHAnsi" w:eastAsiaTheme="minorEastAsia" w:hAnsiTheme="minorHAnsi" w:cstheme="minorBidi"/>
+              <w:noProof/>
+              <w:kern w:val="2"/>
+              <w:sz w:val="24"/>
+              <w:lang w:eastAsia="zh-TW"/>
+              <w14:ligatures w14:val="standardContextual"/>
+            </w:rPr>
+          </w:pPr>
+          <w:hyperlink w:anchor="_Toc214367561" w:history="1">
+            <w:r>
+              <w:rPr>
+                <w:rStyle w:val="Hyperlink"/>
+                <w:noProof/>
+              </w:rPr>
+              <w:t>2.2</w:t>
+            </w:r>
+            <w:r>
+              <w:rPr>
+                <w:rFonts w:asciiTheme="minorHAnsi" w:eastAsiaTheme="minorEastAsia" w:hAnsiTheme="minorHAnsi" w:cstheme="minorBidi"/>
+                <w:noProof/>
+                <w:kern w:val="2"/>
+                <w:sz w:val="24"/>
+                <w:lang w:eastAsia="zh-TW"/>
+                <w14:ligatures w14:val="standardContextual"/>
+              </w:rPr>
+              <w:tab/>
+            </w:r>
+            <w:r>
+              <w:rPr>
+                <w:rStyle w:val="Hyperlink"/>
+                <w:noProof/>
+              </w:rPr>
+              <w:t>What Human Activities Does StudyQuest Support?</w:t>
+            </w:r>
+            <w:r>
+              <w:rPr>
+                <w:noProof/>
+                <w:webHidden/>
+              </w:rPr>
+              <w:tab/>
+            </w:r>
+            <w:r>
+              <w:rPr>
+                <w:noProof/>
+                <w:webHidden/>
+              </w:rPr>
+              <w:fldChar w:fldCharType="begin"/>
+            </w:r>
+            <w:r>
+              <w:rPr>
+                <w:noProof/>
+                <w:webHidden/>
+              </w:rPr>
+              <w:instrText xml:space="preserve"> PAGEREF _Toc214367561 \h </w:instrText>
+            </w:r>
+            <w:r>
+              <w:rPr>
+                <w:noProof/>
+                <w:webHidden/>
+              </w:rPr>
+            </w:r>
+            <w:r>
+              <w:rPr>
+                <w:noProof/>
+                <w:webHidden/>
+              </w:rPr>
+              <w:fldChar w:fldCharType="separate"/>
+            </w:r>
+            <w:r>
+              <w:rPr>
+                <w:noProof/>
+                <w:webHidden/>
+              </w:rPr>
+              <w:t>7</w:t>
+            </w:r>
+            <w:r>
+              <w:rPr>
+                <w:noProof/>
+                <w:webHidden/>
+              </w:rPr>
+              <w:fldChar w:fldCharType="end"/>
+            </w:r>
+          </w:hyperlink>
+        </w:p>
+        <w:p>
+          <w:pPr>
+            <w:pStyle w:val="TOC2"/>
+            <w:tabs>
+              <w:tab w:val="left" w:pos="1200"/>
+              <w:tab w:val="right" w:leader="dot" w:pos="8630"/>
+            </w:tabs>
+            <w:ind w:left="560"/>
+            <w:rPr>
+              <w:rFonts w:asciiTheme="minorHAnsi" w:eastAsiaTheme="minorEastAsia" w:hAnsiTheme="minorHAnsi" w:cstheme="minorBidi"/>
+              <w:noProof/>
+              <w:kern w:val="2"/>
+              <w:sz w:val="24"/>
+              <w:lang w:eastAsia="zh-TW"/>
+              <w14:ligatures w14:val="standardContextual"/>
+            </w:rPr>
+          </w:pPr>
+          <w:hyperlink w:anchor="_Toc214367562" w:history="1">
+            <w:r>
+              <w:rPr>
+                <w:rStyle w:val="Hyperlink"/>
+                <w:noProof/>
+              </w:rPr>
+              <w:t>2.3</w:t>
+            </w:r>
+            <w:r>
+              <w:rPr>
+                <w:rFonts w:asciiTheme="minorHAnsi" w:eastAsiaTheme="minorEastAsia" w:hAnsiTheme="minorHAnsi" w:cstheme="minorBidi"/>
+                <w:noProof/>
+                <w:kern w:val="2"/>
+                <w:sz w:val="24"/>
+                <w:lang w:eastAsia="zh-TW"/>
+                <w14:ligatures w14:val="standardContextual"/>
+              </w:rPr>
+              <w:tab/>
+            </w:r>
+            <w:r>
+              <w:rPr>
+                <w:rStyle w:val="Hyperlink"/>
+                <w:noProof/>
+              </w:rPr>
+              <w:t>Software Engineering Methods Used</w:t>
+            </w:r>
+            <w:r>
+              <w:rPr>
+                <w:noProof/>
+                <w:webHidden/>
+              </w:rPr>
+              <w:tab/>
+            </w:r>
+            <w:r>
+              <w:rPr>
+                <w:noProof/>
+                <w:webHidden/>
+              </w:rPr>
+              <w:fldChar w:fldCharType="begin"/>
+            </w:r>
+            <w:r>
+              <w:rPr>
+                <w:noProof/>
+                <w:webHidden/>
+              </w:rPr>
+              <w:instrText xml:space="preserve"> PAGEREF _Toc214367562 \h </w:instrText>
+            </w:r>
+            <w:r>
+              <w:rPr>
+                <w:noProof/>
+                <w:webHidden/>
+              </w:rPr>
+            </w:r>
+            <w:r>
+              <w:rPr>
+                <w:noProof/>
+                <w:webHidden/>
+              </w:rPr>
+              <w:fldChar w:fldCharType="separate"/>
+            </w:r>
+            <w:r>
+              <w:rPr>
+                <w:noProof/>
+                <w:webHidden/>
+              </w:rPr>
+              <w:t>8</w:t>
+            </w:r>
+            <w:r>
+              <w:rPr>
+                <w:noProof/>
+                <w:webHidden/>
+              </w:rPr>
+              <w:fldChar w:fldCharType="end"/>
+            </w:r>
+          </w:hyperlink>
+        </w:p>
+        <w:p>
+          <w:pPr>
+            <w:pStyle w:val="TOC2"/>
+            <w:tabs>
+              <w:tab w:val="left" w:pos="1200"/>
+              <w:tab w:val="right" w:leader="dot" w:pos="8630"/>
+            </w:tabs>
+            <w:ind w:left="560"/>
+            <w:rPr>
+              <w:rFonts w:asciiTheme="minorHAnsi" w:eastAsiaTheme="minorEastAsia" w:hAnsiTheme="minorHAnsi" w:cstheme="minorBidi"/>
+              <w:noProof/>
+              <w:kern w:val="2"/>
+              <w:sz w:val="24"/>
+              <w:lang w:eastAsia="zh-TW"/>
+              <w14:ligatures w14:val="standardContextual"/>
+            </w:rPr>
+          </w:pPr>
+          <w:hyperlink w:anchor="_Toc214367563" w:history="1">
+            <w:r>
+              <w:rPr>
+                <w:rStyle w:val="Hyperlink"/>
+                <w:noProof/>
+              </w:rPr>
+              <w:t>2.4</w:t>
+            </w:r>
+            <w:r>
+              <w:rPr>
+                <w:rFonts w:asciiTheme="minorHAnsi" w:eastAsiaTheme="minorEastAsia" w:hAnsiTheme="minorHAnsi" w:cstheme="minorBidi"/>
+                <w:noProof/>
+                <w:kern w:val="2"/>
+                <w:sz w:val="24"/>
+                <w:lang w:eastAsia="zh-TW"/>
+                <w14:ligatures w14:val="standardContextual"/>
+              </w:rPr>
+              <w:tab/>
+            </w:r>
+            <w:r>
+              <w:rPr>
+                <w:rStyle w:val="Hyperlink"/>
+                <w:noProof/>
+              </w:rPr>
+              <w:t>How Technology Helps People</w:t>
+            </w:r>
+            <w:r>
+              <w:rPr>
+                <w:noProof/>
+                <w:webHidden/>
+              </w:rPr>
+              <w:tab/>
+            </w:r>
+            <w:r>
+              <w:rPr>
+                <w:noProof/>
+                <w:webHidden/>
+              </w:rPr>
+              <w:fldChar w:fldCharType="begin"/>
+            </w:r>
+            <w:r>
+              <w:rPr>
+                <w:noProof/>
+                <w:webHidden/>
+              </w:rPr>
+              <w:instrText xml:space="preserve"> PAGEREF _Toc214367563 \h </w:instrText>
+            </w:r>
+            <w:r>
+              <w:rPr>
+                <w:noProof/>
+                <w:webHidden/>
+              </w:rPr>
+            </w:r>
+            <w:r>
+              <w:rPr>
+                <w:noProof/>
+                <w:webHidden/>
+              </w:rPr>
+              <w:fldChar w:fldCharType="separate"/>
+            </w:r>
+            <w:r>
+              <w:rPr>
+                <w:noProof/>
+                <w:webHidden/>
+              </w:rPr>
+              <w:t>9</w:t>
+            </w:r>
+            <w:r>
+              <w:rPr>
+                <w:noProof/>
+                <w:webHidden/>
+              </w:rPr>
+              <w:fldChar w:fldCharType="end"/>
+            </w:r>
+          </w:hyperlink>
+        </w:p>
+        <w:p>
+          <w:pPr>
+            <w:pStyle w:val="TOC2"/>
+            <w:tabs>
+              <w:tab w:val="left" w:pos="1200"/>
+              <w:tab w:val="right" w:leader="dot" w:pos="8630"/>
+            </w:tabs>
+            <w:ind w:left="560"/>
+            <w:rPr>
+              <w:rFonts w:asciiTheme="minorHAnsi" w:eastAsiaTheme="minorEastAsia" w:hAnsiTheme="minorHAnsi" w:cstheme="minorBidi"/>
+              <w:noProof/>
+              <w:kern w:val="2"/>
+              <w:sz w:val="24"/>
+              <w:lang w:eastAsia="zh-TW"/>
+              <w14:ligatures w14:val="standardContextual"/>
+            </w:rPr>
+          </w:pPr>
+          <w:hyperlink w:anchor="_Toc214367564" w:history="1">
+            <w:r>
+              <w:rPr>
+                <w:rStyle w:val="Hyperlink"/>
+                <w:noProof/>
+              </w:rPr>
+              <w:t>2.5</w:t>
+            </w:r>
+            <w:r>
+              <w:rPr>
+                <w:rFonts w:asciiTheme="minorHAnsi" w:eastAsiaTheme="minorEastAsia" w:hAnsiTheme="minorHAnsi" w:cstheme="minorBidi"/>
+                <w:noProof/>
+                <w:kern w:val="2"/>
+                <w:sz w:val="24"/>
+                <w:lang w:eastAsia="zh-TW"/>
+                <w14:ligatures w14:val="standardContextual"/>
+              </w:rPr>
+              <w:tab/>
+            </w:r>
+            <w:r>
+              <w:rPr>
+                <w:rStyle w:val="Hyperlink"/>
+                <w:noProof/>
+              </w:rPr>
+              <w:t>Following Educational Technology Trends</w:t>
+            </w:r>
+            <w:r>
+              <w:rPr>
+                <w:noProof/>
+                <w:webHidden/>
+              </w:rPr>
+              <w:tab/>
+            </w:r>
+            <w:r>
+              <w:rPr>
+                <w:noProof/>
+                <w:webHidden/>
+              </w:rPr>
+              <w:fldChar w:fldCharType="begin"/>
+            </w:r>
+            <w:r>
+              <w:rPr>
+                <w:noProof/>
+                <w:webHidden/>
+              </w:rPr>
+              <w:instrText xml:space="preserve"> PAGEREF _Toc214367564 \h </w:instrText>
+            </w:r>
+            <w:r>
+              <w:rPr>
+                <w:noProof/>
+                <w:webHidden/>
+              </w:rPr>
+            </w:r>
+            <w:r>
+              <w:rPr>
+                <w:noProof/>
+                <w:webHidden/>
+              </w:rPr>
+              <w:fldChar w:fldCharType="separate"/>
+            </w:r>
+            <w:r>
+              <w:rPr>
+                <w:noProof/>
+                <w:webHidden/>
+              </w:rPr>
+              <w:t>10</w:t>
+            </w:r>
+            <w:r>
+              <w:rPr>
+                <w:noProof/>
+                <w:webHidden/>
+              </w:rPr>
+              <w:fldChar w:fldCharType="end"/>
+            </w:r>
+          </w:hyperlink>
+        </w:p>
+        <w:p>
+          <w:pPr>
+            <w:pStyle w:val="TOC2"/>
+            <w:tabs>
+              <w:tab w:val="left" w:pos="1200"/>
+              <w:tab w:val="right" w:leader="dot" w:pos="8630"/>
+            </w:tabs>
+            <w:ind w:left="560"/>
+            <w:rPr>
+              <w:rFonts w:asciiTheme="minorHAnsi" w:eastAsiaTheme="minorEastAsia" w:hAnsiTheme="minorHAnsi" w:cstheme="minorBidi"/>
+              <w:noProof/>
+              <w:kern w:val="2"/>
+              <w:sz w:val="24"/>
+              <w:lang w:eastAsia="zh-TW"/>
+              <w14:ligatures w14:val="standardContextual"/>
+            </w:rPr>
+          </w:pPr>
+          <w:hyperlink w:anchor="_Toc214367565" w:history="1">
+            <w:r>
+              <w:rPr>
+                <w:rStyle w:val="Hyperlink"/>
+                <w:noProof/>
+              </w:rPr>
+              <w:t>2.6</w:t>
+            </w:r>
+            <w:r>
+              <w:rPr>
+                <w:rFonts w:asciiTheme="minorHAnsi" w:eastAsiaTheme="minorEastAsia" w:hAnsiTheme="minorHAnsi" w:cstheme="minorBidi"/>
+                <w:noProof/>
+                <w:kern w:val="2"/>
+                <w:sz w:val="24"/>
+                <w:lang w:eastAsia="zh-TW"/>
+                <w14:ligatures w14:val="standardContextual"/>
+              </w:rPr>
+              <w:tab/>
+            </w:r>
+            <w:r>
+              <w:rPr>
+                <w:rStyle w:val="Hyperlink"/>
+                <w:noProof/>
+              </w:rPr>
+              <w:t>Summary</w:t>
+            </w:r>
+            <w:r>
+              <w:rPr>
+                <w:noProof/>
+                <w:webHidden/>
+              </w:rPr>
+              <w:tab/>
+            </w:r>
+            <w:r>
+              <w:rPr>
+                <w:noProof/>
+                <w:webHidden/>
+              </w:rPr>
+              <w:fldChar w:fldCharType="begin"/>
+            </w:r>
+            <w:r>
+              <w:rPr>
+                <w:noProof/>
+                <w:webHidden/>
+              </w:rPr>
+              <w:instrText xml:space="preserve"> PAGEREF _Toc214367565 \h </w:instrText>
+            </w:r>
+            <w:r>
+              <w:rPr>
+                <w:noProof/>
+                <w:webHidden/>
+              </w:rPr>
+            </w:r>
+            <w:r>
+              <w:rPr>
+                <w:noProof/>
+                <w:webHidden/>
+              </w:rPr>
+              <w:fldChar w:fldCharType="separate"/>
+            </w:r>
+            <w:r>
+              <w:rPr>
+                <w:noProof/>
+                <w:webHidden/>
+              </w:rPr>
+              <w:t>12</w:t>
+            </w:r>
+            <w:r>
+              <w:rPr>
+                <w:noProof/>
+                <w:webHidden/>
+              </w:rPr>
+              <w:fldChar w:fldCharType="end"/>
+            </w:r>
+          </w:hyperlink>
+        </w:p>
+        <w:p>
+          <w:pPr>
+            <w:pStyle w:val="TOC1"/>
+            <w:tabs>
+              <w:tab w:val="left" w:pos="1920"/>
+              <w:tab w:val="right" w:leader="dot" w:pos="8630"/>
+            </w:tabs>
+            <w:rPr>
+              <w:rFonts w:asciiTheme="minorHAnsi" w:eastAsiaTheme="minorEastAsia" w:hAnsiTheme="minorHAnsi" w:cstheme="minorBidi"/>
+              <w:noProof/>
+              <w:kern w:val="2"/>
+              <w:sz w:val="24"/>
+              <w:lang w:eastAsia="zh-TW"/>
+              <w14:ligatures w14:val="standardContextual"/>
+            </w:rPr>
+          </w:pPr>
+          <w:hyperlink w:anchor="_Toc214367566" w:history="1">
+            <w:r>
+              <w:rPr>
+                <w:rStyle w:val="Hyperlink"/>
+                <w:noProof/>
+              </w:rPr>
+              <w:t>CHAPTER 3.</w:t>
+            </w:r>
+            <w:r>
+              <w:rPr>
+                <w:rFonts w:asciiTheme="minorHAnsi" w:eastAsiaTheme="minorEastAsia" w:hAnsiTheme="minorHAnsi" w:cstheme="minorBidi"/>
+                <w:noProof/>
+                <w:kern w:val="2"/>
+                <w:sz w:val="24"/>
+                <w:lang w:eastAsia="zh-TW"/>
+                <w14:ligatures w14:val="standardContextual"/>
+              </w:rPr>
+              <w:tab/>
+            </w:r>
+            <w:r>
+              <w:rPr>
+                <w:rStyle w:val="Hyperlink"/>
+                <w:noProof/>
+              </w:rPr>
+              <w:t>PROBLEM ANALYSIS</w:t>
+            </w:r>
+            <w:r>
+              <w:rPr>
+                <w:noProof/>
+                <w:webHidden/>
+              </w:rPr>
+              <w:tab/>
+            </w:r>
+            <w:r>
+              <w:rPr>
+                <w:noProof/>
+                <w:webHidden/>
+              </w:rPr>
+              <w:fldChar w:fldCharType="begin"/>
+            </w:r>
+            <w:r>
+              <w:rPr>
+                <w:noProof/>
+                <w:webHidden/>
+              </w:rPr>
+              <w:instrText xml:space="preserve"> PAGEREF _Toc214367566 \h </w:instrText>
+            </w:r>
+            <w:r>
+              <w:rPr>
+                <w:noProof/>
+                <w:webHidden/>
+              </w:rPr>
+            </w:r>
+            <w:r>
+              <w:rPr>
+                <w:noProof/>
+                <w:webHidden/>
+              </w:rPr>
+              <w:fldChar w:fldCharType="separate"/>
+            </w:r>
+            <w:r>
+              <w:rPr>
+                <w:noProof/>
+                <w:webHidden/>
+              </w:rPr>
+              <w:t>13</w:t>
+            </w:r>
+            <w:r>
+              <w:rPr>
+                <w:noProof/>
+                <w:webHidden/>
+              </w:rPr>
+              <w:fldChar w:fldCharType="end"/>
+            </w:r>
+          </w:hyperlink>
+        </w:p>
+        <w:p>
+          <w:pPr>
+            <w:pStyle w:val="TOC2"/>
+            <w:tabs>
+              <w:tab w:val="left" w:pos="1200"/>
+              <w:tab w:val="right" w:leader="dot" w:pos="8630"/>
+            </w:tabs>
+            <w:ind w:left="560"/>
+            <w:rPr>
+              <w:rFonts w:asciiTheme="minorHAnsi" w:eastAsiaTheme="minorEastAsia" w:hAnsiTheme="minorHAnsi" w:cstheme="minorBidi"/>
+              <w:noProof/>
+              <w:kern w:val="2"/>
+              <w:sz w:val="24"/>
+              <w:lang w:eastAsia="zh-TW"/>
+              <w14:ligatures w14:val="standardContextual"/>
+            </w:rPr>
+          </w:pPr>
+          <w:hyperlink w:anchor="_Toc214367567" w:history="1">
+            <w:r>
+              <w:rPr>
+                <w:rStyle w:val="Hyperlink"/>
+                <w:noProof/>
+              </w:rPr>
+              <w:t>3.1</w:t>
+            </w:r>
+            <w:r>
+              <w:rPr>
+                <w:rFonts w:asciiTheme="minorHAnsi" w:eastAsiaTheme="minorEastAsia" w:hAnsiTheme="minorHAnsi" w:cstheme="minorBidi"/>
+                <w:noProof/>
+                <w:kern w:val="2"/>
+                <w:sz w:val="24"/>
+                <w:lang w:eastAsia="zh-TW"/>
+                <w14:ligatures w14:val="standardContextual"/>
+              </w:rPr>
+              <w:tab/>
+            </w:r>
+            <w:r>
+              <w:rPr>
+                <w:rStyle w:val="Hyperlink"/>
+                <w:noProof/>
+              </w:rPr>
+              <w:t>The Problem Students Face</w:t>
+            </w:r>
+            <w:r>
+              <w:rPr>
+                <w:noProof/>
+                <w:webHidden/>
+              </w:rPr>
+              <w:tab/>
+            </w:r>
+            <w:r>
+              <w:rPr>
+                <w:noProof/>
+                <w:webHidden/>
+              </w:rPr>
+              <w:fldChar w:fldCharType="begin"/>
+            </w:r>
+            <w:r>
+              <w:rPr>
+                <w:noProof/>
+                <w:webHidden/>
+              </w:rPr>
+              <w:instrText xml:space="preserve"> PAGEREF _Toc214367567 \h </w:instrText>
+            </w:r>
+            <w:r>
+              <w:rPr>
+                <w:noProof/>
+                <w:webHidden/>
+              </w:rPr>
+            </w:r>
+            <w:r>
+              <w:rPr>
+                <w:noProof/>
+                <w:webHidden/>
+              </w:rPr>
+              <w:fldChar w:fldCharType="separate"/>
+            </w:r>
+            <w:r>
+              <w:rPr>
+                <w:noProof/>
+                <w:webHidden/>
+              </w:rPr>
+              <w:t>13</w:t>
+            </w:r>
+            <w:r>
+              <w:rPr>
+                <w:noProof/>
+                <w:webHidden/>
+              </w:rPr>
+              <w:fldChar w:fldCharType="end"/>
+            </w:r>
+          </w:hyperlink>
+        </w:p>
+        <w:p>
+          <w:pPr>
+            <w:pStyle w:val="TOC2"/>
+            <w:tabs>
+              <w:tab w:val="left" w:pos="1200"/>
+              <w:tab w:val="right" w:leader="dot" w:pos="8630"/>
+            </w:tabs>
+            <w:ind w:left="560"/>
+            <w:rPr>
+              <w:rFonts w:asciiTheme="minorHAnsi" w:eastAsiaTheme="minorEastAsia" w:hAnsiTheme="minorHAnsi" w:cstheme="minorBidi"/>
+              <w:noProof/>
+              <w:kern w:val="2"/>
+              <w:sz w:val="24"/>
+              <w:lang w:eastAsia="zh-TW"/>
+              <w14:ligatures w14:val="standardContextual"/>
+            </w:rPr>
+          </w:pPr>
+          <w:hyperlink w:anchor="_Toc214367568" w:history="1">
+            <w:r>
+              <w:rPr>
+                <w:rStyle w:val="Hyperlink"/>
+                <w:noProof/>
+              </w:rPr>
+              <w:t>3.2</w:t>
+            </w:r>
+            <w:r>
+              <w:rPr>
+                <w:rFonts w:asciiTheme="minorHAnsi" w:eastAsiaTheme="minorEastAsia" w:hAnsiTheme="minorHAnsi" w:cstheme="minorBidi"/>
+                <w:noProof/>
+                <w:kern w:val="2"/>
+                <w:sz w:val="24"/>
+                <w:lang w:eastAsia="zh-TW"/>
+                <w14:ligatures w14:val="standardContextual"/>
+              </w:rPr>
+              <w:tab/>
+            </w:r>
+            <w:r>
+              <w:rPr>
+                <w:rStyle w:val="Hyperlink"/>
+                <w:noProof/>
+              </w:rPr>
+              <w:t>The Problem Parents Face</w:t>
+            </w:r>
+            <w:r>
+              <w:rPr>
+                <w:noProof/>
+                <w:webHidden/>
+              </w:rPr>
+              <w:tab/>
+            </w:r>
+            <w:r>
+              <w:rPr>
+                <w:noProof/>
+                <w:webHidden/>
+              </w:rPr>
+              <w:fldChar w:fldCharType="begin"/>
+            </w:r>
+            <w:r>
+              <w:rPr>
+                <w:noProof/>
+                <w:webHidden/>
+              </w:rPr>
+              <w:instrText xml:space="preserve"> PAGEREF _Toc214367568 \h </w:instrText>
+            </w:r>
+            <w:r>
+              <w:rPr>
+                <w:noProof/>
+                <w:webHidden/>
+              </w:rPr>
+            </w:r>
+            <w:r>
+              <w:rPr>
+                <w:noProof/>
+                <w:webHidden/>
+              </w:rPr>
+              <w:fldChar w:fldCharType="separate"/>
+            </w:r>
+            <w:r>
+              <w:rPr>
+                <w:noProof/>
+                <w:webHidden/>
+              </w:rPr>
+              <w:t>14</w:t>
+            </w:r>
+            <w:r>
+              <w:rPr>
+                <w:noProof/>
+                <w:webHidden/>
+              </w:rPr>
+              <w:fldChar w:fldCharType="end"/>
+            </w:r>
+          </w:hyperlink>
+        </w:p>
+        <w:p>
+          <w:pPr>
+            <w:pStyle w:val="TOC2"/>
+            <w:tabs>
+              <w:tab w:val="left" w:pos="1200"/>
+              <w:tab w:val="right" w:leader="dot" w:pos="8630"/>
+            </w:tabs>
+            <w:ind w:left="560"/>
+            <w:rPr>
+              <w:rFonts w:asciiTheme="minorHAnsi" w:eastAsiaTheme="minorEastAsia" w:hAnsiTheme="minorHAnsi" w:cstheme="minorBidi"/>
+              <w:noProof/>
+              <w:kern w:val="2"/>
+              <w:sz w:val="24"/>
+              <w:lang w:eastAsia="zh-TW"/>
+              <w14:ligatures w14:val="standardContextual"/>
+            </w:rPr>
+          </w:pPr>
+          <w:hyperlink w:anchor="_Toc214367569" w:history="1">
+            <w:r>
+              <w:rPr>
+                <w:rStyle w:val="Hyperlink"/>
+                <w:noProof/>
+              </w:rPr>
+              <w:t>3.3</w:t>
+            </w:r>
+            <w:r>
+              <w:rPr>
+                <w:rFonts w:asciiTheme="minorHAnsi" w:eastAsiaTheme="minorEastAsia" w:hAnsiTheme="minorHAnsi" w:cstheme="minorBidi"/>
+                <w:noProof/>
+                <w:kern w:val="2"/>
+                <w:sz w:val="24"/>
+                <w:lang w:eastAsia="zh-TW"/>
+                <w14:ligatures w14:val="standardContextual"/>
+              </w:rPr>
+              <w:tab/>
+            </w:r>
+            <w:r>
+              <w:rPr>
+                <w:rStyle w:val="Hyperlink"/>
+                <w:noProof/>
+              </w:rPr>
+              <w:t>Why Current Solutions Don't Work Well</w:t>
+            </w:r>
+            <w:r>
+              <w:rPr>
+                <w:noProof/>
+                <w:webHidden/>
+              </w:rPr>
+              <w:tab/>
+            </w:r>
+            <w:r>
+              <w:rPr>
+                <w:noProof/>
+                <w:webHidden/>
+              </w:rPr>
+              <w:fldChar w:fldCharType="begin"/>
+            </w:r>
+            <w:r>
+              <w:rPr>
+                <w:noProof/>
+                <w:webHidden/>
+              </w:rPr>
+              <w:instrText xml:space="preserve"> PAGEREF _Toc214367569 \h </w:instrText>
+            </w:r>
+            <w:r>
+              <w:rPr>
+                <w:noProof/>
+                <w:webHidden/>
+              </w:rPr>
+            </w:r>
+            <w:r>
+              <w:rPr>
+                <w:noProof/>
+                <w:webHidden/>
+              </w:rPr>
+              <w:fldChar w:fldCharType="separate"/>
+            </w:r>
+            <w:r>
+              <w:rPr>
+                <w:noProof/>
+                <w:webHidden/>
+              </w:rPr>
+              <w:t>15</w:t>
+            </w:r>
+            <w:r>
+              <w:rPr>
+                <w:noProof/>
+                <w:webHidden/>
+              </w:rPr>
+              <w:fldChar w:fldCharType="end"/>
+            </w:r>
+          </w:hyperlink>
+        </w:p>
+        <w:p>
+          <w:pPr>
+            <w:pStyle w:val="TOC2"/>
+            <w:tabs>
+              <w:tab w:val="left" w:pos="1200"/>
+              <w:tab w:val="right" w:leader="dot" w:pos="8630"/>
+            </w:tabs>
+            <w:ind w:left="560"/>
+            <w:rPr>
+              <w:rFonts w:asciiTheme="minorHAnsi" w:eastAsiaTheme="minorEastAsia" w:hAnsiTheme="minorHAnsi" w:cstheme="minorBidi"/>
+              <w:noProof/>
+              <w:kern w:val="2"/>
+              <w:sz w:val="24"/>
+              <w:lang w:eastAsia="zh-TW"/>
+              <w14:ligatures w14:val="standardContextual"/>
+            </w:rPr>
+          </w:pPr>
+          <w:hyperlink w:anchor="_Toc214367570" w:history="1">
+            <w:r>
+              <w:rPr>
+                <w:rStyle w:val="Hyperlink"/>
+                <w:noProof/>
+              </w:rPr>
+              <w:t>3.4</w:t>
+            </w:r>
+            <w:r>
+              <w:rPr>
+                <w:rFonts w:asciiTheme="minorHAnsi" w:eastAsiaTheme="minorEastAsia" w:hAnsiTheme="minorHAnsi" w:cstheme="minorBidi"/>
+                <w:noProof/>
+                <w:kern w:val="2"/>
+                <w:sz w:val="24"/>
+                <w:lang w:eastAsia="zh-TW"/>
+                <w14:ligatures w14:val="standardContextual"/>
+              </w:rPr>
+              <w:tab/>
+            </w:r>
+            <w:r>
+              <w:rPr>
+                <w:rStyle w:val="Hyperlink"/>
+                <w:noProof/>
+              </w:rPr>
+              <w:t>What a Good Solution Needs</w:t>
+            </w:r>
+            <w:r>
+              <w:rPr>
+                <w:noProof/>
+                <w:webHidden/>
+              </w:rPr>
+              <w:tab/>
+            </w:r>
+            <w:r>
+              <w:rPr>
+                <w:noProof/>
+                <w:webHidden/>
+              </w:rPr>
+              <w:fldChar w:fldCharType="begin"/>
+            </w:r>
+            <w:r>
+              <w:rPr>
+                <w:noProof/>
+                <w:webHidden/>
+              </w:rPr>
+              <w:instrText xml:space="preserve"> PAGEREF _Toc214367570 \h </w:instrText>
+            </w:r>
+            <w:r>
+              <w:rPr>
+                <w:noProof/>
+                <w:webHidden/>
+              </w:rPr>
+            </w:r>
+            <w:r>
+              <w:rPr>
+                <w:noProof/>
+                <w:webHidden/>
+              </w:rPr>
+              <w:fldChar w:fldCharType="separate"/>
+            </w:r>
+            <w:r>
+              <w:rPr>
+                <w:noProof/>
+                <w:webHidden/>
+              </w:rPr>
+              <w:t>17</w:t>
+            </w:r>
+            <w:r>
+              <w:rPr>
+                <w:noProof/>
+                <w:webHidden/>
+              </w:rPr>
+              <w:fldChar w:fldCharType="end"/>
+            </w:r>
+          </w:hyperlink>
+        </w:p>
+        <w:p>
+          <w:pPr>
+            <w:pStyle w:val="TOC2"/>
+            <w:tabs>
+              <w:tab w:val="left" w:pos="1200"/>
+              <w:tab w:val="right" w:leader="dot" w:pos="8630"/>
+            </w:tabs>
+            <w:ind w:left="560"/>
+            <w:rPr>
+              <w:rFonts w:asciiTheme="minorHAnsi" w:eastAsiaTheme="minorEastAsia" w:hAnsiTheme="minorHAnsi" w:cstheme="minorBidi"/>
+              <w:noProof/>
+              <w:kern w:val="2"/>
+              <w:sz w:val="24"/>
+              <w:lang w:eastAsia="zh-TW"/>
+              <w14:ligatures w14:val="standardContextual"/>
+            </w:rPr>
+          </w:pPr>
+          <w:hyperlink w:anchor="_Toc214367571" w:history="1">
+            <w:r>
+              <w:rPr>
+                <w:rStyle w:val="Hyperlink"/>
+                <w:noProof/>
+              </w:rPr>
+              <w:t>3.5</w:t>
+            </w:r>
+            <w:r>
+              <w:rPr>
+                <w:rFonts w:asciiTheme="minorHAnsi" w:eastAsiaTheme="minorEastAsia" w:hAnsiTheme="minorHAnsi" w:cstheme="minorBidi"/>
+                <w:noProof/>
+                <w:kern w:val="2"/>
+                <w:sz w:val="24"/>
+                <w:lang w:eastAsia="zh-TW"/>
+                <w14:ligatures w14:val="standardContextual"/>
+              </w:rPr>
+              <w:tab/>
+            </w:r>
+            <w:r>
+              <w:rPr>
+                <w:rStyle w:val="Hyperlink"/>
+                <w:noProof/>
+              </w:rPr>
+              <w:t>How StudyQuest Addresses These Needs</w:t>
+            </w:r>
+            <w:r>
+              <w:rPr>
+                <w:noProof/>
+                <w:webHidden/>
+              </w:rPr>
+              <w:tab/>
+            </w:r>
+            <w:r>
+              <w:rPr>
+                <w:noProof/>
+                <w:webHidden/>
+              </w:rPr>
+              <w:fldChar w:fldCharType="begin"/>
+            </w:r>
+            <w:r>
+              <w:rPr>
+                <w:noProof/>
+                <w:webHidden/>
+              </w:rPr>
+              <w:instrText xml:space="preserve"> PAGEREF _Toc214367571 \h </w:instrText>
+            </w:r>
+            <w:r>
+              <w:rPr>
+                <w:noProof/>
+                <w:webHidden/>
+              </w:rPr>
+            </w:r>
+            <w:r>
+              <w:rPr>
+                <w:noProof/>
+                <w:webHidden/>
+              </w:rPr>
+              <w:fldChar w:fldCharType="separate"/>
+            </w:r>
+            <w:r>
+              <w:rPr>
+                <w:noProof/>
+                <w:webHidden/>
+              </w:rPr>
+              <w:t>19</w:t>
+            </w:r>
+            <w:r>
+              <w:rPr>
+                <w:noProof/>
+                <w:webHidden/>
+              </w:rPr>
+              <w:fldChar w:fldCharType="end"/>
+            </w:r>
+          </w:hyperlink>
+        </w:p>
+        <w:p>
+          <w:pPr>
+            <w:pStyle w:val="TOC2"/>
+            <w:tabs>
+              <w:tab w:val="left" w:pos="1200"/>
+              <w:tab w:val="right" w:leader="dot" w:pos="8630"/>
+            </w:tabs>
+            <w:ind w:left="560"/>
+            <w:rPr>
+              <w:rFonts w:asciiTheme="minorHAnsi" w:eastAsiaTheme="minorEastAsia" w:hAnsiTheme="minorHAnsi" w:cstheme="minorBidi"/>
+              <w:noProof/>
+              <w:kern w:val="2"/>
+              <w:sz w:val="24"/>
+              <w:lang w:eastAsia="zh-TW"/>
+              <w14:ligatures w14:val="standardContextual"/>
+            </w:rPr>
+          </w:pPr>
+          <w:hyperlink w:anchor="_Toc214367572" w:history="1">
+            <w:r>
+              <w:rPr>
+                <w:rStyle w:val="Hyperlink"/>
+                <w:noProof/>
+              </w:rPr>
+              <w:t>3.6</w:t>
+            </w:r>
+            <w:r>
+              <w:rPr>
+                <w:rFonts w:asciiTheme="minorHAnsi" w:eastAsiaTheme="minorEastAsia" w:hAnsiTheme="minorHAnsi" w:cstheme="minorBidi"/>
+                <w:noProof/>
+                <w:kern w:val="2"/>
+                <w:sz w:val="24"/>
+                <w:lang w:eastAsia="zh-TW"/>
+                <w14:ligatures w14:val="standardContextual"/>
+              </w:rPr>
+              <w:tab/>
+            </w:r>
+            <w:r>
+              <w:rPr>
+                <w:rStyle w:val="Hyperlink"/>
+                <w:noProof/>
+              </w:rPr>
+              <w:t>Summary</w:t>
+            </w:r>
+            <w:r>
+              <w:rPr>
+                <w:noProof/>
+                <w:webHidden/>
+              </w:rPr>
+              <w:tab/>
+            </w:r>
+            <w:r>
+              <w:rPr>
+                <w:noProof/>
+                <w:webHidden/>
+              </w:rPr>
+              <w:fldChar w:fldCharType="begin"/>
+            </w:r>
+            <w:r>
+              <w:rPr>
+                <w:noProof/>
+                <w:webHidden/>
+              </w:rPr>
+              <w:instrText xml:space="preserve"> PAGEREF _Toc214367572 \h </w:instrText>
+            </w:r>
+            <w:r>
+              <w:rPr>
+                <w:noProof/>
+                <w:webHidden/>
+              </w:rPr>
+            </w:r>
+            <w:r>
+              <w:rPr>
+                <w:noProof/>
+                <w:webHidden/>
+              </w:rPr>
+              <w:fldChar w:fldCharType="separate"/>
+            </w:r>
+            <w:r>
+              <w:rPr>
+                <w:noProof/>
+                <w:webHidden/>
+              </w:rPr>
+              <w:t>20</w:t>
+            </w:r>
+            <w:r>
+              <w:rPr>
+                <w:noProof/>
+                <w:webHidden/>
+              </w:rPr>
+              <w:fldChar w:fldCharType="end"/>
+            </w:r>
+          </w:hyperlink>
+        </w:p>
+        <w:p>
+          <w:pPr>
+            <w:pStyle w:val="TOC1"/>
+            <w:tabs>
+              <w:tab w:val="left" w:pos="1920"/>
+              <w:tab w:val="right" w:leader="dot" w:pos="8630"/>
+            </w:tabs>
+            <w:rPr>
+              <w:rFonts w:asciiTheme="minorHAnsi" w:eastAsiaTheme="minorEastAsia" w:hAnsiTheme="minorHAnsi" w:cstheme="minorBidi"/>
+              <w:noProof/>
+              <w:kern w:val="2"/>
+              <w:sz w:val="24"/>
+              <w:lang w:eastAsia="zh-TW"/>
+              <w14:ligatures w14:val="standardContextual"/>
+            </w:rPr>
+          </w:pPr>
+          <w:hyperlink w:anchor="_Toc214367573" w:history="1">
+            <w:r>
+              <w:rPr>
+                <w:rStyle w:val="Hyperlink"/>
+                <w:noProof/>
+              </w:rPr>
+              <w:t>CHAPTER 4.</w:t>
+            </w:r>
+            <w:r>
+              <w:rPr>
+                <w:rFonts w:asciiTheme="minorHAnsi" w:eastAsiaTheme="minorEastAsia" w:hAnsiTheme="minorHAnsi" w:cstheme="minorBidi"/>
+                <w:noProof/>
+                <w:kern w:val="2"/>
+                <w:sz w:val="24"/>
+                <w:lang w:eastAsia="zh-TW"/>
+                <w14:ligatures w14:val="standardContextual"/>
+              </w:rPr>
+              <w:tab/>
+            </w:r>
+            <w:r>
+              <w:rPr>
+                <w:rStyle w:val="Hyperlink"/>
+                <w:noProof/>
+              </w:rPr>
+              <w:t>REFERENCES</w:t>
+            </w:r>
+            <w:r>
+              <w:rPr>
+                <w:noProof/>
+                <w:webHidden/>
+              </w:rPr>
+              <w:tab/>
+            </w:r>
+            <w:r>
+              <w:rPr>
+                <w:noProof/>
+                <w:webHidden/>
+              </w:rPr>
+              <w:fldChar w:fldCharType="begin"/>
+            </w:r>
+            <w:r>
+              <w:rPr>
+                <w:noProof/>
+                <w:webHidden/>
+              </w:rPr>
+              <w:instrText xml:space="preserve"> PAGEREF _Toc214367573 \h </w:instrText>
+            </w:r>
+            <w:r>
+              <w:rPr>
+                <w:noProof/>
+                <w:webHidden/>
+              </w:rPr>
+            </w:r>
+            <w:r>
+              <w:rPr>
+                <w:noProof/>
+                <w:webHidden/>
+              </w:rPr>
+              <w:fldChar w:fldCharType="separate"/>
+            </w:r>
+            <w:r>
+              <w:rPr>
+                <w:noProof/>
+                <w:webHidden/>
+              </w:rPr>
+              <w:t>22</w:t>
             </w:r>
             <w:r>
               <w:rPr>
@@ -1255,77 +2703,139 @@
     <w:p>
       <w:pPr>
         <w:pStyle w:val="Title"/>
-      </w:pPr>
-      <w:r>
+        <w:rPr>
+          <w:color w:val="4472C4" w:themeColor="accent1"/>
+        </w:rPr>
+      </w:pPr>
+      <w:r>
+        <w:rPr>
+          <w:color w:val="4472C4" w:themeColor="accent1"/>
+        </w:rPr>
         <w:lastRenderedPageBreak/>
         <w:t>ABSTRACT</w:t>
       </w:r>
     </w:p>
     <w:p>
       <w:pPr>
-        <w:pStyle w:val="NormalWeb"/>
-      </w:pPr>
-      <w:r>
+        <w:rPr>
+          <w:lang w:eastAsia="zh-TW"/>
+        </w:rPr>
+      </w:pPr>
+      <w:r>
+        <w:rPr>
+          <w:lang w:eastAsia="zh-TW"/>
+        </w:rPr>
         <w:t xml:space="preserve">This report describes the planning for </w:t>
       </w:r>
       <w:proofErr w:type="spellStart"/>
       <w:r>
         <w:rPr>
-          <w:rStyle w:val="Strong"/>
-          <w:rFonts w:eastAsiaTheme="majorEastAsia"/>
+          <w:b/>
+          <w:bCs/>
+          <w:lang w:eastAsia="zh-TW"/>
         </w:rPr>
         <w:t>StudyQuest</w:t>
       </w:r>
       <w:proofErr w:type="spellEnd"/>
       <w:r>
-        <w:t xml:space="preserve">, a mobile and web application that helps secondary school students (ages 13-18) build better study habits. Many students struggle to study consistently, and parents want to help but don't know how. </w:t>
+        <w:rPr>
+          <w:lang w:eastAsia="zh-TW"/>
+        </w:rPr>
+        <w:t xml:space="preserve">, a mobile and web application that helps secondary school students (ages 13-18) build better study habits. Many students struggle to study consistently, and parents want to help but </w:t>
+      </w:r>
+      <w:proofErr w:type="gramStart"/>
+      <w:r>
+        <w:rPr>
+          <w:lang w:eastAsia="zh-TW"/>
+        </w:rPr>
+        <w:t>don't</w:t>
+      </w:r>
+      <w:proofErr w:type="gramEnd"/>
+      <w:r>
+        <w:rPr>
+          <w:lang w:eastAsia="zh-TW"/>
+        </w:rPr>
+        <w:t xml:space="preserve"> know how. </w:t>
       </w:r>
       <w:proofErr w:type="spellStart"/>
       <w:r>
+        <w:rPr>
+          <w:lang w:eastAsia="zh-TW"/>
+        </w:rPr>
         <w:t>StudyQuest</w:t>
       </w:r>
       <w:proofErr w:type="spellEnd"/>
       <w:r>
+        <w:rPr>
+          <w:lang w:eastAsia="zh-TW"/>
+        </w:rPr>
         <w:t xml:space="preserve"> solves this problem by making studying fun and giving parents useful information about their child's progress.</w:t>
       </w:r>
     </w:p>
     <w:p>
       <w:pPr>
-        <w:pStyle w:val="NormalWeb"/>
-      </w:pPr>
-      <w:r>
+        <w:rPr>
+          <w:lang w:eastAsia="zh-TW"/>
+        </w:rPr>
+      </w:pPr>
+      <w:r>
+        <w:rPr>
+          <w:lang w:eastAsia="zh-TW"/>
+        </w:rPr>
         <w:t>The app uses three main approaches: game-like features to keep students motivated, dashboards for parents to track progress and set rewards, and AI tools to give personalized study plans and instant help. Students can track their study time, earn points and badges, compete with friends, and get an AI assistant for questions. Parents can see what their children are studying, create custom goals and rewards, and receive progress reports.</w:t>
       </w:r>
     </w:p>
     <w:p>
       <w:pPr>
-        <w:pStyle w:val="NormalWeb"/>
-      </w:pPr>
-      <w:r>
+        <w:rPr>
+          <w:lang w:eastAsia="zh-TW"/>
+        </w:rPr>
+      </w:pPr>
+      <w:r>
+        <w:rPr>
+          <w:lang w:eastAsia="zh-TW"/>
+        </w:rPr>
         <w:t xml:space="preserve">This report explains the problem, how </w:t>
       </w:r>
       <w:proofErr w:type="spellStart"/>
       <w:r>
+        <w:rPr>
+          <w:lang w:eastAsia="zh-TW"/>
+        </w:rPr>
         <w:t>StudyQuest</w:t>
       </w:r>
       <w:proofErr w:type="spellEnd"/>
       <w:r>
+        <w:rPr>
+          <w:lang w:eastAsia="zh-TW"/>
+        </w:rPr>
         <w:t xml:space="preserve"> solves it, what technology will be used, and the development plan. The app will be built using React.js for the user interface, Node.js and PostgreSQL for storing data, and AI services from </w:t>
       </w:r>
       <w:proofErr w:type="spellStart"/>
       <w:r>
+        <w:rPr>
+          <w:lang w:eastAsia="zh-TW"/>
+        </w:rPr>
         <w:t>Groq</w:t>
       </w:r>
       <w:proofErr w:type="spellEnd"/>
       <w:r>
+        <w:rPr>
+          <w:lang w:eastAsia="zh-TW"/>
+        </w:rPr>
         <w:t xml:space="preserve"> and DeepSeek. Development will happen in three stages: first the basic features, then social features like leaderboards, and finally improvements and testing.</w:t>
       </w:r>
     </w:p>
     <w:p>
       <w:pPr>
-        <w:pStyle w:val="NormalWeb"/>
-      </w:pPr>
-      <w:r>
+        <w:rPr>
+          <w:lang w:eastAsia="zh-TW"/>
+        </w:rPr>
+      </w:pPr>
+      <w:r>
+        <w:rPr>
+          <w:lang w:eastAsia="zh-TW"/>
+        </w:rPr>
         <w:t>The project demonstrates how modern software development methods can create useful tools that help students learn better and help families work together on education.</w:t>
       </w:r>
     </w:p>
@@ -1333,11 +2843,15 @@
       <w:pPr>
         <w:spacing w:after="160" w:line="278" w:lineRule="auto"/>
         <w:rPr>
-          <w:lang w:eastAsia="zh-TW"/>
-        </w:rPr>
-      </w:pPr>
-      <w:r>
-        <w:rPr>
+          <w:rFonts w:eastAsia="Times New Roman"/>
+          <w:sz w:val="24"/>
+          <w:lang w:eastAsia="zh-TW"/>
+        </w:rPr>
+      </w:pPr>
+      <w:r>
+        <w:rPr>
+          <w:rFonts w:eastAsia="Times New Roman"/>
+          <w:sz w:val="24"/>
           <w:lang w:eastAsia="zh-TW"/>
         </w:rPr>
         <w:br w:type="page"/>
@@ -1345,14 +2859,271 @@
     </w:p>
     <w:p>
       <w:pPr>
+        <w:spacing w:before="100" w:beforeAutospacing="1" w:after="100" w:afterAutospacing="1"/>
+        <w:rPr>
+          <w:rFonts w:eastAsia="Times New Roman"/>
+          <w:sz w:val="24"/>
+          <w:lang w:eastAsia="zh-TW"/>
+        </w:rPr>
+      </w:pPr>
+    </w:p>
+    <w:p>
+      <w:pPr>
         <w:pStyle w:val="Heading1"/>
       </w:pPr>
-      <w:bookmarkStart w:id="0" w:name="_Toc214349771"/>
-      <w:r>
+      <w:bookmarkStart w:id="0" w:name="_Toc214367554"/>
+      <w:r>
+        <w:t>INTRODUCTION</w:t>
+      </w:r>
+      <w:bookmarkEnd w:id="0"/>
+    </w:p>
+    <w:p>
+      <w:pPr>
+        <w:pStyle w:val="Heading2"/>
+      </w:pPr>
+      <w:r>
+        <w:t xml:space="preserve"> </w:t>
+      </w:r>
+      <w:bookmarkStart w:id="1" w:name="_Toc214367555"/>
+      <w:r>
+        <w:t>Background</w:t>
+      </w:r>
+      <w:bookmarkEnd w:id="1"/>
+    </w:p>
+    <w:p>
+      <w:pPr>
+        <w:rPr>
+          <w:lang w:eastAsia="zh-TW"/>
+        </w:rPr>
+      </w:pPr>
+      <w:r>
+        <w:rPr>
+          <w:lang w:eastAsia="zh-TW"/>
+        </w:rPr>
+        <w:t xml:space="preserve">Studying consistently is one of the biggest challenges for secondary school students today. Many students know they should study regularly, but lack the motivation to do so. Traditional study methods feel boring, and students </w:t>
+      </w:r>
+      <w:proofErr w:type="gramStart"/>
+      <w:r>
+        <w:rPr>
+          <w:lang w:eastAsia="zh-TW"/>
+        </w:rPr>
+        <w:t>don't</w:t>
+      </w:r>
+      <w:proofErr w:type="gramEnd"/>
+      <w:r>
+        <w:rPr>
+          <w:lang w:eastAsia="zh-TW"/>
+        </w:rPr>
+        <w:t xml:space="preserve"> get immediate feedback on their efforts. This makes it hard to build good study habits that last.</w:t>
+      </w:r>
+    </w:p>
+    <w:p>
+      <w:pPr>
+        <w:rPr>
+          <w:lang w:eastAsia="zh-TW"/>
+        </w:rPr>
+      </w:pPr>
+      <w:r>
+        <w:rPr>
+          <w:lang w:eastAsia="zh-TW"/>
+        </w:rPr>
+        <w:t xml:space="preserve">At the same time, parents want to support their children's education but face their own challenges. They </w:t>
+      </w:r>
+      <w:proofErr w:type="gramStart"/>
+      <w:r>
+        <w:rPr>
+          <w:lang w:eastAsia="zh-TW"/>
+        </w:rPr>
+        <w:t>don't</w:t>
+      </w:r>
+      <w:proofErr w:type="gramEnd"/>
+      <w:r>
+        <w:rPr>
+          <w:lang w:eastAsia="zh-TW"/>
+        </w:rPr>
+        <w:t xml:space="preserve"> know how much their children </w:t>
+      </w:r>
+      <w:proofErr w:type="gramStart"/>
+      <w:r>
+        <w:rPr>
+          <w:lang w:eastAsia="zh-TW"/>
+        </w:rPr>
+        <w:t>actually study</w:t>
+      </w:r>
+      <w:proofErr w:type="gramEnd"/>
+      <w:r>
+        <w:rPr>
+          <w:lang w:eastAsia="zh-TW"/>
+        </w:rPr>
+        <w:t>, what subjects need more attention, or how to motivate them effectively. Checking up on children can create tension in the family, and parents often lack tools to make studying a positive, collaborative experience.</w:t>
+      </w:r>
+    </w:p>
+    <w:p>
+      <w:pPr>
+        <w:rPr>
+          <w:lang w:eastAsia="zh-TW"/>
+        </w:rPr>
+      </w:pPr>
+      <w:r>
+        <w:rPr>
+          <w:lang w:eastAsia="zh-TW"/>
+        </w:rPr>
+        <w:t xml:space="preserve">Current mobile apps either just track time (which is boring for students) or add simple games (which are fun but </w:t>
+      </w:r>
+      <w:proofErr w:type="gramStart"/>
+      <w:r>
+        <w:rPr>
+          <w:lang w:eastAsia="zh-TW"/>
+        </w:rPr>
+        <w:t>don't</w:t>
+      </w:r>
+      <w:proofErr w:type="gramEnd"/>
+      <w:r>
+        <w:rPr>
+          <w:lang w:eastAsia="zh-TW"/>
+        </w:rPr>
+        <w:t xml:space="preserve"> give real insights to parents). No existing solution combines student motivation, parent involvement, and smart personalization in one easy-to-use platform.</w:t>
+      </w:r>
+    </w:p>
+    <w:p>
+      <w:pPr>
+        <w:pStyle w:val="Heading2"/>
+      </w:pPr>
+      <w:bookmarkStart w:id="2" w:name="_Toc214367556"/>
+      <w:r>
+        <w:t>Project Overview</w:t>
+      </w:r>
+      <w:bookmarkEnd w:id="2"/>
+    </w:p>
+    <w:p>
+      <w:pPr>
+        <w:rPr>
+          <w:lang w:eastAsia="zh-TW"/>
+        </w:rPr>
+      </w:pPr>
+      <w:proofErr w:type="spellStart"/>
+      <w:r>
+        <w:rPr>
+          <w:lang w:eastAsia="zh-TW"/>
+        </w:rPr>
+        <w:t>StudyQuest</w:t>
+      </w:r>
+      <w:proofErr w:type="spellEnd"/>
+      <w:r>
+        <w:rPr>
+          <w:lang w:eastAsia="zh-TW"/>
+        </w:rPr>
+        <w:t xml:space="preserve"> is a Progressive Web App (PWA) that makes studying more engaging for students while giving parents the tools they need to support their children's education. The platform works on smartphones, tablets, and computers, so students and parents can use it anywhere, anytime.</w:t>
+      </w:r>
+    </w:p>
+    <w:p>
+      <w:pPr>
+        <w:rPr>
+          <w:lang w:eastAsia="zh-TW"/>
+        </w:rPr>
+      </w:pPr>
+      <w:r>
+        <w:rPr>
+          <w:lang w:eastAsia="zh-TW"/>
+        </w:rPr>
+        <w:t xml:space="preserve">For students, </w:t>
+      </w:r>
+      <w:proofErr w:type="spellStart"/>
+      <w:r>
+        <w:rPr>
+          <w:lang w:eastAsia="zh-TW"/>
+        </w:rPr>
+        <w:t>StudyQuest</w:t>
+      </w:r>
+      <w:proofErr w:type="spellEnd"/>
+      <w:r>
+        <w:rPr>
+          <w:lang w:eastAsia="zh-TW"/>
+        </w:rPr>
+        <w:t xml:space="preserve"> turns studying into an interactive game. They track study sessions with a built-in timer, earn points and achievement badges, level up as they study more, compete with friends on leaderboards, join study teams, and get instant help from an AI chatbot assistant. This makes studying feel more rewarding and less isolated.</w:t>
+      </w:r>
+    </w:p>
+    <w:p>
+      <w:pPr>
+        <w:rPr>
+          <w:lang w:eastAsia="zh-TW"/>
+        </w:rPr>
+      </w:pPr>
+      <w:r>
+        <w:rPr>
+          <w:lang w:eastAsia="zh-TW"/>
+        </w:rPr>
+        <w:t xml:space="preserve">For parents, </w:t>
+      </w:r>
+      <w:proofErr w:type="spellStart"/>
+      <w:r>
+        <w:rPr>
+          <w:lang w:eastAsia="zh-TW"/>
+        </w:rPr>
+        <w:t>StudyQuest</w:t>
+      </w:r>
+      <w:proofErr w:type="spellEnd"/>
+      <w:r>
+        <w:rPr>
+          <w:lang w:eastAsia="zh-TW"/>
+        </w:rPr>
+        <w:t xml:space="preserve"> provides a clear dashboard showing what their child studies, for how long, and which subjects need more attention. Parents can set study goals, create custom rewards (like extra screen time or special treats), approve reward redemptions, and track progress over time with easy-to-read charts and reports. This gives parents visibility and tools without creating conflict.</w:t>
+      </w:r>
+    </w:p>
+    <w:p>
+      <w:pPr>
+        <w:rPr>
+          <w:lang w:eastAsia="zh-TW"/>
+        </w:rPr>
+      </w:pPr>
+      <w:r>
+        <w:rPr>
+          <w:lang w:eastAsia="zh-TW"/>
+        </w:rPr>
         <w:lastRenderedPageBreak/>
-        <w:t>INTRODUCTION</w:t>
-      </w:r>
-      <w:bookmarkEnd w:id="0"/>
+        <w:t xml:space="preserve">The platform also uses artificial intelligence in two important ways. First, an AI chatbot answers student </w:t>
+      </w:r>
+      <w:proofErr w:type="gramStart"/>
+      <w:r>
+        <w:rPr>
+          <w:lang w:eastAsia="zh-TW"/>
+        </w:rPr>
+        <w:t>questions</w:t>
+      </w:r>
+      <w:proofErr w:type="gramEnd"/>
+      <w:r>
+        <w:rPr>
+          <w:lang w:eastAsia="zh-TW"/>
+        </w:rPr>
+        <w:t xml:space="preserve"> instantly, helping with study problems and providing motivation. Second, an AI scheduler creates personalized study plans based on each student's habits, goals, and performance patterns.</w:t>
+      </w:r>
+    </w:p>
+    <w:p>
+      <w:pPr>
+        <w:rPr>
+          <w:lang w:eastAsia="zh-TW"/>
+        </w:rPr>
+      </w:pPr>
+      <w:r>
+        <w:rPr>
+          <w:lang w:eastAsia="zh-TW"/>
+        </w:rPr>
+        <w:t xml:space="preserve">Teachers can optionally join the platform to create class-wide challenges, verify student study sessions, and view class analytics. This feature is optional because the </w:t>
+      </w:r>
+      <w:proofErr w:type="gramStart"/>
+      <w:r>
+        <w:rPr>
+          <w:lang w:eastAsia="zh-TW"/>
+        </w:rPr>
+        <w:t>main focus</w:t>
+      </w:r>
+      <w:proofErr w:type="gramEnd"/>
+      <w:r>
+        <w:rPr>
+          <w:lang w:eastAsia="zh-TW"/>
+        </w:rPr>
+        <w:t xml:space="preserve"> is on student-parent collaboration.</w:t>
+      </w:r>
     </w:p>
     <w:p>
       <w:pPr>
@@ -1361,177 +3132,7 @@
       <w:r>
         <w:t xml:space="preserve"> </w:t>
       </w:r>
-      <w:bookmarkStart w:id="1" w:name="_Toc214349772"/>
-      <w:r>
-        <w:t>Background</w:t>
-      </w:r>
-      <w:bookmarkEnd w:id="1"/>
-    </w:p>
-    <w:p>
-      <w:pPr>
-        <w:rPr>
-          <w:lang w:eastAsia="zh-TW"/>
-        </w:rPr>
-      </w:pPr>
-      <w:r>
-        <w:rPr>
-          <w:lang w:eastAsia="zh-TW"/>
-        </w:rPr>
-        <w:t>Studying consistently is one of the biggest challenges for secondary school students today. Many students know they should study regularly, but lack the motivation to do so. Traditional study methods feel boring, and students don't get immediate feedback on their efforts. This makes it hard to build good study habits that last.</w:t>
-      </w:r>
-    </w:p>
-    <w:p>
-      <w:pPr>
-        <w:rPr>
-          <w:lang w:eastAsia="zh-TW"/>
-        </w:rPr>
-      </w:pPr>
-      <w:r>
-        <w:rPr>
-          <w:lang w:eastAsia="zh-TW"/>
-        </w:rPr>
-        <w:t>At the same time, parents want to support their children's education but face their own challenges. They don't know how much their children actually study, what subjects need more attention, or how to motivate them effectively. Checking up on children can create tension in the family, and parents often lack tools to make studying a positive, collaborative experience.</w:t>
-      </w:r>
-    </w:p>
-    <w:p>
-      <w:pPr>
-        <w:rPr>
-          <w:lang w:eastAsia="zh-TW"/>
-        </w:rPr>
-      </w:pPr>
-      <w:r>
-        <w:rPr>
-          <w:lang w:eastAsia="zh-TW"/>
-        </w:rPr>
-        <w:t>Current mobile apps either just track time (which is boring for students) or add simple games (which are fun but don't give real insights to parents). No existing solution combines student motivation, parent involvement, and smart personalization in one easy-to-use platform.</w:t>
-      </w:r>
-    </w:p>
-    <w:p>
-      <w:pPr>
-        <w:pStyle w:val="Heading2"/>
-      </w:pPr>
-      <w:bookmarkStart w:id="2" w:name="_Toc214349773"/>
-      <w:r>
-        <w:t>Project Overview</w:t>
-      </w:r>
-      <w:bookmarkEnd w:id="2"/>
-    </w:p>
-    <w:p>
-      <w:pPr>
-        <w:rPr>
-          <w:lang w:eastAsia="zh-TW"/>
-        </w:rPr>
-      </w:pPr>
-      <w:proofErr w:type="spellStart"/>
-      <w:r>
-        <w:rPr>
-          <w:lang w:eastAsia="zh-TW"/>
-        </w:rPr>
-        <w:t>StudyQuest</w:t>
-      </w:r>
-      <w:proofErr w:type="spellEnd"/>
-      <w:r>
-        <w:rPr>
-          <w:lang w:eastAsia="zh-TW"/>
-        </w:rPr>
-        <w:t xml:space="preserve"> is a Progressive Web App (PWA) that makes studying more engaging for students while giving parents the tools they need to support their children's education. The platform works on smartphones, tablets, and computers, so students and parents can use it anywhere, anytime.</w:t>
-      </w:r>
-    </w:p>
-    <w:p>
-      <w:pPr>
-        <w:rPr>
-          <w:lang w:eastAsia="zh-TW"/>
-        </w:rPr>
-      </w:pPr>
-      <w:r>
-        <w:rPr>
-          <w:lang w:eastAsia="zh-TW"/>
-        </w:rPr>
-        <w:t xml:space="preserve">For students, </w:t>
-      </w:r>
-      <w:proofErr w:type="spellStart"/>
-      <w:r>
-        <w:rPr>
-          <w:lang w:eastAsia="zh-TW"/>
-        </w:rPr>
-        <w:t>StudyQuest</w:t>
-      </w:r>
-      <w:proofErr w:type="spellEnd"/>
-      <w:r>
-        <w:rPr>
-          <w:lang w:eastAsia="zh-TW"/>
-        </w:rPr>
-        <w:t xml:space="preserve"> turns studying into an interactive game. They track study sessions with a built-in timer, earn points and achievement badges, level up as they study more, compete with friends on leaderboards, join study teams, and get instant help from an AI chatbot assistant. This makes studying feel more rewarding and less isolated.</w:t>
-      </w:r>
-    </w:p>
-    <w:p>
-      <w:pPr>
-        <w:rPr>
-          <w:lang w:eastAsia="zh-TW"/>
-        </w:rPr>
-      </w:pPr>
-      <w:r>
-        <w:rPr>
-          <w:lang w:eastAsia="zh-TW"/>
-        </w:rPr>
-        <w:t xml:space="preserve">For parents, </w:t>
-      </w:r>
-      <w:proofErr w:type="spellStart"/>
-      <w:r>
-        <w:rPr>
-          <w:lang w:eastAsia="zh-TW"/>
-        </w:rPr>
-        <w:t>StudyQuest</w:t>
-      </w:r>
-      <w:proofErr w:type="spellEnd"/>
-      <w:r>
-        <w:rPr>
-          <w:lang w:eastAsia="zh-TW"/>
-        </w:rPr>
-        <w:t xml:space="preserve"> provides a clear dashboard showing what their child studies, for how long, and which subjects need more attention. Parents can set study goals, create custom rewards (like extra screen time or special treats), approve reward redemptions, and track progress over time with easy-to-read charts and reports. This gives parents visibility and tools without creating conflict.</w:t>
-      </w:r>
-    </w:p>
-    <w:p>
-      <w:pPr>
-        <w:rPr>
-          <w:lang w:eastAsia="zh-TW"/>
-        </w:rPr>
-      </w:pPr>
-      <w:r>
-        <w:rPr>
-          <w:lang w:eastAsia="zh-TW"/>
-        </w:rPr>
-        <w:t xml:space="preserve">The platform also uses artificial intelligence in two important ways. First, an AI chatbot answers student questions instantly, helping with study problems </w:t>
-      </w:r>
-      <w:r>
-        <w:rPr>
-          <w:lang w:eastAsia="zh-TW"/>
-        </w:rPr>
-        <w:lastRenderedPageBreak/>
-        <w:t>and providing motivation. Second, an AI scheduler creates personalized study plans based on each student's habits, goals, and performance patterns.</w:t>
-      </w:r>
-    </w:p>
-    <w:p>
-      <w:pPr>
-        <w:rPr>
-          <w:lang w:eastAsia="zh-TW"/>
-        </w:rPr>
-      </w:pPr>
-      <w:r>
-        <w:rPr>
-          <w:lang w:eastAsia="zh-TW"/>
-        </w:rPr>
-        <w:t>Teachers can optionally join the platform to create class-wide challenges, verify student study sessions, and view class analytics. This feature is optional because the main focus is on student-parent collaboration.</w:t>
-      </w:r>
-    </w:p>
-    <w:p>
-      <w:pPr>
-        <w:pStyle w:val="Heading2"/>
-      </w:pPr>
-      <w:r>
-        <w:t xml:space="preserve"> </w:t>
-      </w:r>
-      <w:bookmarkStart w:id="3" w:name="_Toc214349774"/>
+      <w:bookmarkStart w:id="3" w:name="_Toc214367557"/>
       <w:r>
         <w:t>Purpose of This Report</w:t>
       </w:r>
@@ -1713,7 +3314,7 @@
       <w:pPr>
         <w:pStyle w:val="Heading2"/>
       </w:pPr>
-      <w:bookmarkStart w:id="4" w:name="_Toc214349775"/>
+      <w:bookmarkStart w:id="4" w:name="_Toc214367558"/>
       <w:r>
         <w:t>Report Structure</w:t>
       </w:r>
@@ -1841,7 +3442,14 @@
         <w:rPr>
           <w:lang w:eastAsia="zh-TW"/>
         </w:rPr>
-        <w:t xml:space="preserve"> solves the identified problems. This includes exploring different possible solutions, describing the system architecture, listing key functions and features, explaining data structures, defining user roles, and discussing advantages and limitations.</w:t>
+        <w:t xml:space="preserve"> solves the identified problems. This includes exploring different possible solutions, describing the system architecture, listing key functions and features, </w:t>
+      </w:r>
+      <w:r>
+        <w:rPr>
+          <w:lang w:eastAsia="zh-TW"/>
+        </w:rPr>
+        <w:lastRenderedPageBreak/>
+        <w:t>explaining data structures, defining user roles, and discussing advantages and limitations.</w:t>
       </w:r>
     </w:p>
     <w:p>
@@ -1856,7 +3464,6 @@
           <w:bCs/>
           <w:lang w:eastAsia="zh-TW"/>
         </w:rPr>
-        <w:lastRenderedPageBreak/>
         <w:t>Chapter 5 - Requirements</w:t>
       </w:r>
       <w:r>
@@ -1928,6 +3535,3916 @@
         </w:rPr>
         <w:t xml:space="preserve"> lists all sources, documentation, and materials consulted during the planning phase.</w:t>
       </w:r>
+    </w:p>
+    <w:p>
+      <w:pPr>
+        <w:spacing w:after="160" w:line="278" w:lineRule="auto"/>
+        <w:rPr>
+          <w:lang w:eastAsia="zh-TW"/>
+        </w:rPr>
+      </w:pPr>
+      <w:r>
+        <w:rPr>
+          <w:lang w:eastAsia="zh-TW"/>
+        </w:rPr>
+        <w:br w:type="page"/>
+      </w:r>
+    </w:p>
+    <w:p>
+      <w:pPr>
+        <w:spacing w:after="160" w:line="278" w:lineRule="auto"/>
+        <w:rPr>
+          <w:lang w:eastAsia="zh-TW"/>
+        </w:rPr>
+      </w:pPr>
+    </w:p>
+    <w:p>
+      <w:pPr>
+        <w:pStyle w:val="Heading1"/>
+        <w:rPr>
+          <w:rStyle w:val="Strong"/>
+          <w:b w:val="0"/>
+          <w:bCs w:val="0"/>
+        </w:rPr>
+      </w:pPr>
+      <w:bookmarkStart w:id="5" w:name="_Toc214367559"/>
+      <w:r>
+        <w:rPr>
+          <w:rStyle w:val="Strong"/>
+          <w:b w:val="0"/>
+          <w:bCs w:val="0"/>
+        </w:rPr>
+        <w:t>DRIVING QUESTION</w:t>
+      </w:r>
+      <w:bookmarkEnd w:id="5"/>
+    </w:p>
+    <w:p>
+      <w:pPr>
+        <w:pStyle w:val="Heading2"/>
+      </w:pPr>
+      <w:bookmarkStart w:id="6" w:name="_Toc214367560"/>
+      <w:r>
+        <w:t>The Main Question</w:t>
+      </w:r>
+      <w:bookmarkEnd w:id="6"/>
+    </w:p>
+    <w:p>
+      <w:pPr>
+        <w:rPr>
+          <w:lang w:eastAsia="zh-TW"/>
+        </w:rPr>
+      </w:pPr>
+      <w:r>
+        <w:rPr>
+          <w:lang w:eastAsia="zh-TW"/>
+        </w:rPr>
+        <w:t xml:space="preserve">This project answers an important question: </w:t>
+      </w:r>
+      <w:r>
+        <w:rPr>
+          <w:b/>
+          <w:bCs/>
+          <w:lang w:eastAsia="zh-TW"/>
+        </w:rPr>
+        <w:t>"How can software engineering help people do their daily activities better?"</w:t>
+      </w:r>
+      <w:r>
+        <w:rPr>
+          <w:lang w:eastAsia="zh-TW"/>
+        </w:rPr>
+        <w:t xml:space="preserve"> </w:t>
+      </w:r>
+      <w:proofErr w:type="spellStart"/>
+      <w:r>
+        <w:rPr>
+          <w:lang w:eastAsia="zh-TW"/>
+        </w:rPr>
+        <w:t>StudyQuest</w:t>
+      </w:r>
+      <w:proofErr w:type="spellEnd"/>
+      <w:r>
+        <w:rPr>
+          <w:lang w:eastAsia="zh-TW"/>
+        </w:rPr>
+        <w:t xml:space="preserve"> shows how we can use software engineering to help students study better and help families work together on education.</w:t>
+      </w:r>
+    </w:p>
+    <w:p>
+      <w:pPr>
+        <w:rPr>
+          <w:lang w:eastAsia="zh-TW"/>
+        </w:rPr>
+      </w:pPr>
+      <w:r>
+        <w:rPr>
+          <w:lang w:eastAsia="zh-TW"/>
+        </w:rPr>
+        <w:t xml:space="preserve">The project solves a common problem: students struggle to study regularly, and parents </w:t>
+      </w:r>
+      <w:proofErr w:type="gramStart"/>
+      <w:r>
+        <w:rPr>
+          <w:lang w:eastAsia="zh-TW"/>
+        </w:rPr>
+        <w:t>don't</w:t>
+      </w:r>
+      <w:proofErr w:type="gramEnd"/>
+      <w:r>
+        <w:rPr>
+          <w:lang w:eastAsia="zh-TW"/>
+        </w:rPr>
+        <w:t xml:space="preserve"> know how to help. This problem needs more than just technology. We need to understand how students think, what motivates them, and how families communicate. Software engineering gives us the methods and tools to build a system that truly helps people.</w:t>
+      </w:r>
+    </w:p>
+    <w:p>
+      <w:pPr>
+        <w:rPr>
+          <w:lang w:eastAsia="zh-TW"/>
+        </w:rPr>
+      </w:pPr>
+    </w:p>
+    <w:p>
+      <w:pPr>
+        <w:pStyle w:val="Heading2"/>
+      </w:pPr>
+      <w:bookmarkStart w:id="7" w:name="_Toc214367561"/>
+      <w:r>
+        <w:t xml:space="preserve">What Human Activities Does </w:t>
+      </w:r>
+      <w:proofErr w:type="spellStart"/>
+      <w:r>
+        <w:t>StudyQuest</w:t>
+      </w:r>
+      <w:proofErr w:type="spellEnd"/>
+      <w:r>
+        <w:t xml:space="preserve"> Support?</w:t>
+      </w:r>
+      <w:bookmarkEnd w:id="7"/>
+    </w:p>
+    <w:p>
+      <w:pPr>
+        <w:rPr>
+          <w:lang w:eastAsia="zh-TW"/>
+        </w:rPr>
+      </w:pPr>
+      <w:proofErr w:type="spellStart"/>
+      <w:r>
+        <w:rPr>
+          <w:lang w:eastAsia="zh-TW"/>
+        </w:rPr>
+        <w:t>StudyQuest</w:t>
+      </w:r>
+      <w:proofErr w:type="spellEnd"/>
+      <w:r>
+        <w:rPr>
+          <w:lang w:eastAsia="zh-TW"/>
+        </w:rPr>
+        <w:t xml:space="preserve"> helps with several important activities:</w:t>
+      </w:r>
+    </w:p>
+    <w:p>
+      <w:pPr>
+        <w:rPr>
+          <w:lang w:eastAsia="zh-TW"/>
+        </w:rPr>
+      </w:pPr>
+      <w:r>
+        <w:rPr>
+          <w:b/>
+          <w:bCs/>
+          <w:lang w:eastAsia="zh-TW"/>
+        </w:rPr>
+        <w:t>Helping Students Learn Better:</w:t>
+      </w:r>
+      <w:r>
+        <w:rPr>
+          <w:lang w:eastAsia="zh-TW"/>
+        </w:rPr>
+        <w:t xml:space="preserve"> The app helps students organize their study time and track what they learn. Students can set goals, earn rewards, and see their progress. The AI chatbot answers questions immediately, so students </w:t>
+      </w:r>
+      <w:proofErr w:type="gramStart"/>
+      <w:r>
+        <w:rPr>
+          <w:lang w:eastAsia="zh-TW"/>
+        </w:rPr>
+        <w:t>don't</w:t>
+      </w:r>
+      <w:proofErr w:type="gramEnd"/>
+      <w:r>
+        <w:rPr>
+          <w:lang w:eastAsia="zh-TW"/>
+        </w:rPr>
+        <w:t xml:space="preserve"> get stuck on hard problems. These features help students feel accomplished and stay motivated.</w:t>
+      </w:r>
+    </w:p>
+    <w:p>
+      <w:pPr>
+        <w:rPr>
+          <w:lang w:eastAsia="zh-TW"/>
+        </w:rPr>
+      </w:pPr>
+      <w:r>
+        <w:rPr>
+          <w:b/>
+          <w:bCs/>
+          <w:lang w:eastAsia="zh-TW"/>
+        </w:rPr>
+        <w:t>Helping Parents Guide Their Children:</w:t>
+      </w:r>
+      <w:r>
+        <w:rPr>
+          <w:lang w:eastAsia="zh-TW"/>
+        </w:rPr>
+        <w:t xml:space="preserve"> Parents want to help their children study, but they </w:t>
+      </w:r>
+      <w:proofErr w:type="gramStart"/>
+      <w:r>
+        <w:rPr>
+          <w:lang w:eastAsia="zh-TW"/>
+        </w:rPr>
+        <w:t>don't</w:t>
+      </w:r>
+      <w:proofErr w:type="gramEnd"/>
+      <w:r>
+        <w:rPr>
+          <w:lang w:eastAsia="zh-TW"/>
+        </w:rPr>
+        <w:t xml:space="preserve"> want to nag or create fights. </w:t>
+      </w:r>
+      <w:proofErr w:type="spellStart"/>
+      <w:r>
+        <w:rPr>
+          <w:lang w:eastAsia="zh-TW"/>
+        </w:rPr>
+        <w:t>StudyQuest</w:t>
+      </w:r>
+      <w:proofErr w:type="spellEnd"/>
+      <w:r>
+        <w:rPr>
+          <w:lang w:eastAsia="zh-TW"/>
+        </w:rPr>
+        <w:t xml:space="preserve"> shows parents what their child is studying and for how long. Parents can set goals together with their child, create rewards, and see long-term progress. This changes parent involvement from checking up on kids to working together as a team.</w:t>
+      </w:r>
+    </w:p>
+    <w:p>
+      <w:pPr>
+        <w:rPr>
+          <w:lang w:eastAsia="zh-TW"/>
+        </w:rPr>
+      </w:pPr>
+      <w:r>
+        <w:rPr>
+          <w:b/>
+          <w:bCs/>
+          <w:lang w:eastAsia="zh-TW"/>
+        </w:rPr>
+        <w:t>Making Learning Social:</w:t>
+      </w:r>
+      <w:r>
+        <w:rPr>
+          <w:lang w:eastAsia="zh-TW"/>
+        </w:rPr>
+        <w:t xml:space="preserve"> People learn better when they learn together. </w:t>
+      </w:r>
+      <w:proofErr w:type="spellStart"/>
+      <w:r>
+        <w:rPr>
+          <w:lang w:eastAsia="zh-TW"/>
+        </w:rPr>
+        <w:t>StudyQuest</w:t>
+      </w:r>
+      <w:proofErr w:type="spellEnd"/>
+      <w:r>
+        <w:rPr>
+          <w:lang w:eastAsia="zh-TW"/>
+        </w:rPr>
+        <w:t xml:space="preserve"> lets students form study teams, compete on leaderboards, and share their achievements. This makes studying feel less lonely and more fun.</w:t>
+      </w:r>
+    </w:p>
+    <w:p>
+      <w:pPr>
+        <w:rPr>
+          <w:lang w:eastAsia="zh-TW"/>
+        </w:rPr>
+      </w:pPr>
+      <w:r>
+        <w:rPr>
+          <w:b/>
+          <w:bCs/>
+          <w:lang w:eastAsia="zh-TW"/>
+        </w:rPr>
+        <w:t>Building Good Habits:</w:t>
+      </w:r>
+      <w:r>
+        <w:rPr>
+          <w:lang w:eastAsia="zh-TW"/>
+        </w:rPr>
+        <w:t xml:space="preserve"> The app helps students learn important life skills like planning ahead, staying disciplined, and working toward goals. Through goal tracking and rewards, students develop habits that will help them throughout life.</w:t>
+      </w:r>
+    </w:p>
+    <w:p>
+      <w:pPr>
+        <w:rPr>
+          <w:lang w:eastAsia="zh-TW"/>
+        </w:rPr>
+      </w:pPr>
+    </w:p>
+    <w:p>
+      <w:pPr>
+        <w:pStyle w:val="Heading2"/>
+      </w:pPr>
+      <w:r>
+        <w:br w:type="page"/>
+      </w:r>
+      <w:bookmarkStart w:id="8" w:name="_Toc214367562"/>
+      <w:r>
+        <w:lastRenderedPageBreak/>
+        <w:t>Software Engineering Methods Used</w:t>
+      </w:r>
+      <w:bookmarkEnd w:id="8"/>
+    </w:p>
+    <w:p>
+      <w:pPr>
+        <w:spacing w:after="160" w:line="278" w:lineRule="auto"/>
+        <w:rPr>
+          <w:lang w:eastAsia="zh-TW"/>
+        </w:rPr>
+      </w:pPr>
+      <w:proofErr w:type="spellStart"/>
+      <w:r>
+        <w:rPr>
+          <w:lang w:eastAsia="zh-TW"/>
+        </w:rPr>
+        <w:t>StudyQuest</w:t>
+      </w:r>
+      <w:proofErr w:type="spellEnd"/>
+      <w:r>
+        <w:rPr>
+          <w:lang w:eastAsia="zh-TW"/>
+        </w:rPr>
+        <w:t xml:space="preserve"> uses several important software engineering methods:</w:t>
+      </w:r>
+    </w:p>
+    <w:p>
+      <w:pPr>
+        <w:spacing w:after="160" w:line="278" w:lineRule="auto"/>
+        <w:rPr>
+          <w:lang w:eastAsia="zh-TW"/>
+        </w:rPr>
+      </w:pPr>
+      <w:r>
+        <w:rPr>
+          <w:b/>
+          <w:bCs/>
+          <w:lang w:eastAsia="zh-TW"/>
+        </w:rPr>
+        <w:t>Designing for Real Users:</w:t>
+      </w:r>
+      <w:r>
+        <w:rPr>
+          <w:lang w:eastAsia="zh-TW"/>
+        </w:rPr>
+        <w:t xml:space="preserve"> Everything in the app is designed for three types of people: students (ages 13-18), parents, and teachers. Each group gets an interface that fits their needs. Students see a colorful, game-like screen. Parents see clear charts and reports. This means the software works the way people think, not the other way around.</w:t>
+      </w:r>
+    </w:p>
+    <w:p>
+      <w:pPr>
+        <w:spacing w:after="160" w:line="278" w:lineRule="auto"/>
+        <w:rPr>
+          <w:lang w:eastAsia="zh-TW"/>
+        </w:rPr>
+      </w:pPr>
+      <w:r>
+        <w:rPr>
+          <w:b/>
+          <w:bCs/>
+          <w:lang w:eastAsia="zh-TW"/>
+        </w:rPr>
+        <w:t>Building in Separate Parts:</w:t>
+      </w:r>
+      <w:r>
+        <w:rPr>
+          <w:lang w:eastAsia="zh-TW"/>
+        </w:rPr>
+        <w:t xml:space="preserve"> The system has different parts that work together smoothly. The frontend (React.js) shows what users see. The backend (Node.js) handles the logic and calculations. The database (PostgreSQL) stores all the information safely. The AI services (</w:t>
+      </w:r>
+      <w:proofErr w:type="spellStart"/>
+      <w:r>
+        <w:rPr>
+          <w:lang w:eastAsia="zh-TW"/>
+        </w:rPr>
+        <w:t>Groq</w:t>
+      </w:r>
+      <w:proofErr w:type="spellEnd"/>
+      <w:r>
+        <w:rPr>
+          <w:lang w:eastAsia="zh-TW"/>
+        </w:rPr>
+        <w:t xml:space="preserve"> and DeepSeek) provide smart features. Each part can be built and tested separately, then they all work together.</w:t>
+      </w:r>
+    </w:p>
+    <w:p>
+      <w:pPr>
+        <w:spacing w:after="160" w:line="278" w:lineRule="auto"/>
+        <w:rPr>
+          <w:lang w:eastAsia="zh-TW"/>
+        </w:rPr>
+      </w:pPr>
+      <w:r>
+        <w:rPr>
+          <w:b/>
+          <w:bCs/>
+          <w:lang w:eastAsia="zh-TW"/>
+        </w:rPr>
+        <w:t>Using AI Services:</w:t>
+      </w:r>
+      <w:r>
+        <w:rPr>
+          <w:lang w:eastAsia="zh-TW"/>
+        </w:rPr>
+        <w:t xml:space="preserve"> </w:t>
+      </w:r>
+      <w:proofErr w:type="spellStart"/>
+      <w:r>
+        <w:rPr>
+          <w:lang w:eastAsia="zh-TW"/>
+        </w:rPr>
+        <w:t>StudyQuest</w:t>
+      </w:r>
+      <w:proofErr w:type="spellEnd"/>
+      <w:r>
+        <w:rPr>
+          <w:lang w:eastAsia="zh-TW"/>
+        </w:rPr>
+        <w:t xml:space="preserve"> connects to external AI services through APIs (connections that let different software talk to each other). The </w:t>
+      </w:r>
+      <w:proofErr w:type="spellStart"/>
+      <w:r>
+        <w:rPr>
+          <w:lang w:eastAsia="zh-TW"/>
+        </w:rPr>
+        <w:t>Groq</w:t>
+      </w:r>
+      <w:proofErr w:type="spellEnd"/>
+      <w:r>
+        <w:rPr>
+          <w:lang w:eastAsia="zh-TW"/>
+        </w:rPr>
+        <w:t xml:space="preserve"> API powers the chatbot that helps students. The DeepSeek API creates personalized study schedules. This approach lets us use powerful AI without building it from scratch.</w:t>
+      </w:r>
+    </w:p>
+    <w:p>
+      <w:pPr>
+        <w:spacing w:after="160" w:line="278" w:lineRule="auto"/>
+        <w:rPr>
+          <w:lang w:eastAsia="zh-TW"/>
+        </w:rPr>
+      </w:pPr>
+      <w:r>
+        <w:rPr>
+          <w:b/>
+          <w:bCs/>
+          <w:lang w:eastAsia="zh-TW"/>
+        </w:rPr>
+        <w:t>Working on All Devices:</w:t>
+      </w:r>
+      <w:r>
+        <w:rPr>
+          <w:lang w:eastAsia="zh-TW"/>
+        </w:rPr>
+        <w:t xml:space="preserve"> The app works on phones, tablets, and computers. It automatically adjusts to fit different screen sizes. This is important because students might study on their phone, check progress on a tablet, or plan their week on a computer.</w:t>
+      </w:r>
+    </w:p>
+    <w:p>
+      <w:pPr>
+        <w:spacing w:after="160" w:line="278" w:lineRule="auto"/>
+        <w:rPr>
+          <w:lang w:eastAsia="zh-TW"/>
+        </w:rPr>
+      </w:pPr>
+      <w:r>
+        <w:rPr>
+          <w:b/>
+          <w:bCs/>
+          <w:lang w:eastAsia="zh-TW"/>
+        </w:rPr>
+        <w:t>Learning from Data:</w:t>
+      </w:r>
+      <w:r>
+        <w:rPr>
+          <w:lang w:eastAsia="zh-TW"/>
+        </w:rPr>
+        <w:t xml:space="preserve"> The system tracks how each student studies and what works best for them. It uses this information to give personalized advice and create custom schedules. This shows how software can understand individual people and give them exactly what they need.</w:t>
+      </w:r>
+    </w:p>
+    <w:p>
+      <w:pPr>
+        <w:spacing w:after="160" w:line="278" w:lineRule="auto"/>
+        <w:rPr>
+          <w:lang w:eastAsia="zh-TW"/>
+        </w:rPr>
+      </w:pPr>
+      <w:r>
+        <w:rPr>
+          <w:b/>
+          <w:bCs/>
+          <w:lang w:eastAsia="zh-TW"/>
+        </w:rPr>
+        <w:t>Using Game Design:</w:t>
+      </w:r>
+      <w:r>
+        <w:rPr>
+          <w:lang w:eastAsia="zh-TW"/>
+        </w:rPr>
+        <w:t xml:space="preserve"> </w:t>
+      </w:r>
+      <w:proofErr w:type="spellStart"/>
+      <w:r>
+        <w:rPr>
+          <w:lang w:eastAsia="zh-TW"/>
+        </w:rPr>
+        <w:t>StudyQuest</w:t>
+      </w:r>
+      <w:proofErr w:type="spellEnd"/>
+      <w:r>
+        <w:rPr>
+          <w:lang w:eastAsia="zh-TW"/>
+        </w:rPr>
+        <w:t xml:space="preserve"> uses proven game design ideas like points, badges, levels, and leaderboards. These </w:t>
+      </w:r>
+      <w:proofErr w:type="gramStart"/>
+      <w:r>
+        <w:rPr>
+          <w:lang w:eastAsia="zh-TW"/>
+        </w:rPr>
+        <w:t>aren't</w:t>
+      </w:r>
+      <w:proofErr w:type="gramEnd"/>
+      <w:r>
+        <w:rPr>
+          <w:lang w:eastAsia="zh-TW"/>
+        </w:rPr>
+        <w:t xml:space="preserve"> random features—</w:t>
+      </w:r>
+      <w:proofErr w:type="gramStart"/>
+      <w:r>
+        <w:rPr>
+          <w:lang w:eastAsia="zh-TW"/>
+        </w:rPr>
+        <w:t>they're</w:t>
+      </w:r>
+      <w:proofErr w:type="gramEnd"/>
+      <w:r>
+        <w:rPr>
+          <w:lang w:eastAsia="zh-TW"/>
+        </w:rPr>
+        <w:t xml:space="preserve"> carefully designed to make students want to study more. Software engineering helps us build these features in a way that works consistently.</w:t>
+      </w:r>
+    </w:p>
+    <w:p>
+      <w:pPr>
+        <w:spacing w:after="160" w:line="278" w:lineRule="auto"/>
+        <w:rPr>
+          <w:lang w:eastAsia="zh-TW"/>
+        </w:rPr>
+      </w:pPr>
+      <w:r>
+        <w:rPr>
+          <w:b/>
+          <w:bCs/>
+          <w:lang w:eastAsia="zh-TW"/>
+        </w:rPr>
+        <w:lastRenderedPageBreak/>
+        <w:t>Building in Stages:</w:t>
+      </w:r>
+      <w:r>
+        <w:rPr>
+          <w:lang w:eastAsia="zh-TW"/>
+        </w:rPr>
+        <w:t xml:space="preserve"> The project follows an Agile approach with three phases. First, we build the basic features. Second, we add social features. Third, we improve and test everything. This method recognizes that we learn what people really need by watching them use the app, not just by guessing at the start.</w:t>
+      </w:r>
+    </w:p>
+    <w:p>
+      <w:pPr>
+        <w:spacing w:after="160" w:line="278" w:lineRule="auto"/>
+        <w:rPr>
+          <w:lang w:eastAsia="zh-TW"/>
+        </w:rPr>
+      </w:pPr>
+    </w:p>
+    <w:p>
+      <w:pPr>
+        <w:pStyle w:val="Heading2"/>
+      </w:pPr>
+      <w:bookmarkStart w:id="9" w:name="_Toc214367563"/>
+      <w:r>
+        <w:t>How Technology Helps People</w:t>
+      </w:r>
+      <w:bookmarkEnd w:id="9"/>
+    </w:p>
+    <w:p>
+      <w:pPr>
+        <w:spacing w:after="160" w:line="278" w:lineRule="auto"/>
+        <w:rPr>
+          <w:lang w:eastAsia="zh-TW"/>
+        </w:rPr>
+      </w:pPr>
+      <w:proofErr w:type="spellStart"/>
+      <w:r>
+        <w:rPr>
+          <w:lang w:eastAsia="zh-TW"/>
+        </w:rPr>
+        <w:t>StudyQuest</w:t>
+      </w:r>
+      <w:proofErr w:type="spellEnd"/>
+      <w:r>
+        <w:rPr>
+          <w:lang w:eastAsia="zh-TW"/>
+        </w:rPr>
+        <w:t xml:space="preserve"> demonstrates several important ideas about technology and people:</w:t>
+      </w:r>
+    </w:p>
+    <w:p>
+      <w:pPr>
+        <w:spacing w:after="160" w:line="278" w:lineRule="auto"/>
+        <w:rPr>
+          <w:lang w:eastAsia="zh-TW"/>
+        </w:rPr>
+      </w:pPr>
+      <w:r>
+        <w:rPr>
+          <w:b/>
+          <w:bCs/>
+          <w:lang w:eastAsia="zh-TW"/>
+        </w:rPr>
+        <w:t>Technology Makes Things Possible:</w:t>
+      </w:r>
+      <w:r>
+        <w:rPr>
+          <w:lang w:eastAsia="zh-TW"/>
+        </w:rPr>
+        <w:t xml:space="preserve"> Software engineering creates tools that would be impossible otherwise. Parents </w:t>
+      </w:r>
+      <w:proofErr w:type="gramStart"/>
+      <w:r>
+        <w:rPr>
+          <w:lang w:eastAsia="zh-TW"/>
+        </w:rPr>
+        <w:t>can't</w:t>
+      </w:r>
+      <w:proofErr w:type="gramEnd"/>
+      <w:r>
+        <w:rPr>
+          <w:lang w:eastAsia="zh-TW"/>
+        </w:rPr>
+        <w:t xml:space="preserve"> watch their kids study all the time without creating tension, but software can track this automatically. Students struggle to stay motivated alone, but software can give instant feedback and connect them with friends.</w:t>
+      </w:r>
+    </w:p>
+    <w:p>
+      <w:pPr>
+        <w:spacing w:after="160" w:line="278" w:lineRule="auto"/>
+        <w:rPr>
+          <w:lang w:eastAsia="zh-TW"/>
+        </w:rPr>
+      </w:pPr>
+      <w:r>
+        <w:rPr>
+          <w:b/>
+          <w:bCs/>
+          <w:lang w:eastAsia="zh-TW"/>
+        </w:rPr>
+        <w:t>Start with People, Not Technology:</w:t>
+      </w:r>
+      <w:r>
+        <w:rPr>
+          <w:lang w:eastAsia="zh-TW"/>
+        </w:rPr>
+        <w:t xml:space="preserve"> Good software engineering starts by understanding people's problems, not by focusing on cool technology. </w:t>
+      </w:r>
+      <w:proofErr w:type="spellStart"/>
+      <w:r>
+        <w:rPr>
+          <w:lang w:eastAsia="zh-TW"/>
+        </w:rPr>
+        <w:t>StudyQuest</w:t>
+      </w:r>
+      <w:proofErr w:type="spellEnd"/>
+      <w:r>
+        <w:rPr>
+          <w:lang w:eastAsia="zh-TW"/>
+        </w:rPr>
+        <w:t xml:space="preserve"> came from watching real students and families struggle, then finding the right technical solutions. The technology serves the people, not the other way around.</w:t>
+      </w:r>
+    </w:p>
+    <w:p>
+      <w:pPr>
+        <w:spacing w:after="160" w:line="278" w:lineRule="auto"/>
+        <w:rPr>
+          <w:lang w:eastAsia="zh-TW"/>
+        </w:rPr>
+      </w:pPr>
+      <w:r>
+        <w:rPr>
+          <w:b/>
+          <w:bCs/>
+          <w:lang w:eastAsia="zh-TW"/>
+        </w:rPr>
+        <w:t xml:space="preserve">Let Computers Do Boring </w:t>
+      </w:r>
+      <w:proofErr w:type="gramStart"/>
+      <w:r>
+        <w:rPr>
+          <w:b/>
+          <w:bCs/>
+          <w:lang w:eastAsia="zh-TW"/>
+        </w:rPr>
+        <w:t>Work,</w:t>
+      </w:r>
+      <w:proofErr w:type="gramEnd"/>
+      <w:r>
+        <w:rPr>
+          <w:b/>
+          <w:bCs/>
+          <w:lang w:eastAsia="zh-TW"/>
+        </w:rPr>
+        <w:t xml:space="preserve"> Let People Make Decisions:</w:t>
+      </w:r>
+      <w:r>
+        <w:rPr>
+          <w:lang w:eastAsia="zh-TW"/>
+        </w:rPr>
+        <w:t xml:space="preserve"> Software should automate boring tasks but let people stay in control. </w:t>
+      </w:r>
+      <w:proofErr w:type="spellStart"/>
+      <w:r>
+        <w:rPr>
+          <w:lang w:eastAsia="zh-TW"/>
+        </w:rPr>
+        <w:t>StudyQuest</w:t>
+      </w:r>
+      <w:proofErr w:type="spellEnd"/>
+      <w:r>
+        <w:rPr>
+          <w:lang w:eastAsia="zh-TW"/>
+        </w:rPr>
+        <w:t xml:space="preserve"> automatically tracks time and calculates points, but students and parents decide on goals and rewards. The software helps people make better decisions—it </w:t>
+      </w:r>
+      <w:proofErr w:type="gramStart"/>
+      <w:r>
+        <w:rPr>
+          <w:lang w:eastAsia="zh-TW"/>
+        </w:rPr>
+        <w:t>doesn't</w:t>
+      </w:r>
+      <w:proofErr w:type="gramEnd"/>
+      <w:r>
+        <w:rPr>
+          <w:lang w:eastAsia="zh-TW"/>
+        </w:rPr>
+        <w:t xml:space="preserve"> make decisions for them.</w:t>
+      </w:r>
+    </w:p>
+    <w:p>
+      <w:pPr>
+        <w:spacing w:after="160" w:line="278" w:lineRule="auto"/>
+        <w:rPr>
+          <w:lang w:eastAsia="zh-TW"/>
+        </w:rPr>
+      </w:pPr>
+      <w:r>
+        <w:rPr>
+          <w:b/>
+          <w:bCs/>
+          <w:lang w:eastAsia="zh-TW"/>
+        </w:rPr>
+        <w:t>Helping People Change Behavior:</w:t>
+      </w:r>
+      <w:r>
+        <w:rPr>
+          <w:lang w:eastAsia="zh-TW"/>
+        </w:rPr>
+        <w:t xml:space="preserve"> Good software can help people build better habits. </w:t>
+      </w:r>
+      <w:proofErr w:type="spellStart"/>
+      <w:r>
+        <w:rPr>
+          <w:lang w:eastAsia="zh-TW"/>
+        </w:rPr>
+        <w:t>StudyQuest</w:t>
+      </w:r>
+      <w:proofErr w:type="spellEnd"/>
+      <w:r>
+        <w:rPr>
+          <w:lang w:eastAsia="zh-TW"/>
+        </w:rPr>
+        <w:t xml:space="preserve"> uses feedback, rewards, and social features to encourage students to study more. This shows how technical design can influence behavior in positive ways.</w:t>
+      </w:r>
+    </w:p>
+    <w:p>
+      <w:pPr>
+        <w:spacing w:after="160" w:line="278" w:lineRule="auto"/>
+        <w:rPr>
+          <w:lang w:eastAsia="zh-TW"/>
+        </w:rPr>
+      </w:pPr>
+      <w:r>
+        <w:rPr>
+          <w:b/>
+          <w:bCs/>
+          <w:lang w:eastAsia="zh-TW"/>
+        </w:rPr>
+        <w:t>Being Reliable Builds Trust:</w:t>
+      </w:r>
+      <w:r>
+        <w:rPr>
+          <w:lang w:eastAsia="zh-TW"/>
+        </w:rPr>
+        <w:t xml:space="preserve"> For software to help with important activities like education, it must work reliably. Software engineering practices like </w:t>
+      </w:r>
+      <w:r>
+        <w:rPr>
+          <w:lang w:eastAsia="zh-TW"/>
+        </w:rPr>
+        <w:lastRenderedPageBreak/>
+        <w:t>testing, error checking, and security make sure the system works consistently and protects private information about students and families.</w:t>
+      </w:r>
+    </w:p>
+    <w:p>
+      <w:pPr>
+        <w:spacing w:after="160" w:line="278" w:lineRule="auto"/>
+        <w:rPr>
+          <w:lang w:eastAsia="zh-TW"/>
+        </w:rPr>
+      </w:pPr>
+    </w:p>
+    <w:p>
+      <w:pPr>
+        <w:pStyle w:val="Heading2"/>
+      </w:pPr>
+      <w:bookmarkStart w:id="10" w:name="_Toc214367564"/>
+      <w:r>
+        <w:t>Following Educational Technology Trends</w:t>
+      </w:r>
+      <w:bookmarkEnd w:id="10"/>
+    </w:p>
+    <w:p>
+      <w:pPr>
+        <w:rPr>
+          <w:lang w:eastAsia="zh-TW"/>
+        </w:rPr>
+      </w:pPr>
+      <w:r>
+        <w:rPr>
+          <w:lang w:eastAsia="zh-TW"/>
+        </w:rPr>
+        <w:t>Educational technology is changing rapidly, creating both opportunities and challenges for schools. Recent research shows that technology can transform education by providing personalized learning experiences and making high-quality education more accessible (Schwartz, 2024). However, experts also warn about potential problems that need careful attention.</w:t>
+      </w:r>
+    </w:p>
+    <w:p>
+      <w:pPr>
+        <w:rPr>
+          <w:lang w:eastAsia="zh-TW"/>
+        </w:rPr>
+      </w:pPr>
+      <w:r>
+        <w:rPr>
+          <w:b/>
+          <w:bCs/>
+          <w:lang w:eastAsia="zh-TW"/>
+        </w:rPr>
+        <w:t>The Promise of Educational Technology</w:t>
+      </w:r>
+    </w:p>
+    <w:p>
+      <w:pPr>
+        <w:rPr>
+          <w:lang w:eastAsia="zh-TW"/>
+        </w:rPr>
+      </w:pPr>
+      <w:r>
+        <w:rPr>
+          <w:lang w:eastAsia="zh-TW"/>
+        </w:rPr>
+        <w:t>Technology offers several important benefits for education. Research from Stanford University shows that AI tools can help personalize learning to match each student's needs and interests (Schwartz, 2024). Virtual reality can transport students to distant locations for immersive learning experiences. Gamification makes learning more engaging by adding rewards and interactive elements. These technologies can also help teachers save time on administrative work like grading, giving them more time to focus on actual teaching (Stamford American School, 2025).</w:t>
+      </w:r>
+    </w:p>
+    <w:p>
+      <w:pPr>
+        <w:rPr>
+          <w:lang w:eastAsia="zh-TW"/>
+        </w:rPr>
+      </w:pPr>
+      <w:proofErr w:type="spellStart"/>
+      <w:r>
+        <w:rPr>
+          <w:lang w:eastAsia="zh-TW"/>
+        </w:rPr>
+        <w:t>StudyQuest</w:t>
+      </w:r>
+      <w:proofErr w:type="spellEnd"/>
+      <w:r>
+        <w:rPr>
+          <w:lang w:eastAsia="zh-TW"/>
+        </w:rPr>
+        <w:t xml:space="preserve"> embraces these proven benefits. The platform uses AI to provide instant homework help through a chatbot and creates personalized study schedules based on each student's patterns. It uses gamification with points, badges, and levels to make studying more motivating. These features align with current best practices in educational technology.</w:t>
+      </w:r>
+    </w:p>
+    <w:p>
+      <w:pPr>
+        <w:rPr>
+          <w:lang w:eastAsia="zh-TW"/>
+        </w:rPr>
+      </w:pPr>
+      <w:r>
+        <w:rPr>
+          <w:b/>
+          <w:bCs/>
+          <w:lang w:eastAsia="zh-TW"/>
+        </w:rPr>
+        <w:t>The Risks to Avoid</w:t>
+      </w:r>
+    </w:p>
+    <w:p>
+      <w:pPr>
+        <w:rPr>
+          <w:lang w:eastAsia="zh-TW"/>
+        </w:rPr>
+      </w:pPr>
+      <w:r>
+        <w:rPr>
+          <w:lang w:eastAsia="zh-TW"/>
+        </w:rPr>
+        <w:t>However, technology in education comes with important risks. Schools must be careful about "over-digitization" where students spend too much time on screens instead of learning through human interaction (BBC News, 2025). Some students report feeling overwhelmed by educational apps and prefer traditional paper homework because it helps them focus better without constant digital distractions (BBC News, 2025).</w:t>
+      </w:r>
+    </w:p>
+    <w:p>
+      <w:pPr>
+        <w:rPr>
+          <w:lang w:eastAsia="zh-TW"/>
+        </w:rPr>
+      </w:pPr>
+      <w:r>
+        <w:rPr>
+          <w:lang w:eastAsia="zh-TW"/>
+        </w:rPr>
+        <w:t xml:space="preserve">Education experts also warn about creating "chocolate-covered broccoli"—using flashy graphics and rewards to make boring activities seem fun without </w:t>
+      </w:r>
+      <w:proofErr w:type="gramStart"/>
+      <w:r>
+        <w:rPr>
+          <w:lang w:eastAsia="zh-TW"/>
+        </w:rPr>
+        <w:t>actually improving</w:t>
+      </w:r>
+      <w:proofErr w:type="gramEnd"/>
+      <w:r>
+        <w:rPr>
+          <w:lang w:eastAsia="zh-TW"/>
+        </w:rPr>
+        <w:t xml:space="preserve"> learning (Schwartz, 2024). Another major concern is student data privacy, especially as schools experience more cyberattacks and tech companies collect detailed information about students' activities (Schwartz, 2024).</w:t>
+      </w:r>
+    </w:p>
+    <w:p>
+      <w:pPr>
+        <w:rPr>
+          <w:lang w:eastAsia="zh-TW"/>
+        </w:rPr>
+      </w:pPr>
+      <w:r>
+        <w:rPr>
+          <w:b/>
+          <w:bCs/>
+          <w:lang w:eastAsia="zh-TW"/>
+        </w:rPr>
+        <w:t>Finding the Right Balance</w:t>
+      </w:r>
+    </w:p>
+    <w:p>
+      <w:pPr>
+        <w:rPr>
+          <w:lang w:eastAsia="zh-TW"/>
+        </w:rPr>
+      </w:pPr>
+      <w:r>
+        <w:rPr>
+          <w:lang w:eastAsia="zh-TW"/>
+        </w:rPr>
+        <w:lastRenderedPageBreak/>
+        <w:t>The key is finding the right balance. Studies show that technology works best when it supports specific learning goals rather than replacing traditional teaching methods (Stamford American School, 2025). Experts emphasize that schools should teach students how to use technology properly instead of simply banning it (Tang, 2025). As one Stanford professor noted, technology creates "an opportunity to think of entirely new ways of teaching," but schools must avoid simply "getting more efficient at teaching badly" (Schwartz, 2024).</w:t>
+      </w:r>
+    </w:p>
+    <w:p>
+      <w:pPr>
+        <w:rPr>
+          <w:lang w:eastAsia="zh-TW"/>
+        </w:rPr>
+      </w:pPr>
+      <w:proofErr w:type="spellStart"/>
+      <w:r>
+        <w:rPr>
+          <w:lang w:eastAsia="zh-TW"/>
+        </w:rPr>
+        <w:t>StudyQuest</w:t>
+      </w:r>
+      <w:proofErr w:type="spellEnd"/>
+      <w:r>
+        <w:rPr>
+          <w:lang w:eastAsia="zh-TW"/>
+        </w:rPr>
+        <w:t xml:space="preserve"> follows this balanced approach in several ways:</w:t>
+      </w:r>
+    </w:p>
+    <w:p>
+      <w:pPr>
+        <w:rPr>
+          <w:lang w:eastAsia="zh-TW"/>
+        </w:rPr>
+      </w:pPr>
+      <w:r>
+        <w:rPr>
+          <w:b/>
+          <w:bCs/>
+          <w:lang w:eastAsia="zh-TW"/>
+        </w:rPr>
+        <w:t>Using Technology for the Right Tasks:</w:t>
+      </w:r>
+      <w:r>
+        <w:rPr>
+          <w:lang w:eastAsia="zh-TW"/>
+        </w:rPr>
+        <w:t xml:space="preserve"> The app uses technology for things that computers do well—tracking study time automatically, calculating points, providing instant AI help, and connecting students globally. These are tasks that would be difficult or impossible without technology.</w:t>
+      </w:r>
+    </w:p>
+    <w:p>
+      <w:pPr>
+        <w:rPr>
+          <w:lang w:eastAsia="zh-TW"/>
+        </w:rPr>
+      </w:pPr>
+      <w:r>
+        <w:rPr>
+          <w:b/>
+          <w:bCs/>
+          <w:lang w:eastAsia="zh-TW"/>
+        </w:rPr>
+        <w:t>Avoiding "Chocolate-Covered Broccoli":</w:t>
+      </w:r>
+      <w:r>
+        <w:rPr>
+          <w:lang w:eastAsia="zh-TW"/>
+        </w:rPr>
+        <w:t xml:space="preserve"> Unlike some educational apps that only reward quick correct answers, </w:t>
+      </w:r>
+      <w:proofErr w:type="spellStart"/>
+      <w:r>
+        <w:rPr>
+          <w:lang w:eastAsia="zh-TW"/>
+        </w:rPr>
+        <w:t>StudyQuest</w:t>
+      </w:r>
+      <w:proofErr w:type="spellEnd"/>
+      <w:r>
+        <w:rPr>
+          <w:lang w:eastAsia="zh-TW"/>
+        </w:rPr>
+        <w:t xml:space="preserve"> rewards actual study effort and time spent learning. The points system encourages real studying, not just clicking through questions quickly to earn rewards.</w:t>
+      </w:r>
+    </w:p>
+    <w:p>
+      <w:pPr>
+        <w:rPr>
+          <w:lang w:eastAsia="zh-TW"/>
+        </w:rPr>
+      </w:pPr>
+      <w:r>
+        <w:rPr>
+          <w:b/>
+          <w:bCs/>
+          <w:lang w:eastAsia="zh-TW"/>
+        </w:rPr>
+        <w:t>Keeping Human Connection Central:</w:t>
+      </w:r>
+      <w:r>
+        <w:rPr>
+          <w:lang w:eastAsia="zh-TW"/>
+        </w:rPr>
+        <w:t xml:space="preserve"> Students and parents make all important decisions together. They set goals, choose rewards, and plan study schedules. The technology provides information and support, but humans stay in control.</w:t>
+      </w:r>
+    </w:p>
+    <w:p>
+      <w:pPr>
+        <w:rPr>
+          <w:lang w:eastAsia="zh-TW"/>
+        </w:rPr>
+      </w:pPr>
+      <w:r>
+        <w:rPr>
+          <w:b/>
+          <w:bCs/>
+          <w:lang w:eastAsia="zh-TW"/>
+        </w:rPr>
+        <w:t>Not Requiring Screen-Based Study:</w:t>
+      </w:r>
+      <w:r>
+        <w:rPr>
+          <w:lang w:eastAsia="zh-TW"/>
+        </w:rPr>
+        <w:t xml:space="preserve"> </w:t>
+      </w:r>
+      <w:proofErr w:type="spellStart"/>
+      <w:r>
+        <w:rPr>
+          <w:lang w:eastAsia="zh-TW"/>
+        </w:rPr>
+        <w:t>StudyQuest</w:t>
+      </w:r>
+      <w:proofErr w:type="spellEnd"/>
+      <w:r>
+        <w:rPr>
+          <w:lang w:eastAsia="zh-TW"/>
+        </w:rPr>
+        <w:t xml:space="preserve"> tracks study time but </w:t>
+      </w:r>
+      <w:proofErr w:type="gramStart"/>
+      <w:r>
+        <w:rPr>
+          <w:lang w:eastAsia="zh-TW"/>
+        </w:rPr>
+        <w:t>doesn't</w:t>
+      </w:r>
+      <w:proofErr w:type="gramEnd"/>
+      <w:r>
+        <w:rPr>
+          <w:lang w:eastAsia="zh-TW"/>
+        </w:rPr>
+        <w:t xml:space="preserve"> require students to study on screens. Students can study from books, complete homework on paper, and take handwritten notes. The app simply records their study sessions, not how they study. This addresses concerns about excessive screen time.</w:t>
+      </w:r>
+    </w:p>
+    <w:p>
+      <w:pPr>
+        <w:rPr>
+          <w:lang w:eastAsia="zh-TW"/>
+        </w:rPr>
+      </w:pPr>
+      <w:r>
+        <w:rPr>
+          <w:b/>
+          <w:bCs/>
+          <w:lang w:eastAsia="zh-TW"/>
+        </w:rPr>
+        <w:t>Protecting Student Privacy:</w:t>
+      </w:r>
+      <w:r>
+        <w:rPr>
+          <w:lang w:eastAsia="zh-TW"/>
+        </w:rPr>
+        <w:t xml:space="preserve"> Following best practices in educational technology (Stamford American School, 2025; Schwartz, 2024), </w:t>
+      </w:r>
+      <w:proofErr w:type="spellStart"/>
+      <w:r>
+        <w:rPr>
+          <w:lang w:eastAsia="zh-TW"/>
+        </w:rPr>
+        <w:t>StudyQuest</w:t>
+      </w:r>
+      <w:proofErr w:type="spellEnd"/>
+      <w:r>
+        <w:rPr>
+          <w:lang w:eastAsia="zh-TW"/>
+        </w:rPr>
+        <w:t xml:space="preserve"> carefully protects student data. Information is encrypted, stored securely, and used only to help students learn better—never for advertising or sold to third parties.</w:t>
+      </w:r>
+    </w:p>
+    <w:p>
+      <w:pPr>
+        <w:rPr>
+          <w:lang w:eastAsia="zh-TW"/>
+        </w:rPr>
+      </w:pPr>
+      <w:r>
+        <w:rPr>
+          <w:b/>
+          <w:bCs/>
+          <w:lang w:eastAsia="zh-TW"/>
+        </w:rPr>
+        <w:t>Supporting Teachers and Parents:</w:t>
+      </w:r>
+      <w:r>
+        <w:rPr>
+          <w:lang w:eastAsia="zh-TW"/>
+        </w:rPr>
+        <w:t xml:space="preserve"> Rather than replacing human guidance, </w:t>
+      </w:r>
+      <w:proofErr w:type="spellStart"/>
+      <w:r>
+        <w:rPr>
+          <w:lang w:eastAsia="zh-TW"/>
+        </w:rPr>
+        <w:t>StudyQuest</w:t>
+      </w:r>
+      <w:proofErr w:type="spellEnd"/>
+      <w:r>
+        <w:rPr>
+          <w:lang w:eastAsia="zh-TW"/>
+        </w:rPr>
+        <w:t xml:space="preserve"> helps parents and teachers support students more effectively. It provides information and insights that help adults make better decisions about how to help students succeed.</w:t>
+      </w:r>
+    </w:p>
+    <w:p>
+      <w:pPr>
+        <w:rPr>
+          <w:lang w:eastAsia="zh-TW"/>
+        </w:rPr>
+      </w:pPr>
+      <w:r>
+        <w:rPr>
+          <w:lang w:eastAsia="zh-TW"/>
+        </w:rPr>
+        <w:t>This balanced approach recognizes that good education needs human connection and motivation, with technology as a helpful tool that enhances rather than replaces traditional learning methods.</w:t>
+      </w:r>
+    </w:p>
+    <w:p>
+      <w:pPr>
+        <w:spacing w:after="160" w:line="278" w:lineRule="auto"/>
+        <w:rPr>
+          <w:lang w:eastAsia="zh-TW"/>
+        </w:rPr>
+      </w:pPr>
+    </w:p>
+    <w:p>
+      <w:pPr>
+        <w:pStyle w:val="Heading2"/>
+      </w:pPr>
+      <w:r>
+        <w:br w:type="page"/>
+      </w:r>
+      <w:bookmarkStart w:id="11" w:name="_Toc214367565"/>
+      <w:r>
+        <w:lastRenderedPageBreak/>
+        <w:t>Summary</w:t>
+      </w:r>
+      <w:bookmarkEnd w:id="11"/>
+    </w:p>
+    <w:p>
+      <w:pPr>
+        <w:spacing w:after="160" w:line="278" w:lineRule="auto"/>
+        <w:rPr>
+          <w:lang w:eastAsia="zh-TW"/>
+        </w:rPr>
+      </w:pPr>
+      <w:proofErr w:type="spellStart"/>
+      <w:r>
+        <w:rPr>
+          <w:lang w:eastAsia="zh-TW"/>
+        </w:rPr>
+        <w:t>StudyQuest</w:t>
+      </w:r>
+      <w:proofErr w:type="spellEnd"/>
+      <w:r>
+        <w:rPr>
+          <w:lang w:eastAsia="zh-TW"/>
+        </w:rPr>
+        <w:t xml:space="preserve"> proves that software engineering is </w:t>
+      </w:r>
+      <w:proofErr w:type="gramStart"/>
+      <w:r>
+        <w:rPr>
+          <w:lang w:eastAsia="zh-TW"/>
+        </w:rPr>
+        <w:t>really about</w:t>
+      </w:r>
+      <w:proofErr w:type="gramEnd"/>
+      <w:r>
+        <w:rPr>
+          <w:lang w:eastAsia="zh-TW"/>
+        </w:rPr>
+        <w:t xml:space="preserve"> understanding and helping people. All the technical choices—what programming languages to use, how to structure the code, what features to include—come from thinking deeply about how students learn, how families work together, and how people build good habits.</w:t>
+      </w:r>
+    </w:p>
+    <w:p>
+      <w:pPr>
+        <w:spacing w:after="160" w:line="278" w:lineRule="auto"/>
+        <w:rPr>
+          <w:lang w:eastAsia="zh-TW"/>
+        </w:rPr>
+      </w:pPr>
+      <w:r>
+        <w:rPr>
+          <w:lang w:eastAsia="zh-TW"/>
+        </w:rPr>
+        <w:t xml:space="preserve">The main question—"How can software engineering support human activities?"—is answered through </w:t>
+      </w:r>
+      <w:proofErr w:type="spellStart"/>
+      <w:r>
+        <w:rPr>
+          <w:lang w:eastAsia="zh-TW"/>
+        </w:rPr>
+        <w:t>StudyQuest's</w:t>
+      </w:r>
+      <w:proofErr w:type="spellEnd"/>
+      <w:r>
+        <w:rPr>
+          <w:lang w:eastAsia="zh-TW"/>
+        </w:rPr>
+        <w:t xml:space="preserve"> combination of user-friendly design, smart technology choices, personalized features, and attention to how people </w:t>
+      </w:r>
+      <w:proofErr w:type="gramStart"/>
+      <w:r>
+        <w:rPr>
+          <w:lang w:eastAsia="zh-TW"/>
+        </w:rPr>
+        <w:t>actually behave</w:t>
+      </w:r>
+      <w:proofErr w:type="gramEnd"/>
+      <w:r>
+        <w:rPr>
+          <w:lang w:eastAsia="zh-TW"/>
+        </w:rPr>
+        <w:t>. The platform shows that good software engineering needs both technical skills and deep understanding of the people who will use the software.</w:t>
+      </w:r>
+    </w:p>
+    <w:p>
+      <w:pPr>
+        <w:spacing w:after="160" w:line="278" w:lineRule="auto"/>
+        <w:rPr>
+          <w:lang w:eastAsia="zh-TW"/>
+        </w:rPr>
+      </w:pPr>
+      <w:r>
+        <w:rPr>
+          <w:lang w:eastAsia="zh-TW"/>
+        </w:rPr>
+        <w:br w:type="page"/>
+      </w:r>
+    </w:p>
+    <w:p>
+      <w:pPr>
+        <w:pStyle w:val="Heading1"/>
+        <w:rPr>
+          <w:rStyle w:val="Strong"/>
+          <w:b w:val="0"/>
+          <w:bCs w:val="0"/>
+        </w:rPr>
+      </w:pPr>
+      <w:bookmarkStart w:id="12" w:name="_Toc214367566"/>
+      <w:r>
+        <w:rPr>
+          <w:rStyle w:val="Strong"/>
+          <w:b w:val="0"/>
+          <w:bCs w:val="0"/>
+        </w:rPr>
+        <w:lastRenderedPageBreak/>
+        <w:t>PROBLEM ANALYSIS</w:t>
+      </w:r>
+      <w:bookmarkEnd w:id="12"/>
+    </w:p>
+    <w:p>
+      <w:pPr>
+        <w:pStyle w:val="Heading2"/>
+      </w:pPr>
+      <w:bookmarkStart w:id="13" w:name="_Toc214367567"/>
+      <w:r>
+        <w:t>The Problem Students Face</w:t>
+      </w:r>
+      <w:bookmarkEnd w:id="13"/>
+    </w:p>
+    <w:p>
+      <w:pPr>
+        <w:rPr>
+          <w:lang w:eastAsia="zh-TW"/>
+        </w:rPr>
+      </w:pPr>
+      <w:r>
+        <w:rPr>
+          <w:lang w:eastAsia="zh-TW"/>
+        </w:rPr>
+        <w:t xml:space="preserve">Many students struggle with studying, even when they know </w:t>
+      </w:r>
+      <w:proofErr w:type="gramStart"/>
+      <w:r>
+        <w:rPr>
+          <w:lang w:eastAsia="zh-TW"/>
+        </w:rPr>
+        <w:t>it's</w:t>
+      </w:r>
+      <w:proofErr w:type="gramEnd"/>
+      <w:r>
+        <w:rPr>
+          <w:lang w:eastAsia="zh-TW"/>
+        </w:rPr>
+        <w:t xml:space="preserve"> important. This problem has several interconnected parts that work together to make studying difficult and frustrating.</w:t>
+      </w:r>
+    </w:p>
+    <w:p>
+      <w:pPr>
+        <w:rPr>
+          <w:lang w:eastAsia="zh-TW"/>
+        </w:rPr>
+      </w:pPr>
+      <w:r>
+        <w:rPr>
+          <w:b/>
+          <w:bCs/>
+          <w:lang w:eastAsia="zh-TW"/>
+        </w:rPr>
+        <w:t>Lack of Motivation and Focus:</w:t>
+      </w:r>
+      <w:r>
+        <w:rPr>
+          <w:lang w:eastAsia="zh-TW"/>
+        </w:rPr>
+        <w:t xml:space="preserve"> Students often </w:t>
+      </w:r>
+      <w:proofErr w:type="gramStart"/>
+      <w:r>
+        <w:rPr>
+          <w:lang w:eastAsia="zh-TW"/>
+        </w:rPr>
+        <w:t>don't</w:t>
+      </w:r>
+      <w:proofErr w:type="gramEnd"/>
+      <w:r>
+        <w:rPr>
+          <w:lang w:eastAsia="zh-TW"/>
+        </w:rPr>
+        <w:t xml:space="preserve"> feel excited about studying. When they sit down with their textbooks, it feels boring and pointless. They </w:t>
+      </w:r>
+      <w:proofErr w:type="gramStart"/>
+      <w:r>
+        <w:rPr>
+          <w:lang w:eastAsia="zh-TW"/>
+        </w:rPr>
+        <w:t>don't</w:t>
+      </w:r>
+      <w:proofErr w:type="gramEnd"/>
+      <w:r>
+        <w:rPr>
+          <w:lang w:eastAsia="zh-TW"/>
+        </w:rPr>
+        <w:t xml:space="preserve"> see immediate results from their effort, so they lose interest quickly. Unlike video games or social media that give instant rewards, studying feels slow and unrewarding. This makes it hard for students to start studying and even harder to keep going.</w:t>
+      </w:r>
+    </w:p>
+    <w:p>
+      <w:pPr>
+        <w:rPr>
+          <w:lang w:eastAsia="zh-TW"/>
+        </w:rPr>
+      </w:pPr>
+      <w:r>
+        <w:rPr>
+          <w:lang w:eastAsia="zh-TW"/>
+        </w:rPr>
+        <w:t>Recent research confirms this is a widespread issue. A 2024 survey of school leaders found that 26% reported students' "lack of focus or inattention" had a severe negative impact on learning, with 75% reporting it had either a moderate or severe impact (Goldman, 2024). This lack of focus has become one of the top barriers to learning in schools today.</w:t>
+      </w:r>
+    </w:p>
+    <w:p>
+      <w:pPr>
+        <w:rPr>
+          <w:lang w:eastAsia="zh-TW"/>
+        </w:rPr>
+      </w:pPr>
+      <w:r>
+        <w:rPr>
+          <w:lang w:eastAsia="zh-TW"/>
+        </w:rPr>
+        <w:t>The COVID-19 pandemic made this problem worse. When students shifted to online learning, many experienced "Zoom fatigue" – mental and physical exhaustion from continuous online classes. This led to reduced engagement, with students attending online classes but not truly participating – turning cameras off, staying muted, and not engaging in discussions (Hari Rajan et al., 2024). Even after returning to in-person learning, these disengagement behaviors have continued.</w:t>
+      </w:r>
+    </w:p>
+    <w:p>
+      <w:pPr>
+        <w:rPr>
+          <w:lang w:eastAsia="zh-TW"/>
+        </w:rPr>
+      </w:pPr>
+      <w:r>
+        <w:rPr>
+          <w:b/>
+          <w:bCs/>
+          <w:lang w:eastAsia="zh-TW"/>
+        </w:rPr>
+        <w:t>No Clear Goals:</w:t>
+      </w:r>
+      <w:r>
+        <w:rPr>
+          <w:lang w:eastAsia="zh-TW"/>
+        </w:rPr>
+        <w:t xml:space="preserve"> Many students </w:t>
+      </w:r>
+      <w:proofErr w:type="gramStart"/>
+      <w:r>
+        <w:rPr>
+          <w:lang w:eastAsia="zh-TW"/>
+        </w:rPr>
+        <w:t>don't</w:t>
+      </w:r>
+      <w:proofErr w:type="gramEnd"/>
+      <w:r>
+        <w:rPr>
+          <w:lang w:eastAsia="zh-TW"/>
+        </w:rPr>
+        <w:t xml:space="preserve"> know what </w:t>
+      </w:r>
+      <w:proofErr w:type="gramStart"/>
+      <w:r>
+        <w:rPr>
+          <w:lang w:eastAsia="zh-TW"/>
+        </w:rPr>
+        <w:t>they're</w:t>
+      </w:r>
+      <w:proofErr w:type="gramEnd"/>
+      <w:r>
+        <w:rPr>
+          <w:lang w:eastAsia="zh-TW"/>
+        </w:rPr>
+        <w:t xml:space="preserve"> trying to achieve when they study. They might think "I should study math" but </w:t>
+      </w:r>
+      <w:proofErr w:type="gramStart"/>
+      <w:r>
+        <w:rPr>
+          <w:lang w:eastAsia="zh-TW"/>
+        </w:rPr>
+        <w:t>don't</w:t>
+      </w:r>
+      <w:proofErr w:type="gramEnd"/>
+      <w:r>
+        <w:rPr>
+          <w:lang w:eastAsia="zh-TW"/>
+        </w:rPr>
+        <w:t xml:space="preserve"> have specific targets. Should they study for 30 minutes or 2 hours? Should they finish one chapter or master a specific skill? Without clear goals, students feel lost and </w:t>
+      </w:r>
+      <w:proofErr w:type="gramStart"/>
+      <w:r>
+        <w:rPr>
+          <w:lang w:eastAsia="zh-TW"/>
+        </w:rPr>
+        <w:t>don't</w:t>
+      </w:r>
+      <w:proofErr w:type="gramEnd"/>
+      <w:r>
+        <w:rPr>
+          <w:lang w:eastAsia="zh-TW"/>
+        </w:rPr>
+        <w:t xml:space="preserve"> know when </w:t>
+      </w:r>
+      <w:proofErr w:type="gramStart"/>
+      <w:r>
+        <w:rPr>
+          <w:lang w:eastAsia="zh-TW"/>
+        </w:rPr>
+        <w:t>they've</w:t>
+      </w:r>
+      <w:proofErr w:type="gramEnd"/>
+      <w:r>
+        <w:rPr>
+          <w:lang w:eastAsia="zh-TW"/>
+        </w:rPr>
+        <w:t xml:space="preserve"> done enough. This uncertainty makes it easy to give up.</w:t>
+      </w:r>
+    </w:p>
+    <w:p>
+      <w:pPr>
+        <w:rPr>
+          <w:lang w:eastAsia="zh-TW"/>
+        </w:rPr>
+      </w:pPr>
+      <w:r>
+        <w:rPr>
+          <w:b/>
+          <w:bCs/>
+          <w:lang w:eastAsia="zh-TW"/>
+        </w:rPr>
+        <w:t>Difficulty Managing Time:</w:t>
+      </w:r>
+      <w:r>
+        <w:rPr>
+          <w:lang w:eastAsia="zh-TW"/>
+        </w:rPr>
+        <w:t xml:space="preserve"> Students today are busy with school, activities, homework, and social life. They struggle to find time to study and often </w:t>
+      </w:r>
+      <w:proofErr w:type="gramStart"/>
+      <w:r>
+        <w:rPr>
+          <w:lang w:eastAsia="zh-TW"/>
+        </w:rPr>
+        <w:t>don't</w:t>
+      </w:r>
+      <w:proofErr w:type="gramEnd"/>
+      <w:r>
+        <w:rPr>
+          <w:lang w:eastAsia="zh-TW"/>
+        </w:rPr>
+        <w:t xml:space="preserve"> use their time well. They might spend 2 hours "studying" but </w:t>
+      </w:r>
+      <w:proofErr w:type="gramStart"/>
+      <w:r>
+        <w:rPr>
+          <w:lang w:eastAsia="zh-TW"/>
+        </w:rPr>
+        <w:t>actually spend</w:t>
+      </w:r>
+      <w:proofErr w:type="gramEnd"/>
+      <w:r>
+        <w:rPr>
+          <w:lang w:eastAsia="zh-TW"/>
+        </w:rPr>
+        <w:t xml:space="preserve"> most of that time distracted by their phone or daydreaming. Without good time management skills, students waste time and feel frustrated that </w:t>
+      </w:r>
+      <w:proofErr w:type="gramStart"/>
+      <w:r>
+        <w:rPr>
+          <w:lang w:eastAsia="zh-TW"/>
+        </w:rPr>
+        <w:t>they're</w:t>
+      </w:r>
+      <w:proofErr w:type="gramEnd"/>
+      <w:r>
+        <w:rPr>
+          <w:lang w:eastAsia="zh-TW"/>
+        </w:rPr>
+        <w:t xml:space="preserve"> not learning despite spending hours at their desk.</w:t>
+      </w:r>
+    </w:p>
+    <w:p>
+      <w:pPr>
+        <w:rPr>
+          <w:lang w:eastAsia="zh-TW"/>
+        </w:rPr>
+      </w:pPr>
+      <w:r>
+        <w:rPr>
+          <w:b/>
+          <w:bCs/>
+          <w:lang w:eastAsia="zh-TW"/>
+        </w:rPr>
+        <w:t>Feeling Alone:</w:t>
+      </w:r>
+      <w:r>
+        <w:rPr>
+          <w:lang w:eastAsia="zh-TW"/>
+        </w:rPr>
+        <w:t xml:space="preserve"> Studying often feels lonely and isolating. Students sit alone in their room with their books, feeling disconnected from friends. They </w:t>
+      </w:r>
+      <w:proofErr w:type="gramStart"/>
+      <w:r>
+        <w:rPr>
+          <w:lang w:eastAsia="zh-TW"/>
+        </w:rPr>
+        <w:t>don't</w:t>
+      </w:r>
+      <w:proofErr w:type="gramEnd"/>
+      <w:r>
+        <w:rPr>
+          <w:lang w:eastAsia="zh-TW"/>
+        </w:rPr>
+        <w:t xml:space="preserve"> </w:t>
+      </w:r>
+      <w:r>
+        <w:rPr>
+          <w:lang w:eastAsia="zh-TW"/>
+        </w:rPr>
+        <w:lastRenderedPageBreak/>
+        <w:t xml:space="preserve">know if other students are studying or if </w:t>
+      </w:r>
+      <w:proofErr w:type="gramStart"/>
+      <w:r>
+        <w:rPr>
+          <w:lang w:eastAsia="zh-TW"/>
+        </w:rPr>
+        <w:t>they're</w:t>
+      </w:r>
+      <w:proofErr w:type="gramEnd"/>
+      <w:r>
+        <w:rPr>
+          <w:lang w:eastAsia="zh-TW"/>
+        </w:rPr>
+        <w:t xml:space="preserve"> the only one struggling. This loneliness makes studying feel like a punishment rather than something positive. When students feel alone, </w:t>
+      </w:r>
+      <w:proofErr w:type="gramStart"/>
+      <w:r>
+        <w:rPr>
+          <w:lang w:eastAsia="zh-TW"/>
+        </w:rPr>
+        <w:t>they're</w:t>
+      </w:r>
+      <w:proofErr w:type="gramEnd"/>
+      <w:r>
+        <w:rPr>
+          <w:lang w:eastAsia="zh-TW"/>
+        </w:rPr>
+        <w:t xml:space="preserve"> more likely to quit and do something social instead.</w:t>
+      </w:r>
+    </w:p>
+    <w:p>
+      <w:pPr>
+        <w:rPr>
+          <w:lang w:eastAsia="zh-TW"/>
+        </w:rPr>
+      </w:pPr>
+      <w:r>
+        <w:rPr>
+          <w:lang w:eastAsia="zh-TW"/>
+        </w:rPr>
+        <w:t>Research shows that students who lack a sense of belonging in their learning environment show lower motivation and worse academic performance (Hari Rajan et al., 2024). The shift to online learning during the pandemic intensified feelings of isolation, and many students continue to struggle with these feelings even in face-to-face classrooms.</w:t>
+      </w:r>
+    </w:p>
+    <w:p>
+      <w:pPr>
+        <w:rPr>
+          <w:lang w:eastAsia="zh-TW"/>
+        </w:rPr>
+      </w:pPr>
+      <w:r>
+        <w:rPr>
+          <w:b/>
+          <w:bCs/>
+          <w:lang w:eastAsia="zh-TW"/>
+        </w:rPr>
+        <w:t>Getting Stuck Without Help:</w:t>
+      </w:r>
+      <w:r>
+        <w:rPr>
+          <w:lang w:eastAsia="zh-TW"/>
+        </w:rPr>
+        <w:t xml:space="preserve"> When students </w:t>
+      </w:r>
+      <w:proofErr w:type="gramStart"/>
+      <w:r>
+        <w:rPr>
+          <w:lang w:eastAsia="zh-TW"/>
+        </w:rPr>
+        <w:t>don't</w:t>
+      </w:r>
+      <w:proofErr w:type="gramEnd"/>
+      <w:r>
+        <w:rPr>
+          <w:lang w:eastAsia="zh-TW"/>
+        </w:rPr>
+        <w:t xml:space="preserve"> understand something, they often get stuck. They might struggle with a math problem or confusing concept and have no one to ask for help. Parents might not understand the material. Teachers </w:t>
+      </w:r>
+      <w:proofErr w:type="gramStart"/>
+      <w:r>
+        <w:rPr>
+          <w:lang w:eastAsia="zh-TW"/>
+        </w:rPr>
+        <w:t>aren't</w:t>
+      </w:r>
+      <w:proofErr w:type="gramEnd"/>
+      <w:r>
+        <w:rPr>
+          <w:lang w:eastAsia="zh-TW"/>
+        </w:rPr>
+        <w:t xml:space="preserve"> available at night when students do homework. This leads to frustration where students waste hours being confused and eventually give up.</w:t>
+      </w:r>
+    </w:p>
+    <w:p>
+      <w:pPr>
+        <w:rPr>
+          <w:lang w:eastAsia="zh-TW"/>
+        </w:rPr>
+      </w:pPr>
+      <w:r>
+        <w:rPr>
+          <w:lang w:eastAsia="zh-TW"/>
+        </w:rPr>
+        <w:t>Recent studies show that students increasingly turn to AI tools like ChatGPT for homework help. A survey in Singapore found that 100% of students had used AI for homework assistance, with 84% of secondary students using it at least weekly (Paulo &amp; Othman, 2025). While this shows students seeking help when stuck, it also raises concerns about whether they are truly learning or simply getting answers without understanding.</w:t>
+      </w:r>
+    </w:p>
+    <w:p>
+      <w:pPr>
+        <w:rPr>
+          <w:lang w:eastAsia="zh-TW"/>
+        </w:rPr>
+      </w:pPr>
+    </w:p>
+    <w:p>
+      <w:pPr>
+        <w:rPr>
+          <w:lang w:eastAsia="zh-TW"/>
+        </w:rPr>
+      </w:pPr>
+    </w:p>
+    <w:p>
+      <w:pPr>
+        <w:pStyle w:val="Heading2"/>
+      </w:pPr>
+      <w:bookmarkStart w:id="14" w:name="_Toc214367568"/>
+      <w:r>
+        <w:t>The Problem Parents Face</w:t>
+      </w:r>
+      <w:bookmarkEnd w:id="14"/>
+    </w:p>
+    <w:p>
+      <w:pPr>
+        <w:rPr>
+          <w:lang w:eastAsia="zh-TW"/>
+        </w:rPr>
+      </w:pPr>
+      <w:r>
+        <w:rPr>
+          <w:lang w:eastAsia="zh-TW"/>
+        </w:rPr>
+        <w:t>Parents want to help their children succeed in school, but they face their own set of challenges that make supporting their children's learning difficult.</w:t>
+      </w:r>
+    </w:p>
+    <w:p>
+      <w:pPr>
+        <w:rPr>
+          <w:lang w:eastAsia="zh-TW"/>
+        </w:rPr>
+      </w:pPr>
+      <w:r>
+        <w:rPr>
+          <w:b/>
+          <w:bCs/>
+          <w:lang w:eastAsia="zh-TW"/>
+        </w:rPr>
+        <w:t>Not Knowing What's Happening:</w:t>
+      </w:r>
+      <w:r>
+        <w:rPr>
+          <w:lang w:eastAsia="zh-TW"/>
+        </w:rPr>
+        <w:t xml:space="preserve"> Parents often </w:t>
+      </w:r>
+      <w:proofErr w:type="gramStart"/>
+      <w:r>
+        <w:rPr>
+          <w:lang w:eastAsia="zh-TW"/>
+        </w:rPr>
+        <w:t>don't</w:t>
+      </w:r>
+      <w:proofErr w:type="gramEnd"/>
+      <w:r>
+        <w:rPr>
+          <w:lang w:eastAsia="zh-TW"/>
+        </w:rPr>
+        <w:t xml:space="preserve"> know how much their child </w:t>
+      </w:r>
+      <w:proofErr w:type="gramStart"/>
+      <w:r>
+        <w:rPr>
+          <w:lang w:eastAsia="zh-TW"/>
+        </w:rPr>
+        <w:t>actually studies</w:t>
+      </w:r>
+      <w:proofErr w:type="gramEnd"/>
+      <w:r>
+        <w:rPr>
+          <w:lang w:eastAsia="zh-TW"/>
+        </w:rPr>
+        <w:t xml:space="preserve">. Their child might say "I studied for 2 hours" but </w:t>
+      </w:r>
+      <w:proofErr w:type="gramStart"/>
+      <w:r>
+        <w:rPr>
+          <w:lang w:eastAsia="zh-TW"/>
+        </w:rPr>
+        <w:t>actually spent</w:t>
+      </w:r>
+      <w:proofErr w:type="gramEnd"/>
+      <w:r>
+        <w:rPr>
+          <w:lang w:eastAsia="zh-TW"/>
+        </w:rPr>
+        <w:t xml:space="preserve"> most of that time on their phone. Parents </w:t>
+      </w:r>
+      <w:proofErr w:type="gramStart"/>
+      <w:r>
+        <w:rPr>
+          <w:lang w:eastAsia="zh-TW"/>
+        </w:rPr>
+        <w:t>can't</w:t>
+      </w:r>
+      <w:proofErr w:type="gramEnd"/>
+      <w:r>
+        <w:rPr>
+          <w:lang w:eastAsia="zh-TW"/>
+        </w:rPr>
+        <w:t xml:space="preserve"> watch their child every minute, and asking too many questions creates conflict. Without real information, parents </w:t>
+      </w:r>
+      <w:proofErr w:type="gramStart"/>
+      <w:r>
+        <w:rPr>
+          <w:lang w:eastAsia="zh-TW"/>
+        </w:rPr>
+        <w:t>can't</w:t>
+      </w:r>
+      <w:proofErr w:type="gramEnd"/>
+      <w:r>
+        <w:rPr>
+          <w:lang w:eastAsia="zh-TW"/>
+        </w:rPr>
+        <w:t xml:space="preserve"> tell if their child needs more support or is doing fine.</w:t>
+      </w:r>
+    </w:p>
+    <w:p>
+      <w:pPr>
+        <w:rPr>
+          <w:lang w:eastAsia="zh-TW"/>
+        </w:rPr>
+      </w:pPr>
+      <w:r>
+        <w:rPr>
+          <w:lang w:eastAsia="zh-TW"/>
+        </w:rPr>
+        <w:t>Research confirms this challenge. Studies show that parental involvement works best when parents can see what their children are learning and provide appropriate support, but most parents lack visibility into their children's actual study habits and understanding (Stanford, 2023).</w:t>
+      </w:r>
+    </w:p>
+    <w:p>
+      <w:pPr>
+        <w:rPr>
+          <w:lang w:eastAsia="zh-TW"/>
+        </w:rPr>
+      </w:pPr>
+      <w:r>
+        <w:rPr>
+          <w:b/>
+          <w:bCs/>
+          <w:lang w:eastAsia="zh-TW"/>
+        </w:rPr>
+        <w:t>Creating Conflict Instead of Support:</w:t>
+      </w:r>
+      <w:r>
+        <w:rPr>
+          <w:lang w:eastAsia="zh-TW"/>
+        </w:rPr>
+        <w:t xml:space="preserve"> When parents try to make their children study, it often leads to arguments. Nagging ("Have you done your homework?") makes children defensive and damages the relationship. </w:t>
+      </w:r>
+      <w:r>
+        <w:rPr>
+          <w:lang w:eastAsia="zh-TW"/>
+        </w:rPr>
+        <w:lastRenderedPageBreak/>
+        <w:t xml:space="preserve">Parents feel stuck between wanting to help and not wanting to fight. This tension makes everyone stressed and </w:t>
+      </w:r>
+      <w:proofErr w:type="gramStart"/>
+      <w:r>
+        <w:rPr>
+          <w:lang w:eastAsia="zh-TW"/>
+        </w:rPr>
+        <w:t>doesn't</w:t>
+      </w:r>
+      <w:proofErr w:type="gramEnd"/>
+      <w:r>
+        <w:rPr>
+          <w:lang w:eastAsia="zh-TW"/>
+        </w:rPr>
+        <w:t xml:space="preserve"> </w:t>
+      </w:r>
+      <w:proofErr w:type="gramStart"/>
+      <w:r>
+        <w:rPr>
+          <w:lang w:eastAsia="zh-TW"/>
+        </w:rPr>
+        <w:t>actually help</w:t>
+      </w:r>
+      <w:proofErr w:type="gramEnd"/>
+      <w:r>
+        <w:rPr>
+          <w:lang w:eastAsia="zh-TW"/>
+        </w:rPr>
+        <w:t xml:space="preserve"> the child study more.</w:t>
+      </w:r>
+    </w:p>
+    <w:p>
+      <w:pPr>
+        <w:rPr>
+          <w:lang w:eastAsia="zh-TW"/>
+        </w:rPr>
+      </w:pPr>
+      <w:r>
+        <w:rPr>
+          <w:lang w:eastAsia="zh-TW"/>
+        </w:rPr>
+        <w:t xml:space="preserve">Studies consistently show that the quality of parent involvement matters more than quantity. Parents who are overly controlling or intrusive in their children's homework </w:t>
+      </w:r>
+      <w:proofErr w:type="gramStart"/>
+      <w:r>
+        <w:rPr>
+          <w:lang w:eastAsia="zh-TW"/>
+        </w:rPr>
+        <w:t>actually harm</w:t>
+      </w:r>
+      <w:proofErr w:type="gramEnd"/>
+      <w:r>
+        <w:rPr>
+          <w:lang w:eastAsia="zh-TW"/>
+        </w:rPr>
+        <w:t xml:space="preserve"> academic performance, while supportive involvement helps (</w:t>
+      </w:r>
+      <w:proofErr w:type="spellStart"/>
+      <w:r>
+        <w:rPr>
+          <w:lang w:eastAsia="zh-TW"/>
+        </w:rPr>
+        <w:t>Hempenstall</w:t>
+      </w:r>
+      <w:proofErr w:type="spellEnd"/>
+      <w:r>
+        <w:rPr>
+          <w:lang w:eastAsia="zh-TW"/>
+        </w:rPr>
+        <w:t>, 2025). However, many parents struggle to find the right balance.</w:t>
+      </w:r>
+    </w:p>
+    <w:p>
+      <w:pPr>
+        <w:rPr>
+          <w:lang w:eastAsia="zh-TW"/>
+        </w:rPr>
+      </w:pPr>
+      <w:r>
+        <w:rPr>
+          <w:b/>
+          <w:bCs/>
+          <w:lang w:eastAsia="zh-TW"/>
+        </w:rPr>
+        <w:t>Not Having Tools to Help:</w:t>
+      </w:r>
+      <w:r>
+        <w:rPr>
+          <w:lang w:eastAsia="zh-TW"/>
+        </w:rPr>
+        <w:t xml:space="preserve"> Even when parents know their child needs help, they often </w:t>
+      </w:r>
+      <w:proofErr w:type="gramStart"/>
+      <w:r>
+        <w:rPr>
+          <w:lang w:eastAsia="zh-TW"/>
+        </w:rPr>
+        <w:t>don't</w:t>
+      </w:r>
+      <w:proofErr w:type="gramEnd"/>
+      <w:r>
+        <w:rPr>
+          <w:lang w:eastAsia="zh-TW"/>
+        </w:rPr>
+        <w:t xml:space="preserve"> know what to do. They might not understand the schoolwork. They might not know how to motivate their child without bribing or threatening. They lack tools and strategies to support their child's education effectively.</w:t>
+      </w:r>
+    </w:p>
+    <w:p>
+      <w:pPr>
+        <w:rPr>
+          <w:lang w:eastAsia="zh-TW"/>
+        </w:rPr>
+      </w:pPr>
+      <w:r>
+        <w:rPr>
+          <w:lang w:eastAsia="zh-TW"/>
+        </w:rPr>
+        <w:t xml:space="preserve">Research shows that while parental involvement consistently leads to better student outcomes, effectiveness varies greatly depending on the type of involvement. Simply helping with homework shows little to no positive impact on achievement, while other forms of support – like discussing school, showing interest in learning, and setting expectations – have much stronger effects (Stanford, 2023; </w:t>
+      </w:r>
+      <w:proofErr w:type="spellStart"/>
+      <w:r>
+        <w:rPr>
+          <w:lang w:eastAsia="zh-TW"/>
+        </w:rPr>
+        <w:t>Hempenstall</w:t>
+      </w:r>
+      <w:proofErr w:type="spellEnd"/>
+      <w:r>
+        <w:rPr>
+          <w:lang w:eastAsia="zh-TW"/>
+        </w:rPr>
+        <w:t>, 2025).</w:t>
+      </w:r>
+    </w:p>
+    <w:p>
+      <w:pPr>
+        <w:rPr>
+          <w:lang w:eastAsia="zh-TW"/>
+        </w:rPr>
+      </w:pPr>
+      <w:r>
+        <w:rPr>
+          <w:b/>
+          <w:bCs/>
+          <w:lang w:eastAsia="zh-TW"/>
+        </w:rPr>
+        <w:t>Struggling to Balance Support and Independence:</w:t>
+      </w:r>
+      <w:r>
+        <w:rPr>
+          <w:lang w:eastAsia="zh-TW"/>
+        </w:rPr>
+        <w:t xml:space="preserve"> Parents want their children to become independent learners, but they also want to make sure their children succeed. Finding the right balance is difficult. Too much involvement makes children dependent and resentful. Too little involvement means children might fail without support. Parents need a way to stay informed and supportive without being controlling.</w:t>
+      </w:r>
+    </w:p>
+    <w:p>
+      <w:pPr>
+        <w:rPr>
+          <w:lang w:eastAsia="zh-TW"/>
+        </w:rPr>
+      </w:pPr>
+      <w:r>
+        <w:rPr>
+          <w:lang w:eastAsia="zh-TW"/>
+        </w:rPr>
+        <w:t>A comprehensive review of parental involvement research found that the most effective approaches involve parents creating supportive home environments for learning, communicating high but reasonable expectations, and staying informed about their child's progress – rather than trying to directly teach or control the child's studying (</w:t>
+      </w:r>
+      <w:proofErr w:type="spellStart"/>
+      <w:r>
+        <w:rPr>
+          <w:lang w:eastAsia="zh-TW"/>
+        </w:rPr>
+        <w:t>Hempenstall</w:t>
+      </w:r>
+      <w:proofErr w:type="spellEnd"/>
+      <w:r>
+        <w:rPr>
+          <w:lang w:eastAsia="zh-TW"/>
+        </w:rPr>
+        <w:t>, 2025). However, achieving this balance requires tools and information that many parents currently lack.</w:t>
+      </w:r>
+    </w:p>
+    <w:p>
+      <w:pPr>
+        <w:pStyle w:val="Heading2"/>
+      </w:pPr>
+      <w:bookmarkStart w:id="15" w:name="_Toc214367569"/>
+      <w:r>
+        <w:t>Why Current Solutions Don't Work Well</w:t>
+      </w:r>
+      <w:bookmarkEnd w:id="15"/>
+    </w:p>
+    <w:p>
+      <w:pPr>
+        <w:rPr>
+          <w:lang w:eastAsia="zh-TW"/>
+        </w:rPr>
+      </w:pPr>
+      <w:r>
+        <w:rPr>
+          <w:lang w:eastAsia="zh-TW"/>
+        </w:rPr>
+        <w:t>Several solutions exist to help students and parents, but they all have significant problems that prevent them from fully addressing the issues described above.</w:t>
+      </w:r>
+    </w:p>
+    <w:p>
+      <w:pPr>
+        <w:rPr>
+          <w:lang w:eastAsia="zh-TW"/>
+        </w:rPr>
+      </w:pPr>
+      <w:r>
+        <w:rPr>
+          <w:b/>
+          <w:bCs/>
+          <w:lang w:eastAsia="zh-TW"/>
+        </w:rPr>
+        <w:t>Traditional Homework Tracking:</w:t>
+      </w:r>
+      <w:r>
+        <w:rPr>
+          <w:lang w:eastAsia="zh-TW"/>
+        </w:rPr>
+        <w:t xml:space="preserve"> Some parents use homework planners or check their child's assignments. However, this only shows what homework exists, not whether the child </w:t>
+      </w:r>
+      <w:proofErr w:type="gramStart"/>
+      <w:r>
+        <w:rPr>
+          <w:lang w:eastAsia="zh-TW"/>
+        </w:rPr>
+        <w:t>actually studied</w:t>
+      </w:r>
+      <w:proofErr w:type="gramEnd"/>
+      <w:r>
+        <w:rPr>
+          <w:lang w:eastAsia="zh-TW"/>
+        </w:rPr>
+        <w:t xml:space="preserve"> or understood the </w:t>
+      </w:r>
+      <w:r>
+        <w:rPr>
+          <w:lang w:eastAsia="zh-TW"/>
+        </w:rPr>
+        <w:lastRenderedPageBreak/>
+        <w:t xml:space="preserve">material. It also requires constant parental checking, which creates the nagging and conflict mentioned earlier. This approach is time-consuming for parents and annoying for students. Most importantly, it </w:t>
+      </w:r>
+      <w:proofErr w:type="gramStart"/>
+      <w:r>
+        <w:rPr>
+          <w:lang w:eastAsia="zh-TW"/>
+        </w:rPr>
+        <w:t>doesn't</w:t>
+      </w:r>
+      <w:proofErr w:type="gramEnd"/>
+      <w:r>
+        <w:rPr>
+          <w:lang w:eastAsia="zh-TW"/>
+        </w:rPr>
+        <w:t xml:space="preserve"> provide insight into actual learning – just task completion.</w:t>
+      </w:r>
+    </w:p>
+    <w:p>
+      <w:pPr>
+        <w:rPr>
+          <w:lang w:eastAsia="zh-TW"/>
+        </w:rPr>
+      </w:pPr>
+      <w:r>
+        <w:rPr>
+          <w:b/>
+          <w:bCs/>
+          <w:lang w:eastAsia="zh-TW"/>
+        </w:rPr>
+        <w:t>Educational Apps and Websites:</w:t>
+      </w:r>
+      <w:r>
+        <w:rPr>
+          <w:lang w:eastAsia="zh-TW"/>
+        </w:rPr>
+        <w:t xml:space="preserve"> Many educational apps exist, but most focus only on the student. They </w:t>
+      </w:r>
+      <w:proofErr w:type="gramStart"/>
+      <w:r>
+        <w:rPr>
+          <w:lang w:eastAsia="zh-TW"/>
+        </w:rPr>
+        <w:t>don't</w:t>
+      </w:r>
+      <w:proofErr w:type="gramEnd"/>
+      <w:r>
+        <w:rPr>
+          <w:lang w:eastAsia="zh-TW"/>
+        </w:rPr>
+        <w:t xml:space="preserve"> help parents understand what their child is doing. They also often lack social features, so students still feel alone. Additionally, many educational apps feel like just more homework rather than something motivating. Students see them as another chore rather than something helpful.</w:t>
+      </w:r>
+    </w:p>
+    <w:p>
+      <w:pPr>
+        <w:rPr>
+          <w:lang w:eastAsia="zh-TW"/>
+        </w:rPr>
+      </w:pPr>
+      <w:r>
+        <w:rPr>
+          <w:lang w:eastAsia="zh-TW"/>
+        </w:rPr>
+        <w:t>Furthermore, research shows that the effectiveness of educational apps varies greatly. Some well-designed adaptive learning platforms show modest but real improvements in student achievement, while many generic educational apps show no significant benefit over traditional instruction (Kestin et al., 2025). The difference lies in whether the app is designed based on learning science principles or simply digitizes traditional content.</w:t>
+      </w:r>
+    </w:p>
+    <w:p>
+      <w:pPr>
+        <w:rPr>
+          <w:lang w:eastAsia="zh-TW"/>
+        </w:rPr>
+      </w:pPr>
+      <w:r>
+        <w:rPr>
+          <w:b/>
+          <w:bCs/>
+          <w:lang w:eastAsia="zh-TW"/>
+        </w:rPr>
+        <w:t>Tutoring Services:</w:t>
+      </w:r>
+      <w:r>
+        <w:rPr>
+          <w:lang w:eastAsia="zh-TW"/>
+        </w:rPr>
+        <w:t xml:space="preserve"> Tutors can help when students get stuck, but </w:t>
+      </w:r>
+      <w:proofErr w:type="gramStart"/>
+      <w:r>
+        <w:rPr>
+          <w:lang w:eastAsia="zh-TW"/>
+        </w:rPr>
+        <w:t>they're</w:t>
+      </w:r>
+      <w:proofErr w:type="gramEnd"/>
+      <w:r>
+        <w:rPr>
+          <w:lang w:eastAsia="zh-TW"/>
+        </w:rPr>
+        <w:t xml:space="preserve"> expensive and only available at specific times. If a student has a question at 9 PM while doing homework, they </w:t>
+      </w:r>
+      <w:proofErr w:type="gramStart"/>
+      <w:r>
+        <w:rPr>
+          <w:lang w:eastAsia="zh-TW"/>
+        </w:rPr>
+        <w:t>can't</w:t>
+      </w:r>
+      <w:proofErr w:type="gramEnd"/>
+      <w:r>
+        <w:rPr>
+          <w:lang w:eastAsia="zh-TW"/>
+        </w:rPr>
+        <w:t xml:space="preserve"> ask their tutor. Tutoring also focuses only on academic help and </w:t>
+      </w:r>
+      <w:proofErr w:type="gramStart"/>
+      <w:r>
+        <w:rPr>
+          <w:lang w:eastAsia="zh-TW"/>
+        </w:rPr>
+        <w:t>doesn't</w:t>
+      </w:r>
+      <w:proofErr w:type="gramEnd"/>
+      <w:r>
+        <w:rPr>
+          <w:lang w:eastAsia="zh-TW"/>
+        </w:rPr>
+        <w:t xml:space="preserve"> address motivation or time management issues.</w:t>
+      </w:r>
+    </w:p>
+    <w:p>
+      <w:pPr>
+        <w:rPr>
+          <w:lang w:eastAsia="zh-TW"/>
+        </w:rPr>
+      </w:pPr>
+      <w:r>
+        <w:rPr>
+          <w:lang w:eastAsia="zh-TW"/>
+        </w:rPr>
+        <w:t xml:space="preserve">While research consistently shows that one-on-one human tutoring is highly effective – with effect sizes of 0.80 to 1.00 standard deviations – it simply </w:t>
+      </w:r>
+      <w:proofErr w:type="gramStart"/>
+      <w:r>
+        <w:rPr>
+          <w:lang w:eastAsia="zh-TW"/>
+        </w:rPr>
+        <w:t>doesn't</w:t>
+      </w:r>
+      <w:proofErr w:type="gramEnd"/>
+      <w:r>
+        <w:rPr>
+          <w:lang w:eastAsia="zh-TW"/>
+        </w:rPr>
+        <w:t xml:space="preserve"> scale to meet the needs of all students who could benefit (Kestin et al., 2025). Most families cannot afford regular tutoring, creating educational inequality.</w:t>
+      </w:r>
+    </w:p>
+    <w:p>
+      <w:pPr>
+        <w:rPr>
+          <w:lang w:eastAsia="zh-TW"/>
+        </w:rPr>
+      </w:pPr>
+      <w:r>
+        <w:rPr>
+          <w:b/>
+          <w:bCs/>
+          <w:lang w:eastAsia="zh-TW"/>
+        </w:rPr>
+        <w:t>Reward Systems at Home:</w:t>
+      </w:r>
+      <w:r>
+        <w:rPr>
+          <w:lang w:eastAsia="zh-TW"/>
+        </w:rPr>
+        <w:t xml:space="preserve"> Some families create reward systems where children earn privileges for studying. However, these systems usually fail because parents </w:t>
+      </w:r>
+      <w:proofErr w:type="gramStart"/>
+      <w:r>
+        <w:rPr>
+          <w:lang w:eastAsia="zh-TW"/>
+        </w:rPr>
+        <w:t>can't</w:t>
+      </w:r>
+      <w:proofErr w:type="gramEnd"/>
+      <w:r>
+        <w:rPr>
+          <w:lang w:eastAsia="zh-TW"/>
+        </w:rPr>
+        <w:t xml:space="preserve"> accurately measure studying, rewards feel arbitrary, and the system </w:t>
+      </w:r>
+      <w:proofErr w:type="gramStart"/>
+      <w:r>
+        <w:rPr>
+          <w:lang w:eastAsia="zh-TW"/>
+        </w:rPr>
+        <w:t>isn't</w:t>
+      </w:r>
+      <w:proofErr w:type="gramEnd"/>
+      <w:r>
+        <w:rPr>
+          <w:lang w:eastAsia="zh-TW"/>
+        </w:rPr>
+        <w:t xml:space="preserve"> consistent. Children quickly learn to game the system by appearing to study without </w:t>
+      </w:r>
+      <w:proofErr w:type="gramStart"/>
+      <w:r>
+        <w:rPr>
+          <w:lang w:eastAsia="zh-TW"/>
+        </w:rPr>
+        <w:t>actually learning</w:t>
+      </w:r>
+      <w:proofErr w:type="gramEnd"/>
+      <w:r>
+        <w:rPr>
+          <w:lang w:eastAsia="zh-TW"/>
+        </w:rPr>
+        <w:t>. Additionally, extrinsic rewards can undermine intrinsic motivation to learn.</w:t>
+      </w:r>
+    </w:p>
+    <w:p>
+      <w:pPr>
+        <w:rPr>
+          <w:lang w:eastAsia="zh-TW"/>
+        </w:rPr>
+      </w:pPr>
+      <w:r>
+        <w:rPr>
+          <w:b/>
+          <w:bCs/>
+          <w:lang w:eastAsia="zh-TW"/>
+        </w:rPr>
+        <w:t>School Progress Reports:</w:t>
+      </w:r>
+      <w:r>
+        <w:rPr>
+          <w:lang w:eastAsia="zh-TW"/>
+        </w:rPr>
+        <w:t xml:space="preserve"> Schools send grades and progress reports, but these come too late to help. By the time parents know their child is struggling, weeks or months have passed. Parents need real-time information to intervene early, not historical data about past failures. Traditional grading and reporting systems provide summative assessments of what students learned in the past, not formative feedback to guide current learning.</w:t>
+      </w:r>
+    </w:p>
+    <w:p>
+      <w:pPr>
+        <w:rPr>
+          <w:lang w:eastAsia="zh-TW"/>
+        </w:rPr>
+      </w:pPr>
+      <w:r>
+        <w:rPr>
+          <w:b/>
+          <w:bCs/>
+          <w:lang w:eastAsia="zh-TW"/>
+        </w:rPr>
+        <w:t>Artificial Intelligence Tools (Without Proper Design):</w:t>
+      </w:r>
+      <w:r>
+        <w:rPr>
+          <w:lang w:eastAsia="zh-TW"/>
+        </w:rPr>
+        <w:t xml:space="preserve"> Recently, students have increasingly turned to AI tools like ChatGPT for homework help. </w:t>
+      </w:r>
+      <w:r>
+        <w:rPr>
+          <w:lang w:eastAsia="zh-TW"/>
+        </w:rPr>
+        <w:lastRenderedPageBreak/>
+        <w:t>While this might seem like a solution, research shows it often makes the problem worse. When students use AI without proper guidance, they tend to rely on it to do their thinking rather than learning how to think themselves – a phenomenon called "cognitive offloading."</w:t>
+      </w:r>
+    </w:p>
+    <w:p>
+      <w:pPr>
+        <w:rPr>
+          <w:lang w:eastAsia="zh-TW"/>
+        </w:rPr>
+      </w:pPr>
+      <w:r>
+        <w:rPr>
+          <w:lang w:eastAsia="zh-TW"/>
+        </w:rPr>
+        <w:t>A study in Singapore found that while AI-generated homework received mediocre to failing grades (ranging from B3 to D7 and F9), students continued using these tools extensively because they made homework feel easier to complete (Paulo &amp; Othman, 2025). Studies also show that unrestricted AI access can harm learning outcomes because students bypass the cognitive processes that build understanding (Asgar, 2025). The key issue is that generic AI tools are designed to be helpful and provide answers quickly – not to promote learning through appropriate struggle and practice.</w:t>
+      </w:r>
+    </w:p>
+    <w:p>
+      <w:pPr>
+        <w:pStyle w:val="Heading2"/>
+      </w:pPr>
+      <w:bookmarkStart w:id="16" w:name="_Toc214367570"/>
+      <w:r>
+        <w:t>What a Good Solution Needs</w:t>
+      </w:r>
+      <w:bookmarkEnd w:id="16"/>
+    </w:p>
+    <w:p>
+      <w:pPr>
+        <w:rPr>
+          <w:lang w:eastAsia="zh-TW"/>
+        </w:rPr>
+      </w:pPr>
+      <w:r>
+        <w:rPr>
+          <w:lang w:eastAsia="zh-TW"/>
+        </w:rPr>
+        <w:t>Based on understanding the problems students and parents face, and why current solutions fall short, we can identify what a good solution needs to provide:</w:t>
+      </w:r>
+    </w:p>
+    <w:p>
+      <w:pPr>
+        <w:rPr>
+          <w:lang w:eastAsia="zh-TW"/>
+        </w:rPr>
+      </w:pPr>
+      <w:r>
+        <w:rPr>
+          <w:b/>
+          <w:bCs/>
+          <w:lang w:eastAsia="zh-TW"/>
+        </w:rPr>
+        <w:t>Make Studying Feel Rewarding:</w:t>
+      </w:r>
+      <w:r>
+        <w:rPr>
+          <w:lang w:eastAsia="zh-TW"/>
+        </w:rPr>
+        <w:t xml:space="preserve"> The solution must give students immediate positive feedback when they study. Students need to see progress and feel accomplished, </w:t>
+      </w:r>
+      <w:proofErr w:type="gramStart"/>
+      <w:r>
+        <w:rPr>
+          <w:lang w:eastAsia="zh-TW"/>
+        </w:rPr>
+        <w:t>similar to</w:t>
+      </w:r>
+      <w:proofErr w:type="gramEnd"/>
+      <w:r>
+        <w:rPr>
+          <w:lang w:eastAsia="zh-TW"/>
+        </w:rPr>
+        <w:t xml:space="preserve"> how games make players feel successful. This requires tracking study time, showing progress visually, and providing rewards that feel meaningful. Research shows that gamification elements can significantly increase student engagement and time-on-task when properly implemented (Hari Rajan et al., 2024).</w:t>
+      </w:r>
+    </w:p>
+    <w:p>
+      <w:pPr>
+        <w:rPr>
+          <w:lang w:eastAsia="zh-TW"/>
+        </w:rPr>
+      </w:pPr>
+      <w:r>
+        <w:rPr>
+          <w:b/>
+          <w:bCs/>
+          <w:lang w:eastAsia="zh-TW"/>
+        </w:rPr>
+        <w:t>Help Students Set and Achieve Goals:</w:t>
+      </w:r>
+      <w:r>
+        <w:rPr>
+          <w:lang w:eastAsia="zh-TW"/>
+        </w:rPr>
+        <w:t xml:space="preserve"> Students need help breaking big goals ("do well in math") into specific, achievable targets ("study math for 30 minutes today"). The solution should guide students in setting realistic goals and show progress toward those goals clearly. Goal-setting combined with visible progress tracking helps students develop self-regulated learning skills.</w:t>
+      </w:r>
+    </w:p>
+    <w:p>
+      <w:pPr>
+        <w:rPr>
+          <w:lang w:eastAsia="zh-TW"/>
+        </w:rPr>
+      </w:pPr>
+      <w:r>
+        <w:rPr>
+          <w:b/>
+          <w:bCs/>
+          <w:lang w:eastAsia="zh-TW"/>
+        </w:rPr>
+        <w:t>Track Time Accurately and Automatically:</w:t>
+      </w:r>
+      <w:r>
+        <w:rPr>
+          <w:lang w:eastAsia="zh-TW"/>
+        </w:rPr>
+        <w:t xml:space="preserve"> The solution must track study time without requiring students to remember to start and stop timers. It should be easy to use so students </w:t>
+      </w:r>
+      <w:proofErr w:type="gramStart"/>
+      <w:r>
+        <w:rPr>
+          <w:lang w:eastAsia="zh-TW"/>
+        </w:rPr>
+        <w:t>actually use</w:t>
+      </w:r>
+      <w:proofErr w:type="gramEnd"/>
+      <w:r>
+        <w:rPr>
+          <w:lang w:eastAsia="zh-TW"/>
+        </w:rPr>
+        <w:t xml:space="preserve"> it. The tracking should be accurate enough that parents can trust the information. Automatic tracking removes friction and provides objective data rather than relying on student self-reporting.</w:t>
+      </w:r>
+    </w:p>
+    <w:p>
+      <w:pPr>
+        <w:rPr>
+          <w:lang w:eastAsia="zh-TW"/>
+        </w:rPr>
+      </w:pPr>
+      <w:r>
+        <w:rPr>
+          <w:b/>
+          <w:bCs/>
+          <w:lang w:eastAsia="zh-TW"/>
+        </w:rPr>
+        <w:t>Connect Students with Each Other:</w:t>
+      </w:r>
+      <w:r>
+        <w:rPr>
+          <w:lang w:eastAsia="zh-TW"/>
+        </w:rPr>
+        <w:t xml:space="preserve"> Students should be able to see that others are also studying, share achievements, and even compete in friendly ways. This social aspect makes studying feel less lonely and more engaging. Research consistently shows that students' sense of belonging in their </w:t>
+      </w:r>
+      <w:r>
+        <w:rPr>
+          <w:lang w:eastAsia="zh-TW"/>
+        </w:rPr>
+        <w:lastRenderedPageBreak/>
+        <w:t>learning community strongly influences their motivation and engagement (Hari Rajan et al., 2024).</w:t>
+      </w:r>
+    </w:p>
+    <w:p>
+      <w:pPr>
+        <w:rPr>
+          <w:lang w:eastAsia="zh-TW"/>
+        </w:rPr>
+      </w:pPr>
+      <w:r>
+        <w:rPr>
+          <w:b/>
+          <w:bCs/>
+          <w:lang w:eastAsia="zh-TW"/>
+        </w:rPr>
+        <w:t>Provide Instant Help When Stuck:</w:t>
+      </w:r>
+      <w:r>
+        <w:rPr>
+          <w:lang w:eastAsia="zh-TW"/>
+        </w:rPr>
+        <w:t xml:space="preserve"> When students </w:t>
+      </w:r>
+      <w:proofErr w:type="gramStart"/>
+      <w:r>
+        <w:rPr>
+          <w:lang w:eastAsia="zh-TW"/>
+        </w:rPr>
+        <w:t>don't</w:t>
+      </w:r>
+      <w:proofErr w:type="gramEnd"/>
+      <w:r>
+        <w:rPr>
+          <w:lang w:eastAsia="zh-TW"/>
+        </w:rPr>
+        <w:t xml:space="preserve"> understand something, they need immediate help. The solution should provide answers to common questions instantly, so students </w:t>
+      </w:r>
+      <w:proofErr w:type="gramStart"/>
+      <w:r>
+        <w:rPr>
+          <w:lang w:eastAsia="zh-TW"/>
+        </w:rPr>
+        <w:t>don't</w:t>
+      </w:r>
+      <w:proofErr w:type="gramEnd"/>
+      <w:r>
+        <w:rPr>
+          <w:lang w:eastAsia="zh-TW"/>
+        </w:rPr>
+        <w:t xml:space="preserve"> waste time being confused and frustrated. However, this help must be designed carefully – it should guide students toward understanding rather than simply giving them answers, avoiding the cognitive offloading problem that plagues unrestricted AI use (Asgar, 2025).</w:t>
+      </w:r>
+    </w:p>
+    <w:p>
+      <w:pPr>
+        <w:rPr>
+          <w:lang w:eastAsia="zh-TW"/>
+        </w:rPr>
+      </w:pPr>
+      <w:r>
+        <w:rPr>
+          <w:lang w:eastAsia="zh-TW"/>
+        </w:rPr>
+        <w:t>Research on effective AI tutoring shows that the best systems provide scaffolded support: they ask guiding questions, offer hints rather than complete solutions, and ensure students actively engage with the problem-solving process (Kestin et al., 2025). This approach maintains the "desirable difficulty" needed for learning while preventing students from getting stuck for so long they give up.</w:t>
+      </w:r>
+    </w:p>
+    <w:p>
+      <w:pPr>
+        <w:rPr>
+          <w:lang w:eastAsia="zh-TW"/>
+        </w:rPr>
+      </w:pPr>
+      <w:r>
+        <w:rPr>
+          <w:b/>
+          <w:bCs/>
+          <w:lang w:eastAsia="zh-TW"/>
+        </w:rPr>
+        <w:t>Give Parents Real Information Without Creating Conflict:</w:t>
+      </w:r>
+      <w:r>
+        <w:rPr>
+          <w:lang w:eastAsia="zh-TW"/>
+        </w:rPr>
+        <w:t xml:space="preserve"> Parents need to see what their child is studying and for how long, but this information should come from the system, not from asking the child directly. This way, parents stay informed without nagging. The system should show trends and patterns, not just raw data.</w:t>
+      </w:r>
+    </w:p>
+    <w:p>
+      <w:pPr>
+        <w:rPr>
+          <w:lang w:eastAsia="zh-TW"/>
+        </w:rPr>
+      </w:pPr>
+      <w:r>
+        <w:rPr>
+          <w:lang w:eastAsia="zh-TW"/>
+        </w:rPr>
+        <w:t>Research shows that effective parental involvement requires parents to have accurate information about their child's learning while maintaining a supportive rather than controlling relationship (</w:t>
+      </w:r>
+      <w:proofErr w:type="spellStart"/>
+      <w:r>
+        <w:rPr>
+          <w:lang w:eastAsia="zh-TW"/>
+        </w:rPr>
+        <w:t>Hempenstall</w:t>
+      </w:r>
+      <w:proofErr w:type="spellEnd"/>
+      <w:r>
+        <w:rPr>
+          <w:lang w:eastAsia="zh-TW"/>
+        </w:rPr>
+        <w:t>, 2025). Technology can enable this by providing objective information that eliminates the need for intrusive questioning.</w:t>
+      </w:r>
+    </w:p>
+    <w:p>
+      <w:pPr>
+        <w:rPr>
+          <w:lang w:eastAsia="zh-TW"/>
+        </w:rPr>
+      </w:pPr>
+      <w:r>
+        <w:rPr>
+          <w:b/>
+          <w:bCs/>
+          <w:lang w:eastAsia="zh-TW"/>
+        </w:rPr>
+        <w:t>Support Working Together Instead of Fighting:</w:t>
+      </w:r>
+      <w:r>
+        <w:rPr>
+          <w:lang w:eastAsia="zh-TW"/>
+        </w:rPr>
+        <w:t xml:space="preserve"> The solution should help parents and students work together as a team. They should collaborate on setting goals and deciding rewards. This shifts the dynamic from parent-versus-child to family-working-together. When parents and students jointly establish goals and agree on appropriate rewards, both motivation and family relationships improve.</w:t>
+      </w:r>
+    </w:p>
+    <w:p>
+      <w:pPr>
+        <w:rPr>
+          <w:lang w:eastAsia="zh-TW"/>
+        </w:rPr>
+      </w:pPr>
+      <w:r>
+        <w:rPr>
+          <w:b/>
+          <w:bCs/>
+          <w:lang w:eastAsia="zh-TW"/>
+        </w:rPr>
+        <w:t>Work on Devices Students Already Use:</w:t>
+      </w:r>
+      <w:r>
+        <w:rPr>
+          <w:lang w:eastAsia="zh-TW"/>
+        </w:rPr>
+        <w:t xml:space="preserve"> The solution must be accessible on smartphones since </w:t>
+      </w:r>
+      <w:proofErr w:type="gramStart"/>
+      <w:r>
+        <w:rPr>
+          <w:lang w:eastAsia="zh-TW"/>
+        </w:rPr>
+        <w:t>that's</w:t>
+      </w:r>
+      <w:proofErr w:type="gramEnd"/>
+      <w:r>
+        <w:rPr>
+          <w:lang w:eastAsia="zh-TW"/>
+        </w:rPr>
+        <w:t xml:space="preserve"> what students already carry. It should be easy to use and not require learning complicated systems. Accessibility is crucial for consistent use and for ensuring the solution can benefit students regardless of their economic situation.</w:t>
+      </w:r>
+    </w:p>
+    <w:p>
+      <w:pPr>
+        <w:rPr>
+          <w:lang w:eastAsia="zh-TW"/>
+        </w:rPr>
+      </w:pPr>
+      <w:r>
+        <w:rPr>
+          <w:b/>
+          <w:bCs/>
+          <w:lang w:eastAsia="zh-TW"/>
+        </w:rPr>
+        <w:t>Protect Privacy:</w:t>
+      </w:r>
+      <w:r>
+        <w:rPr>
+          <w:lang w:eastAsia="zh-TW"/>
+        </w:rPr>
+        <w:t xml:space="preserve"> Students and parents need to trust that their information stays private. The solution must have strong security and clear policies about data use. Privacy concerns are especially important with AI-powered </w:t>
+      </w:r>
+      <w:r>
+        <w:rPr>
+          <w:lang w:eastAsia="zh-TW"/>
+        </w:rPr>
+        <w:lastRenderedPageBreak/>
+        <w:t>systems that collect detailed data about student learning patterns and behaviors.</w:t>
+      </w:r>
+    </w:p>
+    <w:p>
+      <w:pPr>
+        <w:rPr>
+          <w:lang w:eastAsia="zh-TW"/>
+        </w:rPr>
+      </w:pPr>
+    </w:p>
+    <w:p>
+      <w:pPr>
+        <w:pStyle w:val="Heading2"/>
+      </w:pPr>
+      <w:bookmarkStart w:id="17" w:name="_Toc214367571"/>
+      <w:r>
+        <w:t xml:space="preserve">How </w:t>
+      </w:r>
+      <w:proofErr w:type="spellStart"/>
+      <w:r>
+        <w:t>StudyQuest</w:t>
+      </w:r>
+      <w:proofErr w:type="spellEnd"/>
+      <w:r>
+        <w:t xml:space="preserve"> Addresses These Needs</w:t>
+      </w:r>
+      <w:bookmarkEnd w:id="17"/>
+    </w:p>
+    <w:p>
+      <w:pPr>
+        <w:rPr>
+          <w:lang w:eastAsia="zh-TW"/>
+        </w:rPr>
+      </w:pPr>
+      <w:proofErr w:type="spellStart"/>
+      <w:r>
+        <w:rPr>
+          <w:lang w:eastAsia="zh-TW"/>
+        </w:rPr>
+        <w:t>StudyQuest</w:t>
+      </w:r>
+      <w:proofErr w:type="spellEnd"/>
+      <w:r>
+        <w:rPr>
+          <w:lang w:eastAsia="zh-TW"/>
+        </w:rPr>
+        <w:t xml:space="preserve"> was designed specifically to meet all the needs identified above, combining proven learning science principles with modern technology in a carefully structured way.</w:t>
+      </w:r>
+    </w:p>
+    <w:p>
+      <w:pPr>
+        <w:rPr>
+          <w:lang w:eastAsia="zh-TW"/>
+        </w:rPr>
+      </w:pPr>
+      <w:r>
+        <w:rPr>
+          <w:b/>
+          <w:bCs/>
+          <w:lang w:eastAsia="zh-TW"/>
+        </w:rPr>
+        <w:t>Gamification Makes Studying Rewarding:</w:t>
+      </w:r>
+      <w:r>
+        <w:rPr>
+          <w:lang w:eastAsia="zh-TW"/>
+        </w:rPr>
+        <w:t xml:space="preserve"> </w:t>
+      </w:r>
+      <w:proofErr w:type="spellStart"/>
+      <w:r>
+        <w:rPr>
+          <w:lang w:eastAsia="zh-TW"/>
+        </w:rPr>
+        <w:t>StudyQuest</w:t>
+      </w:r>
+      <w:proofErr w:type="spellEnd"/>
+      <w:r>
+        <w:rPr>
+          <w:lang w:eastAsia="zh-TW"/>
+        </w:rPr>
+        <w:t xml:space="preserve"> uses points, badges, levels, and leaderboards to make studying feel like a game. Every study session earns points. Reaching milestones earns badges. Students level up as they study more. This gives the immediate positive feedback that students need to stay motivated. The gamification elements tap into the same reward systems that make games engaging, but channel that engagement toward productive studying.</w:t>
+      </w:r>
+    </w:p>
+    <w:p>
+      <w:pPr>
+        <w:rPr>
+          <w:lang w:eastAsia="zh-TW"/>
+        </w:rPr>
+      </w:pPr>
+      <w:r>
+        <w:rPr>
+          <w:b/>
+          <w:bCs/>
+          <w:lang w:eastAsia="zh-TW"/>
+        </w:rPr>
+        <w:t>Goal-Setting Features:</w:t>
+      </w:r>
+      <w:r>
+        <w:rPr>
+          <w:lang w:eastAsia="zh-TW"/>
+        </w:rPr>
+        <w:t xml:space="preserve"> Students and parents can set goals together through the app. Goals can be daily ("study 1 hour today"), weekly ("study 5 hours this week"), or long-term ("reach level 10 this month"). The app shows progress toward each goal with visual progress bars, making achievement feel concrete and real. This addresses the problem of students not knowing what </w:t>
+      </w:r>
+      <w:proofErr w:type="gramStart"/>
+      <w:r>
+        <w:rPr>
+          <w:lang w:eastAsia="zh-TW"/>
+        </w:rPr>
+        <w:t>they're</w:t>
+      </w:r>
+      <w:proofErr w:type="gramEnd"/>
+      <w:r>
+        <w:rPr>
+          <w:lang w:eastAsia="zh-TW"/>
+        </w:rPr>
+        <w:t xml:space="preserve"> working toward or when </w:t>
+      </w:r>
+      <w:proofErr w:type="gramStart"/>
+      <w:r>
+        <w:rPr>
+          <w:lang w:eastAsia="zh-TW"/>
+        </w:rPr>
+        <w:t>they've</w:t>
+      </w:r>
+      <w:proofErr w:type="gramEnd"/>
+      <w:r>
+        <w:rPr>
+          <w:lang w:eastAsia="zh-TW"/>
+        </w:rPr>
+        <w:t xml:space="preserve"> done enough.</w:t>
+      </w:r>
+    </w:p>
+    <w:p>
+      <w:pPr>
+        <w:rPr>
+          <w:lang w:eastAsia="zh-TW"/>
+        </w:rPr>
+      </w:pPr>
+      <w:r>
+        <w:rPr>
+          <w:b/>
+          <w:bCs/>
+          <w:lang w:eastAsia="zh-TW"/>
+        </w:rPr>
+        <w:t>Automatic Time Tracking:</w:t>
+      </w:r>
+      <w:r>
+        <w:rPr>
+          <w:lang w:eastAsia="zh-TW"/>
+        </w:rPr>
+        <w:t xml:space="preserve"> The app has a simple timer that students start when they begin studying and stop when they finish. The app remembers all sessions automatically and calculates total time. Students </w:t>
+      </w:r>
+      <w:proofErr w:type="gramStart"/>
+      <w:r>
+        <w:rPr>
+          <w:lang w:eastAsia="zh-TW"/>
+        </w:rPr>
+        <w:t>don't</w:t>
+      </w:r>
+      <w:proofErr w:type="gramEnd"/>
+      <w:r>
+        <w:rPr>
+          <w:lang w:eastAsia="zh-TW"/>
+        </w:rPr>
+        <w:t xml:space="preserve"> need to write anything down or remember details – the app does it all. This automatic tracking provides accurate data without adding burden to students.</w:t>
+      </w:r>
+    </w:p>
+    <w:p>
+      <w:pPr>
+        <w:rPr>
+          <w:lang w:eastAsia="zh-TW"/>
+        </w:rPr>
+      </w:pPr>
+      <w:r>
+        <w:rPr>
+          <w:b/>
+          <w:bCs/>
+          <w:lang w:eastAsia="zh-TW"/>
+        </w:rPr>
+        <w:t>Social Features:</w:t>
+      </w:r>
+      <w:r>
+        <w:rPr>
+          <w:lang w:eastAsia="zh-TW"/>
+        </w:rPr>
+        <w:t xml:space="preserve"> Students can form study teams with friends, compete on leaderboards to see who studies most, and share achievements. This creates a community of learners and makes studying feel social rather than isolated. The social features address the loneliness problem by helping students see </w:t>
+      </w:r>
+      <w:proofErr w:type="gramStart"/>
+      <w:r>
+        <w:rPr>
+          <w:lang w:eastAsia="zh-TW"/>
+        </w:rPr>
+        <w:t>they're</w:t>
+      </w:r>
+      <w:proofErr w:type="gramEnd"/>
+      <w:r>
+        <w:rPr>
+          <w:lang w:eastAsia="zh-TW"/>
+        </w:rPr>
+        <w:t xml:space="preserve"> part of a community of people working toward similar goals.</w:t>
+      </w:r>
+    </w:p>
+    <w:p>
+      <w:pPr>
+        <w:rPr>
+          <w:lang w:eastAsia="zh-TW"/>
+        </w:rPr>
+      </w:pPr>
+      <w:r>
+        <w:rPr>
+          <w:b/>
+          <w:bCs/>
+          <w:lang w:eastAsia="zh-TW"/>
+        </w:rPr>
+        <w:t>AI Chatbot for Instant Help:</w:t>
+      </w:r>
+      <w:r>
+        <w:rPr>
+          <w:lang w:eastAsia="zh-TW"/>
+        </w:rPr>
+        <w:t xml:space="preserve"> When students get stuck, they can ask the AI chatbot questions and get immediate answers. This means students </w:t>
+      </w:r>
+      <w:proofErr w:type="gramStart"/>
+      <w:r>
+        <w:rPr>
+          <w:lang w:eastAsia="zh-TW"/>
+        </w:rPr>
+        <w:t>don't</w:t>
+      </w:r>
+      <w:proofErr w:type="gramEnd"/>
+      <w:r>
+        <w:rPr>
+          <w:lang w:eastAsia="zh-TW"/>
+        </w:rPr>
+        <w:t xml:space="preserve"> waste time being confused – they get help right away and can continue studying. However, the AI is carefully designed to avoid the cognitive offloading problem. Rather than simply providing answers, it asks guiding questions and provides hints to help students think through problems themselves.</w:t>
+      </w:r>
+    </w:p>
+    <w:p>
+      <w:pPr>
+        <w:rPr>
+          <w:lang w:eastAsia="zh-TW"/>
+        </w:rPr>
+      </w:pPr>
+      <w:r>
+        <w:rPr>
+          <w:lang w:eastAsia="zh-TW"/>
+        </w:rPr>
+        <w:t xml:space="preserve">Research shows that well-designed AI tutoring systems can be highly effective when they follow learning science principles: managing cognitive </w:t>
+      </w:r>
+      <w:r>
+        <w:rPr>
+          <w:lang w:eastAsia="zh-TW"/>
+        </w:rPr>
+        <w:lastRenderedPageBreak/>
+        <w:t xml:space="preserve">load, providing timely feedback, and promoting active learning rather than passive consumption (Kestin et al., 2025; Asgar, 2025). </w:t>
+      </w:r>
+      <w:proofErr w:type="spellStart"/>
+      <w:r>
+        <w:rPr>
+          <w:lang w:eastAsia="zh-TW"/>
+        </w:rPr>
+        <w:t>StudyQuest's</w:t>
+      </w:r>
+      <w:proofErr w:type="spellEnd"/>
+      <w:r>
+        <w:rPr>
+          <w:lang w:eastAsia="zh-TW"/>
+        </w:rPr>
+        <w:t xml:space="preserve"> AI is designed with these principles in mind, offering support without doing the thinking for students.</w:t>
+      </w:r>
+    </w:p>
+    <w:p>
+      <w:pPr>
+        <w:rPr>
+          <w:lang w:eastAsia="zh-TW"/>
+        </w:rPr>
+      </w:pPr>
+      <w:r>
+        <w:rPr>
+          <w:b/>
+          <w:bCs/>
+          <w:lang w:eastAsia="zh-TW"/>
+        </w:rPr>
+        <w:t>Personalized Study Schedules:</w:t>
+      </w:r>
+      <w:r>
+        <w:rPr>
+          <w:lang w:eastAsia="zh-TW"/>
+        </w:rPr>
+        <w:t xml:space="preserve"> The app uses AI to analyze when each student studies best and creates personalized schedules. If the app notices a student studies better in the morning, it suggests morning study sessions. This personalization helps </w:t>
+      </w:r>
+      <w:proofErr w:type="gramStart"/>
+      <w:r>
+        <w:rPr>
+          <w:lang w:eastAsia="zh-TW"/>
+        </w:rPr>
+        <w:t>students</w:t>
+      </w:r>
+      <w:proofErr w:type="gramEnd"/>
+      <w:r>
+        <w:rPr>
+          <w:lang w:eastAsia="zh-TW"/>
+        </w:rPr>
+        <w:t xml:space="preserve"> study more effectively by working with their natural rhythms and preferences rather than against them.</w:t>
+      </w:r>
+    </w:p>
+    <w:p>
+      <w:pPr>
+        <w:rPr>
+          <w:lang w:eastAsia="zh-TW"/>
+        </w:rPr>
+      </w:pPr>
+      <w:r>
+        <w:rPr>
+          <w:b/>
+          <w:bCs/>
+          <w:lang w:eastAsia="zh-TW"/>
+        </w:rPr>
+        <w:t>Parent Dashboard:</w:t>
+      </w:r>
+      <w:r>
+        <w:rPr>
+          <w:lang w:eastAsia="zh-TW"/>
+        </w:rPr>
+        <w:t xml:space="preserve"> Parents can log into their own dashboard to see their child's study time, progress toward goals, and achievements. This information comes from the system, not from asking the child, which eliminates nagging and conflict. Parents can see objective data about when their child studies, how long, and what progress </w:t>
+      </w:r>
+      <w:proofErr w:type="gramStart"/>
+      <w:r>
+        <w:rPr>
+          <w:lang w:eastAsia="zh-TW"/>
+        </w:rPr>
+        <w:t>they're</w:t>
+      </w:r>
+      <w:proofErr w:type="gramEnd"/>
+      <w:r>
+        <w:rPr>
+          <w:lang w:eastAsia="zh-TW"/>
+        </w:rPr>
+        <w:t xml:space="preserve"> making toward agreed-upon goals.</w:t>
+      </w:r>
+    </w:p>
+    <w:p>
+      <w:pPr>
+        <w:rPr>
+          <w:lang w:eastAsia="zh-TW"/>
+        </w:rPr>
+      </w:pPr>
+      <w:r>
+        <w:rPr>
+          <w:lang w:eastAsia="zh-TW"/>
+        </w:rPr>
+        <w:t xml:space="preserve">This addresses one of the biggest challenges parents </w:t>
+      </w:r>
+      <w:proofErr w:type="gramStart"/>
+      <w:r>
+        <w:rPr>
+          <w:lang w:eastAsia="zh-TW"/>
+        </w:rPr>
+        <w:t>face</w:t>
+      </w:r>
+      <w:proofErr w:type="gramEnd"/>
+      <w:r>
+        <w:rPr>
+          <w:lang w:eastAsia="zh-TW"/>
+        </w:rPr>
+        <w:t>: getting accurate information without creating conflict. Research shows that parental involvement is most effective when parents can monitor progress and provide appropriate support without being intrusive or controlling (</w:t>
+      </w:r>
+      <w:proofErr w:type="spellStart"/>
+      <w:r>
+        <w:rPr>
+          <w:lang w:eastAsia="zh-TW"/>
+        </w:rPr>
+        <w:t>Hempenstall</w:t>
+      </w:r>
+      <w:proofErr w:type="spellEnd"/>
+      <w:r>
+        <w:rPr>
+          <w:lang w:eastAsia="zh-TW"/>
+        </w:rPr>
+        <w:t>, 2025). The parent dashboard enables this balanced approach.</w:t>
+      </w:r>
+    </w:p>
+    <w:p>
+      <w:pPr>
+        <w:rPr>
+          <w:lang w:eastAsia="zh-TW"/>
+        </w:rPr>
+      </w:pPr>
+      <w:r>
+        <w:rPr>
+          <w:b/>
+          <w:bCs/>
+          <w:lang w:eastAsia="zh-TW"/>
+        </w:rPr>
+        <w:t>Collaborative Reward System:</w:t>
+      </w:r>
+      <w:r>
+        <w:rPr>
+          <w:lang w:eastAsia="zh-TW"/>
+        </w:rPr>
+        <w:t xml:space="preserve"> Parents and students can work together to set up rewards. For example, they might agree that reaching level 5 earns a special outing. Because both agree on the reward beforehand, it feels fair and motivating rather than arbitrary or controlling. This collaborative approach strengthens family relationships while supporting student motivation.</w:t>
+      </w:r>
+    </w:p>
+    <w:p>
+      <w:pPr>
+        <w:rPr>
+          <w:lang w:eastAsia="zh-TW"/>
+        </w:rPr>
+      </w:pPr>
+      <w:r>
+        <w:rPr>
+          <w:b/>
+          <w:bCs/>
+          <w:lang w:eastAsia="zh-TW"/>
+        </w:rPr>
+        <w:t>Mobile-First Design:</w:t>
+      </w:r>
+      <w:r>
+        <w:rPr>
+          <w:lang w:eastAsia="zh-TW"/>
+        </w:rPr>
+        <w:t xml:space="preserve"> </w:t>
+      </w:r>
+      <w:proofErr w:type="spellStart"/>
+      <w:r>
+        <w:rPr>
+          <w:lang w:eastAsia="zh-TW"/>
+        </w:rPr>
+        <w:t>StudyQuest</w:t>
+      </w:r>
+      <w:proofErr w:type="spellEnd"/>
+      <w:r>
+        <w:rPr>
+          <w:lang w:eastAsia="zh-TW"/>
+        </w:rPr>
+        <w:t xml:space="preserve"> works on smartphones, tablets, and computers. It automatically adjusts to different screen sizes. Students can use it wherever they study – at home, at the library, on the bus. This accessibility ensures students can engage with the app consistently using devices they already own and carry with them.</w:t>
+      </w:r>
+    </w:p>
+    <w:p>
+      <w:pPr>
+        <w:rPr>
+          <w:lang w:eastAsia="zh-TW"/>
+        </w:rPr>
+      </w:pPr>
+      <w:r>
+        <w:rPr>
+          <w:b/>
+          <w:bCs/>
+          <w:lang w:eastAsia="zh-TW"/>
+        </w:rPr>
+        <w:t>Strong Security:</w:t>
+      </w:r>
+      <w:r>
+        <w:rPr>
+          <w:lang w:eastAsia="zh-TW"/>
+        </w:rPr>
+        <w:t xml:space="preserve"> All data is encrypted and stored securely. The app has clear privacy policies. Student information is never sold or used for advertising. Parents and students can trust that their personal information and learning data remains private and protected.</w:t>
+      </w:r>
+    </w:p>
+    <w:p>
+      <w:pPr>
+        <w:pStyle w:val="Heading2"/>
+      </w:pPr>
+      <w:bookmarkStart w:id="18" w:name="_Toc214367572"/>
+      <w:r>
+        <w:t>Summary</w:t>
+      </w:r>
+      <w:bookmarkEnd w:id="18"/>
+    </w:p>
+    <w:p>
+      <w:pPr>
+        <w:rPr>
+          <w:lang w:eastAsia="zh-TW"/>
+        </w:rPr>
+      </w:pPr>
+      <w:r>
+        <w:rPr>
+          <w:lang w:eastAsia="zh-TW"/>
+        </w:rPr>
+        <w:t xml:space="preserve">Students struggle with motivation, goal-setting, time management, loneliness, and getting stuck on difficult problems. Research confirms these challenges are widespread and have intensified since the COVID-19 </w:t>
+      </w:r>
+      <w:r>
+        <w:rPr>
+          <w:lang w:eastAsia="zh-TW"/>
+        </w:rPr>
+        <w:lastRenderedPageBreak/>
+        <w:t>pandemic. Students lack focus and feel isolated in their learning, leading to disengagement and poor academic outcomes.</w:t>
+      </w:r>
+    </w:p>
+    <w:p>
+      <w:pPr>
+        <w:rPr>
+          <w:lang w:eastAsia="zh-TW"/>
+        </w:rPr>
+      </w:pPr>
+      <w:r>
+        <w:rPr>
+          <w:lang w:eastAsia="zh-TW"/>
+        </w:rPr>
+        <w:t xml:space="preserve">Parents struggle with knowing </w:t>
+      </w:r>
+      <w:proofErr w:type="gramStart"/>
+      <w:r>
+        <w:rPr>
+          <w:lang w:eastAsia="zh-TW"/>
+        </w:rPr>
+        <w:t>what's</w:t>
+      </w:r>
+      <w:proofErr w:type="gramEnd"/>
+      <w:r>
+        <w:rPr>
+          <w:lang w:eastAsia="zh-TW"/>
+        </w:rPr>
+        <w:t xml:space="preserve"> happening, avoiding conflict, and supporting their children effectively. They want to help but lack the tools and information needed to provide appropriate support without being intrusive or controlling.</w:t>
+      </w:r>
+    </w:p>
+    <w:p>
+      <w:pPr>
+        <w:rPr>
+          <w:lang w:eastAsia="zh-TW"/>
+        </w:rPr>
+      </w:pPr>
+      <w:r>
+        <w:rPr>
+          <w:lang w:eastAsia="zh-TW"/>
+        </w:rPr>
+        <w:t xml:space="preserve">Current solutions only address parts of these problems and often create new issues. Traditional homework tracking creates conflict without providing insight into actual learning. Educational apps often lack engagement and social connection. Tutoring is expensive and unavailable when students most need help. Unrestricted AI tools can </w:t>
+      </w:r>
+      <w:proofErr w:type="gramStart"/>
+      <w:r>
+        <w:rPr>
+          <w:lang w:eastAsia="zh-TW"/>
+        </w:rPr>
+        <w:t>actually harm</w:t>
+      </w:r>
+      <w:proofErr w:type="gramEnd"/>
+      <w:r>
+        <w:rPr>
+          <w:lang w:eastAsia="zh-TW"/>
+        </w:rPr>
+        <w:t xml:space="preserve"> learning by encouraging cognitive offloading rather than genuine understanding.</w:t>
+      </w:r>
+    </w:p>
+    <w:p>
+      <w:pPr>
+        <w:rPr>
+          <w:lang w:eastAsia="zh-TW"/>
+        </w:rPr>
+      </w:pPr>
+      <w:proofErr w:type="spellStart"/>
+      <w:r>
+        <w:rPr>
+          <w:lang w:eastAsia="zh-TW"/>
+        </w:rPr>
+        <w:t>StudyQuest</w:t>
+      </w:r>
+      <w:proofErr w:type="spellEnd"/>
+      <w:r>
+        <w:rPr>
+          <w:lang w:eastAsia="zh-TW"/>
+        </w:rPr>
+        <w:t xml:space="preserve"> addresses all these problems through a comprehensive, carefully designed approach. It makes studying rewarding through gamification, helps with goal-setting and time management, provides social connection through team features and leaderboards, offers instant help through a properly designed AI chatbot, gives parents real information without creating conflict through a parent dashboard, and supports families working together through collaborative goal-setting and rewards.</w:t>
+      </w:r>
+    </w:p>
+    <w:p>
+      <w:pPr>
+        <w:rPr>
+          <w:lang w:eastAsia="zh-TW"/>
+        </w:rPr>
+      </w:pPr>
+      <w:r>
+        <w:rPr>
+          <w:lang w:eastAsia="zh-TW"/>
+        </w:rPr>
+        <w:t xml:space="preserve">By understanding the full scope of the problems students and parents face, and by learning from both the successes and failures of current approaches, </w:t>
+      </w:r>
+      <w:proofErr w:type="spellStart"/>
+      <w:r>
+        <w:rPr>
+          <w:lang w:eastAsia="zh-TW"/>
+        </w:rPr>
+        <w:t>StudyQuest</w:t>
+      </w:r>
+      <w:proofErr w:type="spellEnd"/>
+      <w:r>
+        <w:rPr>
+          <w:lang w:eastAsia="zh-TW"/>
+        </w:rPr>
+        <w:t xml:space="preserve"> provides a solution that truly helps students and families. The system is grounded in research on what works in education: immediate feedback, clear goals, social support, appropriate challenge, and collaborative family involvement – all delivered through accessible technology that fits into students' lives.</w:t>
+      </w:r>
+    </w:p>
+    <w:p>
+      <w:pPr>
+        <w:rPr>
+          <w:lang w:eastAsia="zh-TW"/>
+        </w:rPr>
+      </w:pPr>
+    </w:p>
+    <w:p>
+      <w:pPr>
+        <w:spacing w:after="160" w:line="278" w:lineRule="auto"/>
+        <w:rPr>
+          <w:rFonts w:asciiTheme="majorHAnsi" w:eastAsiaTheme="majorEastAsia" w:hAnsiTheme="majorHAnsi" w:cstheme="majorBidi"/>
+          <w:color w:val="2F5496" w:themeColor="accent1" w:themeShade="BF"/>
+          <w:kern w:val="2"/>
+          <w:sz w:val="48"/>
+          <w:szCs w:val="48"/>
+          <w:lang w:eastAsia="zh-TW"/>
+          <w14:ligatures w14:val="standardContextual"/>
+        </w:rPr>
+      </w:pPr>
+      <w:r>
+        <w:rPr>
+          <w:rStyle w:val="Strong"/>
+          <w:b w:val="0"/>
+          <w:bCs w:val="0"/>
+        </w:rPr>
+        <w:br w:type="page"/>
+      </w:r>
+    </w:p>
+    <w:p>
+      <w:pPr>
+        <w:pStyle w:val="Heading1"/>
+        <w:rPr>
+          <w:rFonts w:eastAsia="Arial"/>
+          <w:sz w:val="28"/>
+        </w:rPr>
+      </w:pPr>
+      <w:bookmarkStart w:id="19" w:name="_Toc214367573"/>
+      <w:r>
+        <w:rPr>
+          <w:rStyle w:val="Strong"/>
+          <w:b w:val="0"/>
+          <w:bCs w:val="0"/>
+        </w:rPr>
+        <w:lastRenderedPageBreak/>
+        <w:t>REFERENCES</w:t>
+      </w:r>
+      <w:bookmarkEnd w:id="19"/>
+    </w:p>
+    <w:p>
+      <w:pPr>
+        <w:rPr>
+          <w:lang w:eastAsia="zh-TW"/>
+        </w:rPr>
+      </w:pPr>
+      <w:r>
+        <w:rPr>
+          <w:lang w:eastAsia="zh-TW"/>
+        </w:rPr>
+        <w:t xml:space="preserve">BBC News. (2025, July 22). Is education tech boom helping or harming pupils? </w:t>
+      </w:r>
+    </w:p>
+    <w:p>
+      <w:pPr>
+        <w:rPr>
+          <w:lang w:eastAsia="zh-TW"/>
+        </w:rPr>
+      </w:pPr>
+      <w:hyperlink r:id="rId9" w:history="1">
+        <w:r>
+          <w:rPr>
+            <w:rStyle w:val="Hyperlink"/>
+            <w:lang w:eastAsia="zh-TW"/>
+          </w:rPr>
+          <w:t>https://www.bbc.com/news/articles/cdezp6yg9ppo</w:t>
+        </w:r>
+      </w:hyperlink>
+    </w:p>
+    <w:p>
+      <w:pPr>
+        <w:rPr>
+          <w:lang w:eastAsia="zh-TW"/>
+        </w:rPr>
+      </w:pPr>
+      <w:r>
+        <w:rPr>
+          <w:lang w:eastAsia="zh-TW"/>
+        </w:rPr>
+        <w:t>W</w:t>
+      </w:r>
+    </w:p>
+    <w:p>
+      <w:pPr>
+        <w:rPr>
+          <w:lang w:eastAsia="zh-TW"/>
+        </w:rPr>
+      </w:pPr>
+      <w:r>
+        <w:rPr>
+          <w:lang w:eastAsia="zh-TW"/>
+        </w:rPr>
+        <w:t xml:space="preserve">Schwartz, D. (2024, February). How technology is reinventing education. </w:t>
+      </w:r>
+    </w:p>
+    <w:p>
+      <w:pPr>
+        <w:rPr>
+          <w:lang w:eastAsia="zh-TW"/>
+        </w:rPr>
+      </w:pPr>
+      <w:r>
+        <w:rPr>
+          <w:lang w:eastAsia="zh-TW"/>
+        </w:rPr>
+        <w:t xml:space="preserve">Stanford Graduate School of Education. </w:t>
+      </w:r>
+    </w:p>
+    <w:p>
+      <w:pPr>
+        <w:rPr>
+          <w:lang w:eastAsia="zh-TW"/>
+        </w:rPr>
+      </w:pPr>
+      <w:hyperlink r:id="rId10" w:history="1">
+        <w:r>
+          <w:rPr>
+            <w:rStyle w:val="Hyperlink"/>
+            <w:lang w:eastAsia="zh-TW"/>
+          </w:rPr>
+          <w:t>https://news.stanford.edu/stories/2024/02/technology-in-education</w:t>
+        </w:r>
+      </w:hyperlink>
+    </w:p>
+    <w:p>
+      <w:pPr>
+        <w:rPr>
+          <w:lang w:eastAsia="zh-TW"/>
+        </w:rPr>
+      </w:pPr>
+    </w:p>
+    <w:p>
+      <w:pPr>
+        <w:rPr>
+          <w:lang w:eastAsia="zh-TW"/>
+        </w:rPr>
+      </w:pPr>
+      <w:r>
+        <w:rPr>
+          <w:lang w:eastAsia="zh-TW"/>
+        </w:rPr>
+        <w:t xml:space="preserve">Stamford American School Hong Kong. (2025, January 6). How important is technology in education? Benefits, challenges, and impact on students. </w:t>
+      </w:r>
+    </w:p>
+    <w:p>
+      <w:pPr>
+        <w:rPr>
+          <w:lang w:eastAsia="zh-TW"/>
+        </w:rPr>
+      </w:pPr>
+      <w:hyperlink r:id="rId11" w:history="1">
+        <w:r>
+          <w:rPr>
+            <w:rStyle w:val="Hyperlink"/>
+            <w:lang w:eastAsia="zh-TW"/>
+          </w:rPr>
+          <w:t>https://www.sais.edu.hk/blog/how-important-is-technology-in-education-benefits-challenges-and-impact-on-students/</w:t>
+        </w:r>
+      </w:hyperlink>
+    </w:p>
+    <w:p>
+      <w:pPr>
+        <w:rPr>
+          <w:lang w:eastAsia="zh-TW"/>
+        </w:rPr>
+      </w:pPr>
+    </w:p>
+    <w:p>
+      <w:pPr>
+        <w:rPr>
+          <w:lang w:eastAsia="zh-TW"/>
+        </w:rPr>
+      </w:pPr>
+      <w:r>
+        <w:rPr>
+          <w:lang w:eastAsia="zh-TW"/>
+        </w:rPr>
+        <w:t xml:space="preserve">Tang, C. (2025, March 21). HK schools should embrace proper use of smartphones and AI tools. China Daily Hong Kong. </w:t>
+      </w:r>
+    </w:p>
+    <w:p>
+      <w:hyperlink r:id="rId12" w:history="1">
+        <w:r>
+          <w:rPr>
+            <w:rStyle w:val="Hyperlink"/>
+            <w:lang w:eastAsia="zh-TW"/>
+          </w:rPr>
+          <w:t>https://www.chinadailyhk.com/hk/article/607480</w:t>
+        </w:r>
+      </w:hyperlink>
+      <w:r>
+        <w:rPr>
+          <w:lang w:eastAsia="zh-TW"/>
+        </w:rPr>
+        <w:br/>
+      </w:r>
+      <w:r>
+        <w:rPr>
+          <w:lang w:eastAsia="zh-TW"/>
+        </w:rPr>
+        <w:br/>
+      </w:r>
+      <w:r>
+        <w:t xml:space="preserve">Asgar, D. (2025). </w:t>
+      </w:r>
+      <w:proofErr w:type="spellStart"/>
+      <w:r>
+        <w:t>Analysing</w:t>
+      </w:r>
+      <w:proofErr w:type="spellEnd"/>
+      <w:r>
+        <w:t xml:space="preserve"> the effectiveness of different AI-based tutoring systems and their impact on education across global contexts: A literature review. </w:t>
+      </w:r>
+      <w:r>
+        <w:rPr>
+          <w:i/>
+          <w:iCs/>
+        </w:rPr>
+        <w:t>National High School Journal of Science</w:t>
+      </w:r>
+      <w:r>
+        <w:t xml:space="preserve">. </w:t>
+      </w:r>
+      <w:hyperlink r:id="rId13" w:tgtFrame="_blank" w:history="1">
+        <w:r>
+          <w:rPr>
+            <w:rStyle w:val="Hyperlink"/>
+          </w:rPr>
+          <w:t>https://nhsjs.com/2025/analysing-the-effectiveness-of-different-ai-based-tutoring-systems-and-their-impact-on-education-across-global-contexts-a-literature-review/</w:t>
+        </w:r>
+      </w:hyperlink>
+    </w:p>
+    <w:p>
+      <w:pPr>
+        <w:rPr>
+          <w:lang w:eastAsia="zh-TW"/>
+        </w:rPr>
+      </w:pPr>
+      <w:r>
+        <w:rPr>
+          <w:lang w:eastAsia="zh-TW"/>
+        </w:rPr>
+        <w:t xml:space="preserve">Goldman, A. (2024, July 18). Students' lack of focus is the top barrier to learning, school leaders say. </w:t>
+      </w:r>
+      <w:r>
+        <w:rPr>
+          <w:i/>
+          <w:iCs/>
+          <w:lang w:eastAsia="zh-TW"/>
+        </w:rPr>
+        <w:t>Education Week</w:t>
+      </w:r>
+      <w:r>
+        <w:rPr>
+          <w:lang w:eastAsia="zh-TW"/>
+        </w:rPr>
+        <w:t xml:space="preserve">. </w:t>
+      </w:r>
+      <w:hyperlink r:id="rId14" w:tgtFrame="_blank" w:history="1">
+        <w:r>
+          <w:rPr>
+            <w:rStyle w:val="Hyperlink"/>
+            <w:lang w:eastAsia="zh-TW"/>
+          </w:rPr>
+          <w:t>https://www.edweek.org/leadership/students-lack-of-focus-is-the-top-barrier-to-learning-school-leaders-say/2024/07</w:t>
+        </w:r>
+      </w:hyperlink>
+    </w:p>
+    <w:p>
+      <w:pPr>
+        <w:rPr>
+          <w:lang w:eastAsia="zh-TW"/>
+        </w:rPr>
+      </w:pPr>
+      <w:r>
+        <w:rPr>
+          <w:lang w:eastAsia="zh-TW"/>
+        </w:rPr>
+        <w:t xml:space="preserve">Hari Rajan, M., Herbert, C., &amp; Polly, P. (2024). Disrupted student engagement and motivation: Observations from online and face-to-face university learning environments. </w:t>
+      </w:r>
+      <w:r>
+        <w:rPr>
+          <w:i/>
+          <w:iCs/>
+          <w:lang w:eastAsia="zh-TW"/>
+        </w:rPr>
+        <w:t>Frontiers in Education</w:t>
+      </w:r>
+      <w:r>
+        <w:rPr>
+          <w:lang w:eastAsia="zh-TW"/>
+        </w:rPr>
+        <w:t xml:space="preserve">, </w:t>
+      </w:r>
+      <w:r>
+        <w:rPr>
+          <w:i/>
+          <w:iCs/>
+          <w:lang w:eastAsia="zh-TW"/>
+        </w:rPr>
+        <w:t>8</w:t>
+      </w:r>
+      <w:r>
+        <w:rPr>
+          <w:lang w:eastAsia="zh-TW"/>
+        </w:rPr>
+        <w:t xml:space="preserve">, 1320822. </w:t>
+      </w:r>
+      <w:hyperlink r:id="rId15" w:tgtFrame="_blank" w:history="1">
+        <w:r>
+          <w:rPr>
+            <w:rStyle w:val="Hyperlink"/>
+            <w:lang w:eastAsia="zh-TW"/>
+          </w:rPr>
+          <w:t>https://doi.org/10.3389/feduc.2023.1320822</w:t>
+        </w:r>
+      </w:hyperlink>
+    </w:p>
+    <w:p>
+      <w:pPr>
+        <w:rPr>
+          <w:lang w:eastAsia="zh-TW"/>
+        </w:rPr>
+      </w:pPr>
+      <w:proofErr w:type="spellStart"/>
+      <w:r>
+        <w:rPr>
+          <w:lang w:eastAsia="zh-TW"/>
+        </w:rPr>
+        <w:t>Hempenstall</w:t>
+      </w:r>
+      <w:proofErr w:type="spellEnd"/>
+      <w:r>
+        <w:rPr>
+          <w:lang w:eastAsia="zh-TW"/>
+        </w:rPr>
+        <w:t xml:space="preserve">, K. (2025). The impact of parental involvement on the education outcomes of their children. </w:t>
+      </w:r>
+      <w:r>
+        <w:rPr>
+          <w:i/>
+          <w:iCs/>
+          <w:lang w:eastAsia="zh-TW"/>
+        </w:rPr>
+        <w:t>National Institute for Direct Instruction</w:t>
+      </w:r>
+      <w:r>
+        <w:rPr>
+          <w:lang w:eastAsia="zh-TW"/>
+        </w:rPr>
+        <w:t xml:space="preserve">. </w:t>
+      </w:r>
+      <w:hyperlink r:id="rId16" w:tgtFrame="_blank" w:history="1">
+        <w:r>
+          <w:rPr>
+            <w:rStyle w:val="Hyperlink"/>
+            <w:lang w:eastAsia="zh-TW"/>
+          </w:rPr>
+          <w:t>https://www.nifdi.org/resources/hempenstall-blog/972-the-impact-of-parental-involvement-on-the-education-outcomes-of-their-children-2025.html</w:t>
+        </w:r>
+      </w:hyperlink>
+    </w:p>
+    <w:p>
+      <w:pPr>
+        <w:rPr>
+          <w:lang w:eastAsia="zh-TW"/>
+        </w:rPr>
+      </w:pPr>
+      <w:r>
+        <w:rPr>
+          <w:lang w:eastAsia="zh-TW"/>
+        </w:rPr>
+        <w:lastRenderedPageBreak/>
+        <w:t xml:space="preserve">Kestin, G., Miller, K., </w:t>
+      </w:r>
+      <w:proofErr w:type="spellStart"/>
+      <w:r>
+        <w:rPr>
+          <w:lang w:eastAsia="zh-TW"/>
+        </w:rPr>
+        <w:t>Klales</w:t>
+      </w:r>
+      <w:proofErr w:type="spellEnd"/>
+      <w:r>
+        <w:rPr>
+          <w:lang w:eastAsia="zh-TW"/>
+        </w:rPr>
+        <w:t xml:space="preserve">, A., Milbourne, T., &amp; Ponti, G. (2025). AI tutoring outperforms in-class active learning: An RCT introducing a novel research-based design in an authentic educational setting. </w:t>
+      </w:r>
+      <w:r>
+        <w:rPr>
+          <w:i/>
+          <w:iCs/>
+          <w:lang w:eastAsia="zh-TW"/>
+        </w:rPr>
+        <w:t>Scientific Reports</w:t>
+      </w:r>
+      <w:r>
+        <w:rPr>
+          <w:lang w:eastAsia="zh-TW"/>
+        </w:rPr>
+        <w:t xml:space="preserve">, </w:t>
+      </w:r>
+      <w:r>
+        <w:rPr>
+          <w:i/>
+          <w:iCs/>
+          <w:lang w:eastAsia="zh-TW"/>
+        </w:rPr>
+        <w:t>15</w:t>
+      </w:r>
+      <w:r>
+        <w:rPr>
+          <w:lang w:eastAsia="zh-TW"/>
+        </w:rPr>
+        <w:t xml:space="preserve">, 17458. </w:t>
+      </w:r>
+      <w:hyperlink r:id="rId17" w:tgtFrame="_blank" w:history="1">
+        <w:r>
+          <w:rPr>
+            <w:rStyle w:val="Hyperlink"/>
+            <w:lang w:eastAsia="zh-TW"/>
+          </w:rPr>
+          <w:t>https://doi.org/10.1038/s41598-025-97652-6</w:t>
+        </w:r>
+      </w:hyperlink>
+    </w:p>
+    <w:p>
+      <w:pPr>
+        <w:rPr>
+          <w:lang w:eastAsia="zh-TW"/>
+        </w:rPr>
+      </w:pPr>
+      <w:r>
+        <w:rPr>
+          <w:lang w:eastAsia="zh-TW"/>
+        </w:rPr>
+        <w:t xml:space="preserve">Paulo, D. A., &amp; Othman, D. (2025, May 23). Teenage students often use AI to do homework, a survey finds. This is the impact on their grades. </w:t>
+      </w:r>
+      <w:r>
+        <w:rPr>
+          <w:i/>
+          <w:iCs/>
+          <w:lang w:eastAsia="zh-TW"/>
+        </w:rPr>
+        <w:t>CNA Insider</w:t>
+      </w:r>
+      <w:r>
+        <w:rPr>
+          <w:lang w:eastAsia="zh-TW"/>
+        </w:rPr>
+        <w:t xml:space="preserve">. </w:t>
+      </w:r>
+      <w:hyperlink r:id="rId18" w:tgtFrame="_blank" w:history="1">
+        <w:r>
+          <w:rPr>
+            <w:rStyle w:val="Hyperlink"/>
+            <w:lang w:eastAsia="zh-TW"/>
+          </w:rPr>
+          <w:t>https://www.channelnewsasia.com/cna-insider/secondary-students-using-artificial-intelligence-ai-homework-grades-singapore-5146911</w:t>
+        </w:r>
+      </w:hyperlink>
+    </w:p>
+    <w:p>
+      <w:pPr>
+        <w:rPr>
+          <w:lang w:eastAsia="zh-TW"/>
+        </w:rPr>
+      </w:pPr>
+      <w:r>
+        <w:rPr>
+          <w:lang w:eastAsia="zh-TW"/>
+        </w:rPr>
+        <w:t xml:space="preserve">Stanford, L. (2023, July 25). Does parent involvement really help students? </w:t>
+      </w:r>
+      <w:proofErr w:type="gramStart"/>
+      <w:r>
+        <w:rPr>
+          <w:lang w:eastAsia="zh-TW"/>
+        </w:rPr>
+        <w:t>Here's</w:t>
+      </w:r>
+      <w:proofErr w:type="gramEnd"/>
+      <w:r>
+        <w:rPr>
+          <w:lang w:eastAsia="zh-TW"/>
+        </w:rPr>
+        <w:t xml:space="preserve"> what the research says. </w:t>
+      </w:r>
+      <w:r>
+        <w:rPr>
+          <w:i/>
+          <w:iCs/>
+          <w:lang w:eastAsia="zh-TW"/>
+        </w:rPr>
+        <w:t>Education Week</w:t>
+      </w:r>
+      <w:r>
+        <w:rPr>
+          <w:lang w:eastAsia="zh-TW"/>
+        </w:rPr>
+        <w:t xml:space="preserve">. </w:t>
+      </w:r>
+      <w:hyperlink r:id="rId19" w:tgtFrame="_blank" w:history="1">
+        <w:r>
+          <w:rPr>
+            <w:rStyle w:val="Hyperlink"/>
+            <w:lang w:eastAsia="zh-TW"/>
+          </w:rPr>
+          <w:t>https://www.edweek.org/leadership/does-parent-involvement-really-help-students-heres-what-the-research-says/2023/07</w:t>
+        </w:r>
+      </w:hyperlink>
     </w:p>
     <w:p>
       <w:pPr>
@@ -2323,6 +7840,96 @@
   </w:num>
   <w:num w:numId="2" w16cid:durableId="1679430859">
     <w:abstractNumId w:val="0"/>
+  </w:num>
+  <w:num w:numId="3" w16cid:durableId="2127308969">
+    <w:abstractNumId w:val="1"/>
+    <w:lvlOverride w:ilvl="0">
+      <w:startOverride w:val="1"/>
+    </w:lvlOverride>
+    <w:lvlOverride w:ilvl="1">
+      <w:startOverride w:val="1"/>
+    </w:lvlOverride>
+    <w:lvlOverride w:ilvl="2">
+      <w:startOverride w:val="1"/>
+    </w:lvlOverride>
+    <w:lvlOverride w:ilvl="3">
+      <w:startOverride w:val="1"/>
+    </w:lvlOverride>
+    <w:lvlOverride w:ilvl="4">
+      <w:startOverride w:val="1"/>
+    </w:lvlOverride>
+    <w:lvlOverride w:ilvl="5">
+      <w:startOverride w:val="1"/>
+    </w:lvlOverride>
+    <w:lvlOverride w:ilvl="6">
+      <w:startOverride w:val="1"/>
+    </w:lvlOverride>
+    <w:lvlOverride w:ilvl="7">
+      <w:startOverride w:val="1"/>
+    </w:lvlOverride>
+    <w:lvlOverride w:ilvl="8">
+      <w:startOverride w:val="1"/>
+    </w:lvlOverride>
+  </w:num>
+  <w:num w:numId="4" w16cid:durableId="615254986">
+    <w:abstractNumId w:val="1"/>
+    <w:lvlOverride w:ilvl="0">
+      <w:startOverride w:val="1"/>
+    </w:lvlOverride>
+    <w:lvlOverride w:ilvl="1">
+      <w:startOverride w:val="1"/>
+    </w:lvlOverride>
+    <w:lvlOverride w:ilvl="2">
+      <w:startOverride w:val="1"/>
+    </w:lvlOverride>
+    <w:lvlOverride w:ilvl="3">
+      <w:startOverride w:val="1"/>
+    </w:lvlOverride>
+    <w:lvlOverride w:ilvl="4">
+      <w:startOverride w:val="1"/>
+    </w:lvlOverride>
+    <w:lvlOverride w:ilvl="5">
+      <w:startOverride w:val="1"/>
+    </w:lvlOverride>
+    <w:lvlOverride w:ilvl="6">
+      <w:startOverride w:val="1"/>
+    </w:lvlOverride>
+    <w:lvlOverride w:ilvl="7">
+      <w:startOverride w:val="1"/>
+    </w:lvlOverride>
+    <w:lvlOverride w:ilvl="8">
+      <w:startOverride w:val="1"/>
+    </w:lvlOverride>
+  </w:num>
+  <w:num w:numId="5" w16cid:durableId="1766536311">
+    <w:abstractNumId w:val="1"/>
+    <w:lvlOverride w:ilvl="0">
+      <w:startOverride w:val="1"/>
+    </w:lvlOverride>
+    <w:lvlOverride w:ilvl="1">
+      <w:startOverride w:val="1"/>
+    </w:lvlOverride>
+    <w:lvlOverride w:ilvl="2">
+      <w:startOverride w:val="1"/>
+    </w:lvlOverride>
+    <w:lvlOverride w:ilvl="3">
+      <w:startOverride w:val="1"/>
+    </w:lvlOverride>
+    <w:lvlOverride w:ilvl="4">
+      <w:startOverride w:val="1"/>
+    </w:lvlOverride>
+    <w:lvlOverride w:ilvl="5">
+      <w:startOverride w:val="1"/>
+    </w:lvlOverride>
+    <w:lvlOverride w:ilvl="6">
+      <w:startOverride w:val="1"/>
+    </w:lvlOverride>
+    <w:lvlOverride w:ilvl="7">
+      <w:startOverride w:val="1"/>
+    </w:lvlOverride>
+    <w:lvlOverride w:ilvl="8">
+      <w:startOverride w:val="1"/>
+    </w:lvlOverride>
   </w:num>
 </w:numbering>
 </file>
@@ -2774,7 +8381,7 @@
     <w:uiPriority w:val="9"/>
     <w:unhideWhenUsed/>
     <w:qFormat/>
-    <w:rsid w:val="0094616F"/>
+    <w:rsid w:val="006642B5"/>
     <w:pPr>
       <w:keepNext/>
       <w:keepLines/>
@@ -2787,10 +8394,10 @@
       <w:outlineLvl w:val="1"/>
     </w:pPr>
     <w:rPr>
-      <w:rFonts w:asciiTheme="majorHAnsi" w:eastAsiaTheme="majorEastAsia" w:hAnsiTheme="majorHAnsi" w:cstheme="majorBidi"/>
+      <w:rFonts w:asciiTheme="majorHAnsi" w:hAnsiTheme="majorHAnsi" w:cstheme="majorBidi"/>
       <w:color w:val="2F5496" w:themeColor="accent1" w:themeShade="BF"/>
       <w:kern w:val="2"/>
-      <w:sz w:val="40"/>
+      <w:sz w:val="32"/>
       <w:szCs w:val="40"/>
       <w:lang w:eastAsia="zh-TW"/>
       <w14:ligatures w14:val="standardContextual"/>
@@ -3023,11 +8630,11 @@
     <w:basedOn w:val="DefaultParagraphFont"/>
     <w:link w:val="Heading2"/>
     <w:uiPriority w:val="9"/>
-    <w:rsid w:val="0094616F"/>
+    <w:rsid w:val="006642B5"/>
     <w:rPr>
-      <w:rFonts w:asciiTheme="majorHAnsi" w:eastAsiaTheme="majorEastAsia" w:hAnsiTheme="majorHAnsi" w:cstheme="majorBidi"/>
+      <w:rFonts w:asciiTheme="majorHAnsi" w:eastAsia="Arial" w:hAnsiTheme="majorHAnsi" w:cstheme="majorBidi"/>
       <w:color w:val="2F5496" w:themeColor="accent1" w:themeShade="BF"/>
-      <w:sz w:val="40"/>
+      <w:sz w:val="32"/>
       <w:szCs w:val="40"/>
     </w:rPr>
   </w:style>
@@ -3466,6 +9073,18 @@
       <w:ind w:leftChars="200" w:left="480"/>
     </w:pPr>
   </w:style>
+  <w:style w:type="character" w:styleId="UnresolvedMention">
+    <w:name w:val="Unresolved Mention"/>
+    <w:basedOn w:val="DefaultParagraphFont"/>
+    <w:uiPriority w:val="99"/>
+    <w:semiHidden/>
+    <w:unhideWhenUsed/>
+    <w:rsid w:val="00C10DDA"/>
+    <w:rPr>
+      <w:color w:val="605E5C"/>
+      <w:shd w:val="clear" w:color="auto" w:fill="E1DFDD"/>
+    </w:rPr>
+  </w:style>
 </w:styles>
 </file>
 
